--- a/templates/plananual/DPCC 1° A 5°/DPCC 2° - PROGRAMACIÓN CURRICULAR ANUAL.docx
+++ b/templates/plananual/DPCC 1° A 5°/DPCC 2° - PROGRAMACIÓN CURRICULAR ANUAL.docx
@@ -10225,7 +10225,7 @@
     <w:tbl>
       <w:tblPr>
         <w:tblStyle w:val="Tablaconcuadrcula"/>
-        <w:tblW w:w="14850" w:type="dxa"/>
+        <w:tblW w:w="14851" w:type="dxa"/>
         <w:jc w:val="center"/>
         <w:tblBorders>
           <w:top w:val="double" w:sz="4" w:space="0" w:color="47D459" w:themeColor="accent3" w:themeTint="99"/>
@@ -10239,7 +10239,7 @@
         <w:tblLook w:val="04A0" w:firstRow="1" w:lastRow="0" w:firstColumn="1" w:lastColumn="0" w:noHBand="0" w:noVBand="1"/>
       </w:tblPr>
       <w:tblGrid>
-        <w:gridCol w:w="874"/>
+        <w:gridCol w:w="875"/>
         <w:gridCol w:w="1095"/>
         <w:gridCol w:w="1726"/>
         <w:gridCol w:w="6169"/>
@@ -10255,32 +10255,27 @@
         <w:tc>
           <w:tcPr>
             <w:tcW w:w="875" w:type="dxa"/>
-            <w:tcBorders>
-              <w:top w:val="double" w:sz="4" w:space="0" w:color="47D459" w:themeColor="accent3" w:themeTint="99"/>
-              <w:left w:val="double" w:sz="4" w:space="0" w:color="47D459" w:themeColor="accent3" w:themeTint="99"/>
-              <w:bottom w:val="double" w:sz="4" w:space="0" w:color="47D459" w:themeColor="accent3" w:themeTint="99"/>
-              <w:right w:val="double" w:sz="4" w:space="0" w:color="47D459" w:themeColor="accent3" w:themeTint="99"/>
-            </w:tcBorders>
             <w:shd w:val="clear" w:color="auto" w:fill="C1F0C7" w:themeFill="accent3" w:themeFillTint="33"/>
             <w:vAlign w:val="center"/>
-            <w:hideMark/>
-          </w:tcPr>
-          <w:p>
-            <w:pPr>
-              <w:spacing w:after="160" w:line="276" w:lineRule="auto"/>
-              <w:ind w:right="-455"/>
-              <w:rPr>
-                <w:rFonts w:ascii="Arial Nova Cond Light" w:hAnsi="Arial Nova Cond Light" w:cs="Times New Roman"/>
-                <w:b/>
-                <w:bCs/>
-                <w:color w:val="000000" w:themeColor="text1"/>
-                <w:sz w:val="20"/>
-                <w:szCs w:val="20"/>
-              </w:rPr>
-            </w:pPr>
-            <w:r>
-              <w:rPr>
-                <w:rFonts w:ascii="Arial Nova Cond Light" w:hAnsi="Arial Nova Cond Light" w:cs="Times New Roman"/>
+          </w:tcPr>
+          <w:p>
+            <w:pPr>
+              <w:pStyle w:val="Prrafodelista"/>
+              <w:ind w:left="0"/>
+              <w:jc w:val="center"/>
+              <w:rPr>
+                <w:rFonts w:ascii="Arial Nova Cond" w:hAnsi="Arial Nova Cond" w:cs="Times New Roman"/>
+                <w:b/>
+                <w:bCs/>
+                <w:color w:val="000000" w:themeColor="text1"/>
+                <w:sz w:val="20"/>
+                <w:szCs w:val="20"/>
+              </w:rPr>
+            </w:pPr>
+            <w:bookmarkStart w:id="1" w:name="_Hlk227075175"/>
+            <w:r>
+              <w:rPr>
+                <w:rFonts w:ascii="Arial Nova Cond" w:hAnsi="Arial Nova Cond" w:cs="Times New Roman"/>
                 <w:b/>
                 <w:bCs/>
                 <w:color w:val="000000" w:themeColor="text1"/>
@@ -10294,32 +10289,26 @@
         <w:tc>
           <w:tcPr>
             <w:tcW w:w="1095" w:type="dxa"/>
-            <w:tcBorders>
-              <w:top w:val="double" w:sz="4" w:space="0" w:color="47D459" w:themeColor="accent3" w:themeTint="99"/>
-              <w:left w:val="double" w:sz="4" w:space="0" w:color="47D459" w:themeColor="accent3" w:themeTint="99"/>
-              <w:bottom w:val="double" w:sz="4" w:space="0" w:color="47D459" w:themeColor="accent3" w:themeTint="99"/>
-              <w:right w:val="double" w:sz="4" w:space="0" w:color="47D459" w:themeColor="accent3" w:themeTint="99"/>
-            </w:tcBorders>
             <w:shd w:val="clear" w:color="auto" w:fill="C1F0C7" w:themeFill="accent3" w:themeFillTint="33"/>
             <w:vAlign w:val="center"/>
-            <w:hideMark/>
-          </w:tcPr>
-          <w:p>
-            <w:pPr>
-              <w:spacing w:after="160" w:line="276" w:lineRule="auto"/>
-              <w:ind w:right="-455"/>
-              <w:rPr>
-                <w:rFonts w:ascii="Arial Nova Cond Light" w:hAnsi="Arial Nova Cond Light" w:cs="Times New Roman"/>
-                <w:b/>
-                <w:bCs/>
-                <w:color w:val="000000" w:themeColor="text1"/>
-                <w:sz w:val="20"/>
-                <w:szCs w:val="20"/>
-              </w:rPr>
-            </w:pPr>
-            <w:r>
-              <w:rPr>
-                <w:rFonts w:ascii="Arial Nova Cond Light" w:hAnsi="Arial Nova Cond Light" w:cs="Times New Roman"/>
+          </w:tcPr>
+          <w:p>
+            <w:pPr>
+              <w:pStyle w:val="Prrafodelista"/>
+              <w:ind w:left="0"/>
+              <w:jc w:val="center"/>
+              <w:rPr>
+                <w:rFonts w:ascii="Arial Nova Cond" w:hAnsi="Arial Nova Cond" w:cs="Times New Roman"/>
+                <w:b/>
+                <w:bCs/>
+                <w:color w:val="000000" w:themeColor="text1"/>
+                <w:sz w:val="20"/>
+                <w:szCs w:val="20"/>
+              </w:rPr>
+            </w:pPr>
+            <w:r>
+              <w:rPr>
+                <w:rFonts w:ascii="Arial Nova Cond" w:hAnsi="Arial Nova Cond" w:cs="Times New Roman"/>
                 <w:b/>
                 <w:bCs/>
                 <w:color w:val="000000" w:themeColor="text1"/>
@@ -10333,32 +10322,26 @@
         <w:tc>
           <w:tcPr>
             <w:tcW w:w="1726" w:type="dxa"/>
-            <w:tcBorders>
-              <w:top w:val="double" w:sz="4" w:space="0" w:color="47D459" w:themeColor="accent3" w:themeTint="99"/>
-              <w:left w:val="double" w:sz="4" w:space="0" w:color="47D459" w:themeColor="accent3" w:themeTint="99"/>
-              <w:bottom w:val="double" w:sz="4" w:space="0" w:color="47D459" w:themeColor="accent3" w:themeTint="99"/>
-              <w:right w:val="double" w:sz="4" w:space="0" w:color="47D459" w:themeColor="accent3" w:themeTint="99"/>
-            </w:tcBorders>
             <w:shd w:val="clear" w:color="auto" w:fill="C1F0C7" w:themeFill="accent3" w:themeFillTint="33"/>
             <w:vAlign w:val="center"/>
-            <w:hideMark/>
-          </w:tcPr>
-          <w:p>
-            <w:pPr>
-              <w:spacing w:after="160" w:line="276" w:lineRule="auto"/>
-              <w:ind w:right="-455"/>
-              <w:rPr>
-                <w:rFonts w:ascii="Arial Nova Cond Light" w:hAnsi="Arial Nova Cond Light" w:cs="Times New Roman"/>
-                <w:b/>
-                <w:bCs/>
-                <w:color w:val="000000" w:themeColor="text1"/>
-                <w:sz w:val="20"/>
-                <w:szCs w:val="20"/>
-              </w:rPr>
-            </w:pPr>
-            <w:r>
-              <w:rPr>
-                <w:rFonts w:ascii="Arial Nova Cond Light" w:hAnsi="Arial Nova Cond Light" w:cs="Times New Roman"/>
+          </w:tcPr>
+          <w:p>
+            <w:pPr>
+              <w:pStyle w:val="Prrafodelista"/>
+              <w:ind w:left="0"/>
+              <w:jc w:val="center"/>
+              <w:rPr>
+                <w:rFonts w:ascii="Arial Nova Cond" w:hAnsi="Arial Nova Cond" w:cs="Times New Roman"/>
+                <w:b/>
+                <w:bCs/>
+                <w:color w:val="000000" w:themeColor="text1"/>
+                <w:sz w:val="20"/>
+                <w:szCs w:val="20"/>
+              </w:rPr>
+            </w:pPr>
+            <w:r>
+              <w:rPr>
+                <w:rFonts w:ascii="Arial Nova Cond" w:hAnsi="Arial Nova Cond" w:cs="Times New Roman"/>
                 <w:b/>
                 <w:bCs/>
                 <w:color w:val="000000" w:themeColor="text1"/>
@@ -10372,110 +10355,147 @@
         <w:tc>
           <w:tcPr>
             <w:tcW w:w="6169" w:type="dxa"/>
-            <w:tcBorders>
-              <w:top w:val="double" w:sz="4" w:space="0" w:color="47D459" w:themeColor="accent3" w:themeTint="99"/>
-              <w:left w:val="double" w:sz="4" w:space="0" w:color="47D459" w:themeColor="accent3" w:themeTint="99"/>
-              <w:bottom w:val="double" w:sz="4" w:space="0" w:color="47D459" w:themeColor="accent3" w:themeTint="99"/>
-              <w:right w:val="double" w:sz="4" w:space="0" w:color="47D459" w:themeColor="accent3" w:themeTint="99"/>
-            </w:tcBorders>
             <w:shd w:val="clear" w:color="auto" w:fill="C1F0C7" w:themeFill="accent3" w:themeFillTint="33"/>
             <w:vAlign w:val="center"/>
-            <w:hideMark/>
-          </w:tcPr>
-          <w:p>
-            <w:pPr>
-              <w:spacing w:after="160" w:line="276" w:lineRule="auto"/>
-              <w:ind w:right="-455"/>
-              <w:rPr>
-                <w:rFonts w:ascii="Arial Nova Cond Light" w:hAnsi="Arial Nova Cond Light" w:cs="Times New Roman"/>
-                <w:b/>
-                <w:bCs/>
-                <w:color w:val="000000" w:themeColor="text1"/>
-                <w:sz w:val="20"/>
-                <w:szCs w:val="20"/>
-              </w:rPr>
-            </w:pPr>
-            <w:r>
-              <w:rPr>
-                <w:rFonts w:ascii="Arial Nova Cond Light" w:hAnsi="Arial Nova Cond Light" w:cs="Times New Roman"/>
-                <w:b/>
-                <w:bCs/>
-                <w:color w:val="000000" w:themeColor="text1"/>
-                <w:sz w:val="20"/>
-                <w:szCs w:val="20"/>
-              </w:rPr>
-              <w:t>SITUACIÓN SIGNIFICATIVA</w:t>
+          </w:tcPr>
+          <w:p>
+            <w:pPr>
+              <w:pStyle w:val="Prrafodelista"/>
+              <w:ind w:left="0"/>
+              <w:jc w:val="center"/>
+              <w:rPr>
+                <w:rFonts w:ascii="Arial Nova Cond" w:hAnsi="Arial Nova Cond" w:cs="Times New Roman"/>
+                <w:b/>
+                <w:bCs/>
+                <w:color w:val="000000" w:themeColor="text1"/>
+                <w:sz w:val="20"/>
+                <w:szCs w:val="20"/>
+              </w:rPr>
+            </w:pPr>
+            <w:r>
+              <w:rPr>
+                <w:rFonts w:ascii="Arial Nova Cond" w:hAnsi="Arial Nova Cond" w:cs="Times New Roman"/>
+                <w:b/>
+                <w:bCs/>
+                <w:color w:val="000000" w:themeColor="text1"/>
+                <w:sz w:val="20"/>
+                <w:szCs w:val="20"/>
+              </w:rPr>
+              <w:t>SITUACIÓN SIGNIF</w:t>
+            </w:r>
+            <w:r>
+              <w:rPr>
+                <w:rFonts w:ascii="Arial Nova Cond" w:hAnsi="Arial Nova Cond" w:cs="Times New Roman"/>
+                <w:b/>
+                <w:bCs/>
+                <w:color w:val="000000" w:themeColor="text1"/>
+                <w:sz w:val="20"/>
+                <w:szCs w:val="20"/>
+              </w:rPr>
+              <w:t>I</w:t>
+            </w:r>
+            <w:r>
+              <w:rPr>
+                <w:rFonts w:ascii="Arial Nova Cond" w:hAnsi="Arial Nova Cond" w:cs="Times New Roman"/>
+                <w:b/>
+                <w:bCs/>
+                <w:color w:val="000000" w:themeColor="text1"/>
+                <w:sz w:val="20"/>
+                <w:szCs w:val="20"/>
+              </w:rPr>
+              <w:t>CATIVA</w:t>
             </w:r>
           </w:p>
         </w:tc>
         <w:tc>
           <w:tcPr>
             <w:tcW w:w="2015" w:type="dxa"/>
-            <w:tcBorders>
-              <w:top w:val="double" w:sz="4" w:space="0" w:color="47D459" w:themeColor="accent3" w:themeTint="99"/>
-              <w:left w:val="double" w:sz="4" w:space="0" w:color="47D459" w:themeColor="accent3" w:themeTint="99"/>
-              <w:bottom w:val="double" w:sz="4" w:space="0" w:color="47D459" w:themeColor="accent3" w:themeTint="99"/>
-              <w:right w:val="double" w:sz="4" w:space="0" w:color="47D459" w:themeColor="accent3" w:themeTint="99"/>
-            </w:tcBorders>
             <w:shd w:val="clear" w:color="auto" w:fill="C1F0C7" w:themeFill="accent3" w:themeFillTint="33"/>
             <w:vAlign w:val="center"/>
-            <w:hideMark/>
-          </w:tcPr>
-          <w:p>
-            <w:pPr>
-              <w:spacing w:after="160" w:line="276" w:lineRule="auto"/>
-              <w:ind w:right="-455"/>
-              <w:rPr>
-                <w:rFonts w:ascii="Arial Nova Cond Light" w:hAnsi="Arial Nova Cond Light" w:cs="Times New Roman"/>
-                <w:b/>
-                <w:bCs/>
-                <w:color w:val="000000" w:themeColor="text1"/>
-                <w:sz w:val="20"/>
-                <w:szCs w:val="20"/>
-              </w:rPr>
-            </w:pPr>
-            <w:r>
-              <w:rPr>
-                <w:rFonts w:ascii="Arial Nova Cond Light" w:hAnsi="Arial Nova Cond Light" w:cs="Times New Roman"/>
-                <w:b/>
-                <w:bCs/>
-                <w:color w:val="000000" w:themeColor="text1"/>
-                <w:sz w:val="20"/>
-                <w:szCs w:val="20"/>
-              </w:rPr>
-              <w:t>TÍTULO DE LA UNIDAD DIDÁCTICA.</w:t>
+          </w:tcPr>
+          <w:p>
+            <w:pPr>
+              <w:pStyle w:val="Prrafodelista"/>
+              <w:ind w:left="0"/>
+              <w:jc w:val="center"/>
+              <w:rPr>
+                <w:rFonts w:ascii="Arial Nova Cond" w:hAnsi="Arial Nova Cond" w:cs="Times New Roman"/>
+                <w:b/>
+                <w:bCs/>
+                <w:color w:val="000000" w:themeColor="text1"/>
+                <w:sz w:val="20"/>
+                <w:szCs w:val="20"/>
+              </w:rPr>
+            </w:pPr>
+            <w:r>
+              <w:rPr>
+                <w:rFonts w:ascii="Arial Nova Cond" w:hAnsi="Arial Nova Cond" w:cs="Times New Roman"/>
+                <w:b/>
+                <w:bCs/>
+                <w:color w:val="000000" w:themeColor="text1"/>
+                <w:sz w:val="20"/>
+                <w:szCs w:val="20"/>
+              </w:rPr>
+              <w:t>TÍTULO DE LA UNIDAD DID</w:t>
+            </w:r>
+            <w:r>
+              <w:rPr>
+                <w:rFonts w:ascii="Arial Nova Cond" w:hAnsi="Arial Nova Cond" w:cs="Times New Roman"/>
+                <w:b/>
+                <w:bCs/>
+                <w:color w:val="000000" w:themeColor="text1"/>
+                <w:sz w:val="20"/>
+                <w:szCs w:val="20"/>
+              </w:rPr>
+              <w:t>Á</w:t>
+            </w:r>
+            <w:r>
+              <w:rPr>
+                <w:rFonts w:ascii="Arial Nova Cond" w:hAnsi="Arial Nova Cond" w:cs="Times New Roman"/>
+                <w:b/>
+                <w:bCs/>
+                <w:color w:val="000000" w:themeColor="text1"/>
+                <w:sz w:val="20"/>
+                <w:szCs w:val="20"/>
+              </w:rPr>
+              <w:t>CTICA</w:t>
+            </w:r>
+            <w:r>
+              <w:rPr>
+                <w:rFonts w:ascii="Arial Nova Cond" w:hAnsi="Arial Nova Cond" w:cs="Times New Roman"/>
+                <w:b/>
+                <w:bCs/>
+                <w:color w:val="000000" w:themeColor="text1"/>
+                <w:sz w:val="20"/>
+                <w:szCs w:val="20"/>
+              </w:rPr>
+              <w:t>.</w:t>
             </w:r>
           </w:p>
         </w:tc>
         <w:tc>
           <w:tcPr>
             <w:tcW w:w="1634" w:type="dxa"/>
-            <w:tcBorders>
-              <w:top w:val="double" w:sz="4" w:space="0" w:color="47D459" w:themeColor="accent3" w:themeTint="99"/>
-              <w:left w:val="double" w:sz="4" w:space="0" w:color="47D459" w:themeColor="accent3" w:themeTint="99"/>
-              <w:bottom w:val="double" w:sz="4" w:space="0" w:color="47D459" w:themeColor="accent3" w:themeTint="99"/>
-              <w:right w:val="double" w:sz="4" w:space="0" w:color="47D459" w:themeColor="accent3" w:themeTint="99"/>
-            </w:tcBorders>
             <w:shd w:val="clear" w:color="auto" w:fill="C1F0C7" w:themeFill="accent3" w:themeFillTint="33"/>
             <w:vAlign w:val="center"/>
-            <w:hideMark/>
-          </w:tcPr>
-          <w:p>
-            <w:pPr>
-              <w:spacing w:after="160" w:line="276" w:lineRule="auto"/>
-              <w:ind w:right="-455"/>
-              <w:rPr>
-                <w:rFonts w:ascii="Arial Nova Cond Light" w:hAnsi="Arial Nova Cond Light" w:cs="Times New Roman"/>
-                <w:b/>
-                <w:bCs/>
-                <w:color w:val="000000" w:themeColor="text1"/>
-                <w:sz w:val="20"/>
-                <w:szCs w:val="20"/>
-              </w:rPr>
-            </w:pPr>
-            <w:r>
-              <w:rPr>
-                <w:rFonts w:ascii="Arial Nova Cond Light" w:hAnsi="Arial Nova Cond Light" w:cs="Times New Roman"/>
+          </w:tcPr>
+          <w:p>
+            <w:pPr>
+              <w:pStyle w:val="Prrafodelista"/>
+              <w:ind w:left="0"/>
+              <w:jc w:val="center"/>
+              <w:rPr>
+                <w:rFonts w:ascii="Arial Nova Cond" w:hAnsi="Arial Nova Cond" w:cs="Times New Roman"/>
+                <w:b/>
+                <w:bCs/>
+                <w:color w:val="000000" w:themeColor="text1"/>
+                <w:sz w:val="20"/>
+                <w:szCs w:val="20"/>
+              </w:rPr>
+            </w:pPr>
+            <w:r>
+              <w:rPr>
+                <w:rFonts w:ascii="Arial Nova Cond" w:hAnsi="Arial Nova Cond" w:cs="Times New Roman"/>
                 <w:b/>
                 <w:bCs/>
                 <w:color w:val="000000" w:themeColor="text1"/>
@@ -10489,32 +10509,26 @@
         <w:tc>
           <w:tcPr>
             <w:tcW w:w="1337" w:type="dxa"/>
-            <w:tcBorders>
-              <w:top w:val="double" w:sz="4" w:space="0" w:color="47D459" w:themeColor="accent3" w:themeTint="99"/>
-              <w:left w:val="double" w:sz="4" w:space="0" w:color="47D459" w:themeColor="accent3" w:themeTint="99"/>
-              <w:bottom w:val="double" w:sz="4" w:space="0" w:color="47D459" w:themeColor="accent3" w:themeTint="99"/>
-              <w:right w:val="double" w:sz="4" w:space="0" w:color="47D459" w:themeColor="accent3" w:themeTint="99"/>
-            </w:tcBorders>
             <w:shd w:val="clear" w:color="auto" w:fill="C1F0C7" w:themeFill="accent3" w:themeFillTint="33"/>
             <w:vAlign w:val="center"/>
-            <w:hideMark/>
-          </w:tcPr>
-          <w:p>
-            <w:pPr>
-              <w:spacing w:after="160" w:line="276" w:lineRule="auto"/>
-              <w:ind w:right="-455"/>
-              <w:rPr>
-                <w:rFonts w:ascii="Arial Nova Cond Light" w:hAnsi="Arial Nova Cond Light" w:cs="Times New Roman"/>
-                <w:b/>
-                <w:bCs/>
-                <w:color w:val="000000" w:themeColor="text1"/>
-                <w:sz w:val="20"/>
-                <w:szCs w:val="20"/>
-              </w:rPr>
-            </w:pPr>
-            <w:r>
-              <w:rPr>
-                <w:rFonts w:ascii="Arial Nova Cond Light" w:hAnsi="Arial Nova Cond Light" w:cs="Times New Roman"/>
+          </w:tcPr>
+          <w:p>
+            <w:pPr>
+              <w:pStyle w:val="Prrafodelista"/>
+              <w:ind w:left="0"/>
+              <w:jc w:val="center"/>
+              <w:rPr>
+                <w:rFonts w:ascii="Arial Nova Cond" w:hAnsi="Arial Nova Cond" w:cs="Times New Roman"/>
+                <w:b/>
+                <w:bCs/>
+                <w:color w:val="000000" w:themeColor="text1"/>
+                <w:sz w:val="20"/>
+                <w:szCs w:val="20"/>
+              </w:rPr>
+            </w:pPr>
+            <w:r>
+              <w:rPr>
+                <w:rFonts w:ascii="Arial Nova Cond" w:hAnsi="Arial Nova Cond" w:cs="Times New Roman"/>
                 <w:b/>
                 <w:bCs/>
                 <w:color w:val="000000" w:themeColor="text1"/>
@@ -10535,24 +10549,23 @@
           <w:tcPr>
             <w:tcW w:w="875" w:type="dxa"/>
             <w:vMerge w:val="restart"/>
-            <w:tcBorders>
-              <w:top w:val="double" w:sz="4" w:space="0" w:color="47D459" w:themeColor="accent3" w:themeTint="99"/>
-              <w:left w:val="double" w:sz="4" w:space="0" w:color="47D459" w:themeColor="accent3" w:themeTint="99"/>
-              <w:bottom w:val="double" w:sz="4" w:space="0" w:color="47D459" w:themeColor="accent3" w:themeTint="99"/>
-              <w:right w:val="double" w:sz="4" w:space="0" w:color="47D459" w:themeColor="accent3" w:themeTint="99"/>
-            </w:tcBorders>
-            <w:vAlign w:val="center"/>
-            <w:hideMark/>
-          </w:tcPr>
-          <w:p>
-            <w:pPr>
-              <w:spacing w:after="160" w:line="276" w:lineRule="auto"/>
-              <w:ind w:right="-455"/>
-              <w:rPr>
-                <w:rFonts w:ascii="Arial Nova Cond Light" w:hAnsi="Arial Nova Cond Light" w:cs="Times New Roman"/>
-                <w:b/>
-                <w:bCs/>
-                <w:color w:val="000000" w:themeColor="text1"/>
+            <w:vAlign w:val="center"/>
+          </w:tcPr>
+          <w:p>
+            <w:pPr>
+              <w:pStyle w:val="Prrafodelista"/>
+              <w:tabs>
+                <w:tab w:val="left" w:pos="0"/>
+                <w:tab w:val="left" w:pos="142"/>
+                <w:tab w:val="left" w:pos="284"/>
+              </w:tabs>
+              <w:spacing w:line="276" w:lineRule="auto"/>
+              <w:ind w:left="0"/>
+              <w:jc w:val="center"/>
+              <w:rPr>
+                <w:rFonts w:ascii="Arial Nova Cond" w:eastAsia="Calibri" w:hAnsi="Arial Nova Cond" w:cs="Times New Roman"/>
+                <w:b/>
+                <w:bCs/>
                 <w:sz w:val="20"/>
                 <w:szCs w:val="20"/>
                 <w:lang w:val="es-ES_tradnl"/>
@@ -10560,10 +10573,9 @@
             </w:pPr>
             <w:r>
               <w:rPr>
-                <w:rFonts w:ascii="Arial Nova Cond Light" w:hAnsi="Arial Nova Cond Light" w:cs="Times New Roman"/>
-                <w:b/>
-                <w:bCs/>
-                <w:color w:val="000000" w:themeColor="text1"/>
+                <w:rFonts w:ascii="Arial Nova Cond" w:eastAsia="Calibri" w:hAnsi="Arial Nova Cond" w:cs="Times New Roman"/>
+                <w:b/>
+                <w:bCs/>
                 <w:sz w:val="20"/>
                 <w:szCs w:val="20"/>
                 <w:lang w:val="es-ES_tradnl"/>
@@ -10575,24 +10587,23 @@
         <w:tc>
           <w:tcPr>
             <w:tcW w:w="1095" w:type="dxa"/>
-            <w:tcBorders>
-              <w:top w:val="double" w:sz="4" w:space="0" w:color="47D459" w:themeColor="accent3" w:themeTint="99"/>
-              <w:left w:val="double" w:sz="4" w:space="0" w:color="47D459" w:themeColor="accent3" w:themeTint="99"/>
-              <w:bottom w:val="double" w:sz="4" w:space="0" w:color="47D459" w:themeColor="accent3" w:themeTint="99"/>
-              <w:right w:val="double" w:sz="4" w:space="0" w:color="47D459" w:themeColor="accent3" w:themeTint="99"/>
-            </w:tcBorders>
-            <w:vAlign w:val="center"/>
-            <w:hideMark/>
-          </w:tcPr>
-          <w:p>
-            <w:pPr>
-              <w:spacing w:after="160" w:line="276" w:lineRule="auto"/>
-              <w:ind w:right="-455"/>
-              <w:rPr>
-                <w:rFonts w:ascii="Arial Nova Cond Light" w:hAnsi="Arial Nova Cond Light" w:cs="Times New Roman"/>
-                <w:b/>
-                <w:bCs/>
-                <w:color w:val="000000" w:themeColor="text1"/>
+            <w:vAlign w:val="center"/>
+          </w:tcPr>
+          <w:p>
+            <w:pPr>
+              <w:pStyle w:val="Prrafodelista"/>
+              <w:tabs>
+                <w:tab w:val="left" w:pos="0"/>
+                <w:tab w:val="left" w:pos="142"/>
+                <w:tab w:val="left" w:pos="284"/>
+              </w:tabs>
+              <w:spacing w:line="276" w:lineRule="auto"/>
+              <w:ind w:left="0"/>
+              <w:jc w:val="center"/>
+              <w:rPr>
+                <w:rFonts w:ascii="Arial Nova Cond" w:eastAsia="Calibri" w:hAnsi="Arial Nova Cond" w:cs="Times New Roman"/>
+                <w:b/>
+                <w:bCs/>
                 <w:sz w:val="20"/>
                 <w:szCs w:val="20"/>
                 <w:lang w:val="es-ES_tradnl"/>
@@ -10600,10 +10611,9 @@
             </w:pPr>
             <w:r>
               <w:rPr>
-                <w:rFonts w:ascii="Arial Nova Cond Light" w:hAnsi="Arial Nova Cond Light" w:cs="Times New Roman"/>
-                <w:b/>
-                <w:bCs/>
-                <w:color w:val="000000" w:themeColor="text1"/>
+                <w:rFonts w:ascii="Arial Nova Cond" w:eastAsia="Calibri" w:hAnsi="Arial Nova Cond" w:cs="Times New Roman"/>
+                <w:b/>
+                <w:bCs/>
                 <w:sz w:val="20"/>
                 <w:szCs w:val="20"/>
                 <w:lang w:val="es-ES_tradnl"/>
@@ -10615,24 +10625,21 @@
         <w:tc>
           <w:tcPr>
             <w:tcW w:w="1726" w:type="dxa"/>
-            <w:tcBorders>
-              <w:top w:val="double" w:sz="4" w:space="0" w:color="47D459" w:themeColor="accent3" w:themeTint="99"/>
-              <w:left w:val="double" w:sz="4" w:space="0" w:color="47D459" w:themeColor="accent3" w:themeTint="99"/>
-              <w:bottom w:val="double" w:sz="4" w:space="0" w:color="47D459" w:themeColor="accent3" w:themeTint="99"/>
-              <w:right w:val="double" w:sz="4" w:space="0" w:color="47D459" w:themeColor="accent3" w:themeTint="99"/>
-            </w:tcBorders>
-            <w:vAlign w:val="center"/>
-            <w:hideMark/>
-          </w:tcPr>
-          <w:p>
-            <w:pPr>
-              <w:spacing w:after="160" w:line="276" w:lineRule="auto"/>
-              <w:ind w:right="-455"/>
-              <w:rPr>
-                <w:rFonts w:ascii="Arial Nova Cond Light" w:hAnsi="Arial Nova Cond Light" w:cs="Times New Roman"/>
-                <w:b/>
-                <w:bCs/>
-                <w:color w:val="000000" w:themeColor="text1"/>
+            <w:vAlign w:val="center"/>
+          </w:tcPr>
+          <w:p>
+            <w:pPr>
+              <w:pStyle w:val="Prrafodelista"/>
+              <w:tabs>
+                <w:tab w:val="left" w:pos="0"/>
+                <w:tab w:val="left" w:pos="142"/>
+                <w:tab w:val="left" w:pos="284"/>
+              </w:tabs>
+              <w:spacing w:line="276" w:lineRule="auto"/>
+              <w:ind w:left="0"/>
+              <w:jc w:val="both"/>
+              <w:rPr>
+                <w:rFonts w:ascii="Arial Nova Cond" w:eastAsia="Calibri" w:hAnsi="Arial Nova Cond" w:cs="Times New Roman"/>
                 <w:sz w:val="20"/>
                 <w:szCs w:val="20"/>
                 <w:lang w:val="es-ES_tradnl"/>
@@ -10640,10 +10647,7 @@
             </w:pPr>
             <w:r>
               <w:rPr>
-                <w:rFonts w:ascii="Arial Nova Cond Light" w:hAnsi="Arial Nova Cond Light" w:cs="Times New Roman"/>
-                <w:b/>
-                <w:bCs/>
-                <w:color w:val="000000" w:themeColor="text1"/>
+                <w:rFonts w:ascii="Arial Nova Cond" w:eastAsia="Calibri" w:hAnsi="Arial Nova Cond" w:cs="Times New Roman"/>
                 <w:sz w:val="20"/>
                 <w:szCs w:val="20"/>
                 <w:lang w:val="es-ES_tradnl"/>
@@ -10655,24 +10659,21 @@
         <w:tc>
           <w:tcPr>
             <w:tcW w:w="6169" w:type="dxa"/>
-            <w:tcBorders>
-              <w:top w:val="double" w:sz="4" w:space="0" w:color="47D459" w:themeColor="accent3" w:themeTint="99"/>
-              <w:left w:val="double" w:sz="4" w:space="0" w:color="47D459" w:themeColor="accent3" w:themeTint="99"/>
-              <w:bottom w:val="double" w:sz="4" w:space="0" w:color="47D459" w:themeColor="accent3" w:themeTint="99"/>
-              <w:right w:val="double" w:sz="4" w:space="0" w:color="47D459" w:themeColor="accent3" w:themeTint="99"/>
-            </w:tcBorders>
-            <w:vAlign w:val="center"/>
-            <w:hideMark/>
-          </w:tcPr>
-          <w:p>
-            <w:pPr>
-              <w:spacing w:after="160" w:line="276" w:lineRule="auto"/>
-              <w:ind w:right="-455"/>
-              <w:rPr>
-                <w:rFonts w:ascii="Arial Nova Cond Light" w:hAnsi="Arial Nova Cond Light" w:cs="Times New Roman"/>
-                <w:b/>
-                <w:bCs/>
-                <w:color w:val="000000" w:themeColor="text1"/>
+            <w:vAlign w:val="center"/>
+          </w:tcPr>
+          <w:p>
+            <w:pPr>
+              <w:pStyle w:val="Prrafodelista"/>
+              <w:tabs>
+                <w:tab w:val="left" w:pos="0"/>
+                <w:tab w:val="left" w:pos="142"/>
+                <w:tab w:val="left" w:pos="284"/>
+              </w:tabs>
+              <w:spacing w:line="276" w:lineRule="auto"/>
+              <w:ind w:left="0"/>
+              <w:jc w:val="both"/>
+              <w:rPr>
+                <w:rFonts w:ascii="Arial Nova Cond" w:eastAsia="Calibri" w:hAnsi="Arial Nova Cond" w:cs="Times New Roman"/>
                 <w:sz w:val="20"/>
                 <w:szCs w:val="20"/>
                 <w:lang w:val="es-ES_tradnl"/>
@@ -10680,10 +10681,7 @@
             </w:pPr>
             <w:r>
               <w:rPr>
-                <w:rFonts w:ascii="Arial Nova Cond Light" w:hAnsi="Arial Nova Cond Light" w:cs="Times New Roman"/>
-                <w:b/>
-                <w:bCs/>
-                <w:color w:val="000000" w:themeColor="text1"/>
+                <w:rFonts w:ascii="Arial Nova Cond" w:eastAsia="Calibri" w:hAnsi="Arial Nova Cond" w:cs="Times New Roman"/>
                 <w:sz w:val="20"/>
                 <w:szCs w:val="20"/>
                 <w:lang w:val="es-ES_tradnl"/>
@@ -10695,34 +10693,27 @@
         <w:tc>
           <w:tcPr>
             <w:tcW w:w="2015" w:type="dxa"/>
-            <w:tcBorders>
-              <w:top w:val="double" w:sz="4" w:space="0" w:color="47D459" w:themeColor="accent3" w:themeTint="99"/>
-              <w:left w:val="double" w:sz="4" w:space="0" w:color="47D459" w:themeColor="accent3" w:themeTint="99"/>
-              <w:bottom w:val="double" w:sz="4" w:space="0" w:color="47D459" w:themeColor="accent3" w:themeTint="99"/>
-              <w:right w:val="double" w:sz="4" w:space="0" w:color="47D459" w:themeColor="accent3" w:themeTint="99"/>
-            </w:tcBorders>
-            <w:vAlign w:val="center"/>
-            <w:hideMark/>
-          </w:tcPr>
-          <w:p>
-            <w:pPr>
-              <w:spacing w:after="160" w:line="276" w:lineRule="auto"/>
-              <w:ind w:right="-455"/>
-              <w:rPr>
-                <w:rFonts w:ascii="Arial Nova Cond Light" w:hAnsi="Arial Nova Cond Light" w:cs="Times New Roman"/>
-                <w:b/>
-                <w:bCs/>
-                <w:color w:val="000000" w:themeColor="text1"/>
-                <w:sz w:val="20"/>
-                <w:szCs w:val="20"/>
-              </w:rPr>
-            </w:pPr>
-            <w:r>
-              <w:rPr>
-                <w:rFonts w:ascii="Arial Nova Cond Light" w:hAnsi="Arial Nova Cond Light" w:cs="Times New Roman"/>
-                <w:b/>
-                <w:bCs/>
-                <w:color w:val="000000" w:themeColor="text1"/>
+            <w:vAlign w:val="center"/>
+          </w:tcPr>
+          <w:p>
+            <w:pPr>
+              <w:autoSpaceDE w:val="0"/>
+              <w:autoSpaceDN w:val="0"/>
+              <w:adjustRightInd w:val="0"/>
+              <w:jc w:val="center"/>
+              <w:rPr>
+                <w:rFonts w:ascii="Arial Nova Cond" w:hAnsi="Arial Nova Cond" w:cs="Arial"/>
+                <w:color w:val="000000"/>
+                <w:kern w:val="0"/>
+                <w:sz w:val="20"/>
+                <w:szCs w:val="20"/>
+              </w:rPr>
+            </w:pPr>
+            <w:r>
+              <w:rPr>
+                <w:rFonts w:ascii="Arial Nova Cond" w:hAnsi="Arial Nova Cond" w:cs="Arial"/>
+                <w:color w:val="000000"/>
+                <w:kern w:val="0"/>
                 <w:sz w:val="20"/>
                 <w:szCs w:val="20"/>
               </w:rPr>
@@ -10733,34 +10724,27 @@
         <w:tc>
           <w:tcPr>
             <w:tcW w:w="1634" w:type="dxa"/>
-            <w:tcBorders>
-              <w:top w:val="double" w:sz="4" w:space="0" w:color="47D459" w:themeColor="accent3" w:themeTint="99"/>
-              <w:left w:val="double" w:sz="4" w:space="0" w:color="47D459" w:themeColor="accent3" w:themeTint="99"/>
-              <w:bottom w:val="double" w:sz="4" w:space="0" w:color="47D459" w:themeColor="accent3" w:themeTint="99"/>
-              <w:right w:val="double" w:sz="4" w:space="0" w:color="47D459" w:themeColor="accent3" w:themeTint="99"/>
-            </w:tcBorders>
-            <w:vAlign w:val="center"/>
-            <w:hideMark/>
-          </w:tcPr>
-          <w:p>
-            <w:pPr>
-              <w:spacing w:after="160" w:line="276" w:lineRule="auto"/>
-              <w:ind w:right="-455"/>
-              <w:rPr>
-                <w:rFonts w:ascii="Arial Nova Cond Light" w:hAnsi="Arial Nova Cond Light" w:cs="Times New Roman"/>
-                <w:b/>
-                <w:bCs/>
-                <w:color w:val="000000" w:themeColor="text1"/>
-                <w:sz w:val="20"/>
-                <w:szCs w:val="20"/>
-              </w:rPr>
-            </w:pPr>
-            <w:r>
-              <w:rPr>
-                <w:rFonts w:ascii="Arial Nova Cond Light" w:hAnsi="Arial Nova Cond Light" w:cs="Times New Roman"/>
-                <w:b/>
-                <w:bCs/>
-                <w:color w:val="000000" w:themeColor="text1"/>
+            <w:vAlign w:val="center"/>
+          </w:tcPr>
+          <w:p>
+            <w:pPr>
+              <w:autoSpaceDE w:val="0"/>
+              <w:autoSpaceDN w:val="0"/>
+              <w:adjustRightInd w:val="0"/>
+              <w:jc w:val="both"/>
+              <w:rPr>
+                <w:rFonts w:ascii="Arial Nova Cond" w:hAnsi="Arial Nova Cond" w:cs="Arial"/>
+                <w:color w:val="000000"/>
+                <w:kern w:val="0"/>
+                <w:sz w:val="20"/>
+                <w:szCs w:val="20"/>
+              </w:rPr>
+            </w:pPr>
+            <w:r>
+              <w:rPr>
+                <w:rFonts w:ascii="Arial Nova Cond" w:hAnsi="Arial Nova Cond" w:cs="Arial"/>
+                <w:color w:val="000000"/>
+                <w:kern w:val="0"/>
                 <w:sz w:val="20"/>
                 <w:szCs w:val="20"/>
               </w:rPr>
@@ -10771,34 +10755,27 @@
         <w:tc>
           <w:tcPr>
             <w:tcW w:w="1337" w:type="dxa"/>
-            <w:tcBorders>
-              <w:top w:val="double" w:sz="4" w:space="0" w:color="47D459" w:themeColor="accent3" w:themeTint="99"/>
-              <w:left w:val="double" w:sz="4" w:space="0" w:color="47D459" w:themeColor="accent3" w:themeTint="99"/>
-              <w:bottom w:val="double" w:sz="4" w:space="0" w:color="47D459" w:themeColor="accent3" w:themeTint="99"/>
-              <w:right w:val="double" w:sz="4" w:space="0" w:color="47D459" w:themeColor="accent3" w:themeTint="99"/>
-            </w:tcBorders>
-            <w:vAlign w:val="center"/>
-            <w:hideMark/>
-          </w:tcPr>
-          <w:p>
-            <w:pPr>
-              <w:spacing w:after="160" w:line="276" w:lineRule="auto"/>
-              <w:ind w:right="-455"/>
-              <w:rPr>
-                <w:rFonts w:ascii="Arial Nova Cond Light" w:hAnsi="Arial Nova Cond Light" w:cs="Times New Roman"/>
-                <w:b/>
-                <w:bCs/>
-                <w:color w:val="000000" w:themeColor="text1"/>
-                <w:sz w:val="20"/>
-                <w:szCs w:val="20"/>
-              </w:rPr>
-            </w:pPr>
-            <w:r>
-              <w:rPr>
-                <w:rFonts w:ascii="Arial Nova Cond Light" w:hAnsi="Arial Nova Cond Light" w:cs="Times New Roman"/>
-                <w:b/>
-                <w:bCs/>
-                <w:color w:val="000000" w:themeColor="text1"/>
+            <w:vAlign w:val="center"/>
+          </w:tcPr>
+          <w:p>
+            <w:pPr>
+              <w:autoSpaceDE w:val="0"/>
+              <w:autoSpaceDN w:val="0"/>
+              <w:adjustRightInd w:val="0"/>
+              <w:jc w:val="center"/>
+              <w:rPr>
+                <w:rFonts w:ascii="Arial Nova Cond" w:hAnsi="Arial Nova Cond" w:cs="Arial"/>
+                <w:color w:val="000000"/>
+                <w:kern w:val="0"/>
+                <w:sz w:val="20"/>
+                <w:szCs w:val="20"/>
+              </w:rPr>
+            </w:pPr>
+            <w:r>
+              <w:rPr>
+                <w:rFonts w:ascii="Arial Nova Cond" w:hAnsi="Arial Nova Cond" w:cs="Arial"/>
+                <w:color w:val="000000"/>
+                <w:kern w:val="0"/>
                 <w:sz w:val="20"/>
                 <w:szCs w:val="20"/>
               </w:rPr>
@@ -10816,24 +10793,23 @@
           <w:tcPr>
             <w:tcW w:w="875" w:type="dxa"/>
             <w:vMerge/>
-            <w:tcBorders>
-              <w:top w:val="double" w:sz="4" w:space="0" w:color="47D459" w:themeColor="accent3" w:themeTint="99"/>
-              <w:left w:val="double" w:sz="4" w:space="0" w:color="47D459" w:themeColor="accent3" w:themeTint="99"/>
-              <w:bottom w:val="double" w:sz="4" w:space="0" w:color="47D459" w:themeColor="accent3" w:themeTint="99"/>
-              <w:right w:val="double" w:sz="4" w:space="0" w:color="47D459" w:themeColor="accent3" w:themeTint="99"/>
-            </w:tcBorders>
-            <w:vAlign w:val="center"/>
-            <w:hideMark/>
-          </w:tcPr>
-          <w:p>
-            <w:pPr>
-              <w:spacing w:after="160" w:line="276" w:lineRule="auto"/>
-              <w:ind w:right="-455"/>
-              <w:rPr>
-                <w:rFonts w:ascii="Arial Nova Cond Light" w:hAnsi="Arial Nova Cond Light" w:cs="Times New Roman"/>
-                <w:b/>
-                <w:bCs/>
-                <w:color w:val="000000" w:themeColor="text1"/>
+            <w:vAlign w:val="center"/>
+          </w:tcPr>
+          <w:p>
+            <w:pPr>
+              <w:pStyle w:val="Prrafodelista"/>
+              <w:tabs>
+                <w:tab w:val="left" w:pos="0"/>
+                <w:tab w:val="left" w:pos="142"/>
+                <w:tab w:val="left" w:pos="284"/>
+              </w:tabs>
+              <w:spacing w:line="276" w:lineRule="auto"/>
+              <w:ind w:left="0"/>
+              <w:jc w:val="center"/>
+              <w:rPr>
+                <w:rFonts w:ascii="Arial Nova Cond" w:eastAsia="Calibri" w:hAnsi="Arial Nova Cond" w:cs="Times New Roman"/>
+                <w:b/>
+                <w:bCs/>
                 <w:sz w:val="20"/>
                 <w:szCs w:val="20"/>
                 <w:lang w:val="es-ES_tradnl"/>
@@ -10844,24 +10820,23 @@
         <w:tc>
           <w:tcPr>
             <w:tcW w:w="1095" w:type="dxa"/>
-            <w:tcBorders>
-              <w:top w:val="double" w:sz="4" w:space="0" w:color="47D459" w:themeColor="accent3" w:themeTint="99"/>
-              <w:left w:val="double" w:sz="4" w:space="0" w:color="47D459" w:themeColor="accent3" w:themeTint="99"/>
-              <w:bottom w:val="double" w:sz="4" w:space="0" w:color="47D459" w:themeColor="accent3" w:themeTint="99"/>
-              <w:right w:val="double" w:sz="4" w:space="0" w:color="47D459" w:themeColor="accent3" w:themeTint="99"/>
-            </w:tcBorders>
-            <w:vAlign w:val="center"/>
-            <w:hideMark/>
-          </w:tcPr>
-          <w:p>
-            <w:pPr>
-              <w:spacing w:after="160" w:line="276" w:lineRule="auto"/>
-              <w:ind w:right="-455"/>
-              <w:rPr>
-                <w:rFonts w:ascii="Arial Nova Cond Light" w:hAnsi="Arial Nova Cond Light" w:cs="Times New Roman"/>
-                <w:b/>
-                <w:bCs/>
-                <w:color w:val="000000" w:themeColor="text1"/>
+            <w:vAlign w:val="center"/>
+          </w:tcPr>
+          <w:p>
+            <w:pPr>
+              <w:pStyle w:val="Prrafodelista"/>
+              <w:tabs>
+                <w:tab w:val="left" w:pos="0"/>
+                <w:tab w:val="left" w:pos="142"/>
+                <w:tab w:val="left" w:pos="284"/>
+              </w:tabs>
+              <w:spacing w:line="276" w:lineRule="auto"/>
+              <w:ind w:left="0"/>
+              <w:jc w:val="center"/>
+              <w:rPr>
+                <w:rFonts w:ascii="Arial Nova Cond" w:eastAsia="Calibri" w:hAnsi="Arial Nova Cond" w:cs="Times New Roman"/>
+                <w:b/>
+                <w:bCs/>
                 <w:sz w:val="20"/>
                 <w:szCs w:val="20"/>
                 <w:lang w:val="es-ES_tradnl"/>
@@ -10869,10 +10844,9 @@
             </w:pPr>
             <w:r>
               <w:rPr>
-                <w:rFonts w:ascii="Arial Nova Cond Light" w:hAnsi="Arial Nova Cond Light" w:cs="Times New Roman"/>
-                <w:b/>
-                <w:bCs/>
-                <w:color w:val="000000" w:themeColor="text1"/>
+                <w:rFonts w:ascii="Arial Nova Cond" w:eastAsia="Calibri" w:hAnsi="Arial Nova Cond" w:cs="Times New Roman"/>
+                <w:b/>
+                <w:bCs/>
                 <w:sz w:val="20"/>
                 <w:szCs w:val="20"/>
                 <w:lang w:val="es-ES_tradnl"/>
@@ -10884,34 +10858,21 @@
         <w:tc>
           <w:tcPr>
             <w:tcW w:w="1726" w:type="dxa"/>
-            <w:tcBorders>
-              <w:top w:val="double" w:sz="4" w:space="0" w:color="47D459" w:themeColor="accent3" w:themeTint="99"/>
-              <w:left w:val="double" w:sz="4" w:space="0" w:color="47D459" w:themeColor="accent3" w:themeTint="99"/>
-              <w:bottom w:val="double" w:sz="4" w:space="0" w:color="47D459" w:themeColor="accent3" w:themeTint="99"/>
-              <w:right w:val="double" w:sz="4" w:space="0" w:color="47D459" w:themeColor="accent3" w:themeTint="99"/>
-            </w:tcBorders>
-            <w:vAlign w:val="center"/>
-            <w:hideMark/>
-          </w:tcPr>
-          <w:p>
-            <w:pPr>
-              <w:spacing w:after="160" w:line="276" w:lineRule="auto"/>
-              <w:ind w:right="-455"/>
-              <w:rPr>
-                <w:rFonts w:ascii="Arial Nova Cond Light" w:hAnsi="Arial Nova Cond Light" w:cs="Times New Roman"/>
-                <w:b/>
-                <w:bCs/>
-                <w:color w:val="000000" w:themeColor="text1"/>
-                <w:sz w:val="20"/>
-                <w:szCs w:val="20"/>
-              </w:rPr>
-            </w:pPr>
-            <w:r>
-              <w:rPr>
-                <w:rFonts w:ascii="Arial Nova Cond Light" w:hAnsi="Arial Nova Cond Light" w:cs="Times New Roman"/>
-                <w:b/>
-                <w:bCs/>
-                <w:color w:val="000000" w:themeColor="text1"/>
+            <w:vAlign w:val="center"/>
+          </w:tcPr>
+          <w:p>
+            <w:pPr>
+              <w:pStyle w:val="NormalWeb"/>
+              <w:jc w:val="both"/>
+              <w:rPr>
+                <w:rFonts w:ascii="Arial Nova Cond" w:hAnsi="Arial Nova Cond"/>
+                <w:sz w:val="20"/>
+                <w:szCs w:val="20"/>
+              </w:rPr>
+            </w:pPr>
+            <w:r>
+              <w:rPr>
+                <w:rFonts w:ascii="Arial Nova Cond" w:eastAsia="Calibri" w:hAnsi="Arial Nova Cond"/>
                 <w:sz w:val="20"/>
                 <w:szCs w:val="20"/>
                 <w:lang w:val="es-ES_tradnl"/>
@@ -10923,24 +10884,21 @@
         <w:tc>
           <w:tcPr>
             <w:tcW w:w="6169" w:type="dxa"/>
-            <w:tcBorders>
-              <w:top w:val="double" w:sz="4" w:space="0" w:color="47D459" w:themeColor="accent3" w:themeTint="99"/>
-              <w:left w:val="double" w:sz="4" w:space="0" w:color="47D459" w:themeColor="accent3" w:themeTint="99"/>
-              <w:bottom w:val="double" w:sz="4" w:space="0" w:color="47D459" w:themeColor="accent3" w:themeTint="99"/>
-              <w:right w:val="double" w:sz="4" w:space="0" w:color="47D459" w:themeColor="accent3" w:themeTint="99"/>
-            </w:tcBorders>
-            <w:vAlign w:val="center"/>
-            <w:hideMark/>
-          </w:tcPr>
-          <w:p>
-            <w:pPr>
-              <w:spacing w:after="160" w:line="276" w:lineRule="auto"/>
-              <w:ind w:right="-455"/>
-              <w:rPr>
-                <w:rFonts w:ascii="Arial Nova Cond Light" w:hAnsi="Arial Nova Cond Light" w:cs="Times New Roman"/>
-                <w:b/>
-                <w:bCs/>
-                <w:color w:val="000000" w:themeColor="text1"/>
+            <w:vAlign w:val="center"/>
+          </w:tcPr>
+          <w:p>
+            <w:pPr>
+              <w:pStyle w:val="Prrafodelista"/>
+              <w:tabs>
+                <w:tab w:val="left" w:pos="0"/>
+                <w:tab w:val="left" w:pos="142"/>
+                <w:tab w:val="left" w:pos="284"/>
+              </w:tabs>
+              <w:spacing w:line="276" w:lineRule="auto"/>
+              <w:ind w:left="0"/>
+              <w:jc w:val="both"/>
+              <w:rPr>
+                <w:rFonts w:ascii="Arial Nova Cond" w:eastAsia="Calibri" w:hAnsi="Arial Nova Cond" w:cs="Times New Roman"/>
                 <w:sz w:val="20"/>
                 <w:szCs w:val="20"/>
                 <w:lang w:val="es-ES_tradnl"/>
@@ -10948,10 +10906,7 @@
             </w:pPr>
             <w:r>
               <w:rPr>
-                <w:rFonts w:ascii="Arial Nova Cond Light" w:hAnsi="Arial Nova Cond Light" w:cs="Times New Roman"/>
-                <w:b/>
-                <w:bCs/>
-                <w:color w:val="000000" w:themeColor="text1"/>
+                <w:rFonts w:ascii="Arial Nova Cond" w:eastAsia="Calibri" w:hAnsi="Arial Nova Cond" w:cs="Times New Roman"/>
                 <w:sz w:val="20"/>
                 <w:szCs w:val="20"/>
                 <w:lang w:val="es-ES_tradnl"/>
@@ -10963,34 +10918,27 @@
         <w:tc>
           <w:tcPr>
             <w:tcW w:w="2015" w:type="dxa"/>
-            <w:tcBorders>
-              <w:top w:val="double" w:sz="4" w:space="0" w:color="47D459" w:themeColor="accent3" w:themeTint="99"/>
-              <w:left w:val="double" w:sz="4" w:space="0" w:color="47D459" w:themeColor="accent3" w:themeTint="99"/>
-              <w:bottom w:val="double" w:sz="4" w:space="0" w:color="47D459" w:themeColor="accent3" w:themeTint="99"/>
-              <w:right w:val="double" w:sz="4" w:space="0" w:color="47D459" w:themeColor="accent3" w:themeTint="99"/>
-            </w:tcBorders>
-            <w:vAlign w:val="center"/>
-            <w:hideMark/>
-          </w:tcPr>
-          <w:p>
-            <w:pPr>
-              <w:spacing w:after="160" w:line="276" w:lineRule="auto"/>
-              <w:ind w:right="-455"/>
-              <w:rPr>
-                <w:rFonts w:ascii="Arial Nova Cond Light" w:hAnsi="Arial Nova Cond Light" w:cs="Times New Roman"/>
-                <w:b/>
-                <w:bCs/>
-                <w:color w:val="000000" w:themeColor="text1"/>
-                <w:sz w:val="20"/>
-                <w:szCs w:val="20"/>
-              </w:rPr>
-            </w:pPr>
-            <w:r>
-              <w:rPr>
-                <w:rFonts w:ascii="Arial Nova Cond Light" w:hAnsi="Arial Nova Cond Light" w:cs="Times New Roman"/>
-                <w:b/>
-                <w:bCs/>
-                <w:color w:val="000000" w:themeColor="text1"/>
+            <w:vAlign w:val="center"/>
+          </w:tcPr>
+          <w:p>
+            <w:pPr>
+              <w:autoSpaceDE w:val="0"/>
+              <w:autoSpaceDN w:val="0"/>
+              <w:adjustRightInd w:val="0"/>
+              <w:jc w:val="center"/>
+              <w:rPr>
+                <w:rFonts w:ascii="Arial Nova Cond" w:hAnsi="Arial Nova Cond" w:cs="Arial"/>
+                <w:color w:val="000000" w:themeColor="text1"/>
+                <w:kern w:val="0"/>
+                <w:sz w:val="20"/>
+                <w:szCs w:val="20"/>
+              </w:rPr>
+            </w:pPr>
+            <w:r>
+              <w:rPr>
+                <w:rFonts w:ascii="Arial Nova Cond" w:hAnsi="Arial Nova Cond" w:cs="Arial"/>
+                <w:color w:val="000000"/>
+                <w:kern w:val="0"/>
                 <w:sz w:val="20"/>
                 <w:szCs w:val="20"/>
               </w:rPr>
@@ -11001,34 +10949,27 @@
         <w:tc>
           <w:tcPr>
             <w:tcW w:w="1634" w:type="dxa"/>
-            <w:tcBorders>
-              <w:top w:val="double" w:sz="4" w:space="0" w:color="47D459" w:themeColor="accent3" w:themeTint="99"/>
-              <w:left w:val="double" w:sz="4" w:space="0" w:color="47D459" w:themeColor="accent3" w:themeTint="99"/>
-              <w:bottom w:val="double" w:sz="4" w:space="0" w:color="47D459" w:themeColor="accent3" w:themeTint="99"/>
-              <w:right w:val="double" w:sz="4" w:space="0" w:color="47D459" w:themeColor="accent3" w:themeTint="99"/>
-            </w:tcBorders>
-            <w:vAlign w:val="center"/>
-            <w:hideMark/>
-          </w:tcPr>
-          <w:p>
-            <w:pPr>
-              <w:spacing w:after="160" w:line="276" w:lineRule="auto"/>
-              <w:ind w:right="-455"/>
-              <w:rPr>
-                <w:rFonts w:ascii="Arial Nova Cond Light" w:hAnsi="Arial Nova Cond Light" w:cs="Times New Roman"/>
-                <w:b/>
-                <w:bCs/>
-                <w:color w:val="000000" w:themeColor="text1"/>
-                <w:sz w:val="20"/>
-                <w:szCs w:val="20"/>
-              </w:rPr>
-            </w:pPr>
-            <w:r>
-              <w:rPr>
-                <w:rFonts w:ascii="Arial Nova Cond Light" w:hAnsi="Arial Nova Cond Light" w:cs="Times New Roman"/>
-                <w:b/>
-                <w:bCs/>
-                <w:color w:val="000000" w:themeColor="text1"/>
+            <w:vAlign w:val="center"/>
+          </w:tcPr>
+          <w:p>
+            <w:pPr>
+              <w:autoSpaceDE w:val="0"/>
+              <w:autoSpaceDN w:val="0"/>
+              <w:adjustRightInd w:val="0"/>
+              <w:jc w:val="both"/>
+              <w:rPr>
+                <w:rFonts w:ascii="Arial Nova Cond" w:hAnsi="Arial Nova Cond" w:cs="Arial"/>
+                <w:color w:val="000000"/>
+                <w:kern w:val="0"/>
+                <w:sz w:val="20"/>
+                <w:szCs w:val="20"/>
+              </w:rPr>
+            </w:pPr>
+            <w:r>
+              <w:rPr>
+                <w:rFonts w:ascii="Arial Nova Cond" w:hAnsi="Arial Nova Cond" w:cs="Arial"/>
+                <w:color w:val="000000"/>
+                <w:kern w:val="0"/>
                 <w:sz w:val="20"/>
                 <w:szCs w:val="20"/>
               </w:rPr>
@@ -11039,34 +10980,27 @@
         <w:tc>
           <w:tcPr>
             <w:tcW w:w="1337" w:type="dxa"/>
-            <w:tcBorders>
-              <w:top w:val="double" w:sz="4" w:space="0" w:color="47D459" w:themeColor="accent3" w:themeTint="99"/>
-              <w:left w:val="double" w:sz="4" w:space="0" w:color="47D459" w:themeColor="accent3" w:themeTint="99"/>
-              <w:bottom w:val="double" w:sz="4" w:space="0" w:color="47D459" w:themeColor="accent3" w:themeTint="99"/>
-              <w:right w:val="double" w:sz="4" w:space="0" w:color="47D459" w:themeColor="accent3" w:themeTint="99"/>
-            </w:tcBorders>
-            <w:vAlign w:val="center"/>
-            <w:hideMark/>
-          </w:tcPr>
-          <w:p>
-            <w:pPr>
-              <w:spacing w:after="160" w:line="276" w:lineRule="auto"/>
-              <w:ind w:right="-455"/>
-              <w:rPr>
-                <w:rFonts w:ascii="Arial Nova Cond Light" w:hAnsi="Arial Nova Cond Light" w:cs="Times New Roman"/>
-                <w:b/>
-                <w:bCs/>
-                <w:color w:val="000000" w:themeColor="text1"/>
-                <w:sz w:val="20"/>
-                <w:szCs w:val="20"/>
-              </w:rPr>
-            </w:pPr>
-            <w:r>
-              <w:rPr>
-                <w:rFonts w:ascii="Arial Nova Cond Light" w:hAnsi="Arial Nova Cond Light" w:cs="Times New Roman"/>
-                <w:b/>
-                <w:bCs/>
-                <w:color w:val="000000" w:themeColor="text1"/>
+            <w:vAlign w:val="center"/>
+          </w:tcPr>
+          <w:p>
+            <w:pPr>
+              <w:autoSpaceDE w:val="0"/>
+              <w:autoSpaceDN w:val="0"/>
+              <w:adjustRightInd w:val="0"/>
+              <w:jc w:val="center"/>
+              <w:rPr>
+                <w:rFonts w:ascii="Arial Nova Cond" w:hAnsi="Arial Nova Cond" w:cs="Arial"/>
+                <w:color w:val="000000"/>
+                <w:kern w:val="0"/>
+                <w:sz w:val="20"/>
+                <w:szCs w:val="20"/>
+              </w:rPr>
+            </w:pPr>
+            <w:r>
+              <w:rPr>
+                <w:rFonts w:ascii="Arial Nova Cond" w:hAnsi="Arial Nova Cond" w:cs="Arial"/>
+                <w:color w:val="000000"/>
+                <w:kern w:val="0"/>
                 <w:sz w:val="20"/>
                 <w:szCs w:val="20"/>
               </w:rPr>
@@ -11084,24 +11018,23 @@
           <w:tcPr>
             <w:tcW w:w="875" w:type="dxa"/>
             <w:vMerge/>
-            <w:tcBorders>
-              <w:top w:val="double" w:sz="4" w:space="0" w:color="47D459" w:themeColor="accent3" w:themeTint="99"/>
-              <w:left w:val="double" w:sz="4" w:space="0" w:color="47D459" w:themeColor="accent3" w:themeTint="99"/>
-              <w:bottom w:val="double" w:sz="4" w:space="0" w:color="47D459" w:themeColor="accent3" w:themeTint="99"/>
-              <w:right w:val="double" w:sz="4" w:space="0" w:color="47D459" w:themeColor="accent3" w:themeTint="99"/>
-            </w:tcBorders>
-            <w:vAlign w:val="center"/>
-            <w:hideMark/>
-          </w:tcPr>
-          <w:p>
-            <w:pPr>
-              <w:spacing w:after="160" w:line="276" w:lineRule="auto"/>
-              <w:ind w:right="-455"/>
-              <w:rPr>
-                <w:rFonts w:ascii="Arial Nova Cond Light" w:hAnsi="Arial Nova Cond Light" w:cs="Times New Roman"/>
-                <w:b/>
-                <w:bCs/>
-                <w:color w:val="000000" w:themeColor="text1"/>
+            <w:vAlign w:val="center"/>
+          </w:tcPr>
+          <w:p>
+            <w:pPr>
+              <w:pStyle w:val="Prrafodelista"/>
+              <w:tabs>
+                <w:tab w:val="left" w:pos="0"/>
+                <w:tab w:val="left" w:pos="142"/>
+                <w:tab w:val="left" w:pos="284"/>
+              </w:tabs>
+              <w:spacing w:line="276" w:lineRule="auto"/>
+              <w:ind w:left="0"/>
+              <w:jc w:val="center"/>
+              <w:rPr>
+                <w:rFonts w:ascii="Arial Nova Cond" w:eastAsia="Calibri" w:hAnsi="Arial Nova Cond" w:cs="Times New Roman"/>
+                <w:b/>
+                <w:bCs/>
                 <w:sz w:val="20"/>
                 <w:szCs w:val="20"/>
                 <w:lang w:val="es-ES_tradnl"/>
@@ -11112,24 +11045,23 @@
         <w:tc>
           <w:tcPr>
             <w:tcW w:w="1095" w:type="dxa"/>
-            <w:tcBorders>
-              <w:top w:val="double" w:sz="4" w:space="0" w:color="47D459" w:themeColor="accent3" w:themeTint="99"/>
-              <w:left w:val="double" w:sz="4" w:space="0" w:color="47D459" w:themeColor="accent3" w:themeTint="99"/>
-              <w:bottom w:val="double" w:sz="4" w:space="0" w:color="47D459" w:themeColor="accent3" w:themeTint="99"/>
-              <w:right w:val="double" w:sz="4" w:space="0" w:color="47D459" w:themeColor="accent3" w:themeTint="99"/>
-            </w:tcBorders>
-            <w:vAlign w:val="center"/>
-            <w:hideMark/>
-          </w:tcPr>
-          <w:p>
-            <w:pPr>
-              <w:spacing w:after="160" w:line="276" w:lineRule="auto"/>
-              <w:ind w:right="-455"/>
-              <w:rPr>
-                <w:rFonts w:ascii="Arial Nova Cond Light" w:hAnsi="Arial Nova Cond Light" w:cs="Times New Roman"/>
-                <w:b/>
-                <w:bCs/>
-                <w:color w:val="000000" w:themeColor="text1"/>
+            <w:vAlign w:val="center"/>
+          </w:tcPr>
+          <w:p>
+            <w:pPr>
+              <w:pStyle w:val="Prrafodelista"/>
+              <w:tabs>
+                <w:tab w:val="left" w:pos="0"/>
+                <w:tab w:val="left" w:pos="142"/>
+                <w:tab w:val="left" w:pos="284"/>
+              </w:tabs>
+              <w:spacing w:line="276" w:lineRule="auto"/>
+              <w:ind w:left="0"/>
+              <w:jc w:val="center"/>
+              <w:rPr>
+                <w:rFonts w:ascii="Arial Nova Cond" w:eastAsia="Calibri" w:hAnsi="Arial Nova Cond" w:cs="Times New Roman"/>
+                <w:b/>
+                <w:bCs/>
                 <w:sz w:val="20"/>
                 <w:szCs w:val="20"/>
                 <w:lang w:val="es-ES_tradnl"/>
@@ -11137,10 +11069,9 @@
             </w:pPr>
             <w:r>
               <w:rPr>
-                <w:rFonts w:ascii="Arial Nova Cond Light" w:hAnsi="Arial Nova Cond Light" w:cs="Times New Roman"/>
-                <w:b/>
-                <w:bCs/>
-                <w:color w:val="000000" w:themeColor="text1"/>
+                <w:rFonts w:ascii="Arial Nova Cond" w:eastAsia="Calibri" w:hAnsi="Arial Nova Cond" w:cs="Times New Roman"/>
+                <w:b/>
+                <w:bCs/>
                 <w:sz w:val="20"/>
                 <w:szCs w:val="20"/>
                 <w:lang w:val="es-ES_tradnl"/>
@@ -11152,34 +11083,21 @@
         <w:tc>
           <w:tcPr>
             <w:tcW w:w="1726" w:type="dxa"/>
-            <w:tcBorders>
-              <w:top w:val="double" w:sz="4" w:space="0" w:color="47D459" w:themeColor="accent3" w:themeTint="99"/>
-              <w:left w:val="double" w:sz="4" w:space="0" w:color="47D459" w:themeColor="accent3" w:themeTint="99"/>
-              <w:bottom w:val="double" w:sz="4" w:space="0" w:color="47D459" w:themeColor="accent3" w:themeTint="99"/>
-              <w:right w:val="double" w:sz="4" w:space="0" w:color="47D459" w:themeColor="accent3" w:themeTint="99"/>
-            </w:tcBorders>
-            <w:vAlign w:val="center"/>
-            <w:hideMark/>
-          </w:tcPr>
-          <w:p>
-            <w:pPr>
-              <w:spacing w:after="160" w:line="276" w:lineRule="auto"/>
-              <w:ind w:right="-455"/>
-              <w:rPr>
-                <w:rFonts w:ascii="Arial Nova Cond Light" w:hAnsi="Arial Nova Cond Light" w:cs="Times New Roman"/>
-                <w:b/>
-                <w:bCs/>
-                <w:color w:val="000000" w:themeColor="text1"/>
-                <w:sz w:val="20"/>
-                <w:szCs w:val="20"/>
-              </w:rPr>
-            </w:pPr>
-            <w:r>
-              <w:rPr>
-                <w:rFonts w:ascii="Arial Nova Cond Light" w:hAnsi="Arial Nova Cond Light" w:cs="Times New Roman"/>
-                <w:b/>
-                <w:bCs/>
-                <w:color w:val="000000" w:themeColor="text1"/>
+            <w:vAlign w:val="center"/>
+          </w:tcPr>
+          <w:p>
+            <w:pPr>
+              <w:pStyle w:val="NormalWeb"/>
+              <w:jc w:val="both"/>
+              <w:rPr>
+                <w:rFonts w:ascii="Arial Nova Cond" w:eastAsia="Calibri" w:hAnsi="Arial Nova Cond"/>
+                <w:sz w:val="20"/>
+                <w:szCs w:val="20"/>
+              </w:rPr>
+            </w:pPr>
+            <w:r>
+              <w:rPr>
+                <w:rFonts w:ascii="Arial Nova Cond" w:eastAsia="Calibri" w:hAnsi="Arial Nova Cond"/>
                 <w:sz w:val="20"/>
                 <w:szCs w:val="20"/>
                 <w:lang w:val="es-ES_tradnl"/>
@@ -11191,24 +11109,21 @@
         <w:tc>
           <w:tcPr>
             <w:tcW w:w="6169" w:type="dxa"/>
-            <w:tcBorders>
-              <w:top w:val="double" w:sz="4" w:space="0" w:color="47D459" w:themeColor="accent3" w:themeTint="99"/>
-              <w:left w:val="double" w:sz="4" w:space="0" w:color="47D459" w:themeColor="accent3" w:themeTint="99"/>
-              <w:bottom w:val="double" w:sz="4" w:space="0" w:color="47D459" w:themeColor="accent3" w:themeTint="99"/>
-              <w:right w:val="double" w:sz="4" w:space="0" w:color="47D459" w:themeColor="accent3" w:themeTint="99"/>
-            </w:tcBorders>
-            <w:vAlign w:val="center"/>
-            <w:hideMark/>
-          </w:tcPr>
-          <w:p>
-            <w:pPr>
-              <w:spacing w:after="160" w:line="276" w:lineRule="auto"/>
-              <w:ind w:right="-455"/>
-              <w:rPr>
-                <w:rFonts w:ascii="Arial Nova Cond Light" w:hAnsi="Arial Nova Cond Light" w:cs="Times New Roman"/>
-                <w:b/>
-                <w:bCs/>
-                <w:color w:val="000000" w:themeColor="text1"/>
+            <w:vAlign w:val="center"/>
+          </w:tcPr>
+          <w:p>
+            <w:pPr>
+              <w:pStyle w:val="Prrafodelista"/>
+              <w:tabs>
+                <w:tab w:val="left" w:pos="0"/>
+                <w:tab w:val="left" w:pos="142"/>
+                <w:tab w:val="left" w:pos="284"/>
+              </w:tabs>
+              <w:spacing w:line="276" w:lineRule="auto"/>
+              <w:ind w:left="0"/>
+              <w:jc w:val="both"/>
+              <w:rPr>
+                <w:rFonts w:ascii="Arial Nova Cond" w:eastAsia="Calibri" w:hAnsi="Arial Nova Cond" w:cs="Times New Roman"/>
                 <w:sz w:val="20"/>
                 <w:szCs w:val="20"/>
                 <w:lang w:val="es-ES_tradnl"/>
@@ -11216,10 +11131,7 @@
             </w:pPr>
             <w:r>
               <w:rPr>
-                <w:rFonts w:ascii="Arial Nova Cond Light" w:hAnsi="Arial Nova Cond Light" w:cs="Times New Roman"/>
-                <w:b/>
-                <w:bCs/>
-                <w:color w:val="000000" w:themeColor="text1"/>
+                <w:rFonts w:ascii="Arial Nova Cond" w:eastAsia="Calibri" w:hAnsi="Arial Nova Cond" w:cs="Times New Roman"/>
                 <w:sz w:val="20"/>
                 <w:szCs w:val="20"/>
                 <w:lang w:val="es-ES_tradnl"/>
@@ -11231,34 +11143,27 @@
         <w:tc>
           <w:tcPr>
             <w:tcW w:w="2015" w:type="dxa"/>
-            <w:tcBorders>
-              <w:top w:val="double" w:sz="4" w:space="0" w:color="47D459" w:themeColor="accent3" w:themeTint="99"/>
-              <w:left w:val="double" w:sz="4" w:space="0" w:color="47D459" w:themeColor="accent3" w:themeTint="99"/>
-              <w:bottom w:val="double" w:sz="4" w:space="0" w:color="47D459" w:themeColor="accent3" w:themeTint="99"/>
-              <w:right w:val="double" w:sz="4" w:space="0" w:color="47D459" w:themeColor="accent3" w:themeTint="99"/>
-            </w:tcBorders>
-            <w:vAlign w:val="center"/>
-            <w:hideMark/>
-          </w:tcPr>
-          <w:p>
-            <w:pPr>
-              <w:spacing w:after="160" w:line="276" w:lineRule="auto"/>
-              <w:ind w:right="-455"/>
-              <w:rPr>
-                <w:rFonts w:ascii="Arial Nova Cond Light" w:hAnsi="Arial Nova Cond Light" w:cs="Times New Roman"/>
-                <w:b/>
-                <w:bCs/>
-                <w:color w:val="000000" w:themeColor="text1"/>
-                <w:sz w:val="20"/>
-                <w:szCs w:val="20"/>
-              </w:rPr>
-            </w:pPr>
-            <w:r>
-              <w:rPr>
-                <w:rFonts w:ascii="Arial Nova Cond Light" w:hAnsi="Arial Nova Cond Light" w:cs="Times New Roman"/>
-                <w:b/>
-                <w:bCs/>
-                <w:color w:val="000000" w:themeColor="text1"/>
+            <w:vAlign w:val="center"/>
+          </w:tcPr>
+          <w:p>
+            <w:pPr>
+              <w:autoSpaceDE w:val="0"/>
+              <w:autoSpaceDN w:val="0"/>
+              <w:adjustRightInd w:val="0"/>
+              <w:jc w:val="center"/>
+              <w:rPr>
+                <w:rFonts w:ascii="Arial Nova Cond" w:hAnsi="Arial Nova Cond" w:cs="Arial"/>
+                <w:color w:val="000000"/>
+                <w:kern w:val="0"/>
+                <w:sz w:val="20"/>
+                <w:szCs w:val="20"/>
+              </w:rPr>
+            </w:pPr>
+            <w:r>
+              <w:rPr>
+                <w:rFonts w:ascii="Arial Nova Cond" w:hAnsi="Arial Nova Cond" w:cs="Arial"/>
+                <w:color w:val="000000"/>
+                <w:kern w:val="0"/>
                 <w:sz w:val="20"/>
                 <w:szCs w:val="20"/>
               </w:rPr>
@@ -11269,34 +11174,27 @@
         <w:tc>
           <w:tcPr>
             <w:tcW w:w="1634" w:type="dxa"/>
-            <w:tcBorders>
-              <w:top w:val="double" w:sz="4" w:space="0" w:color="47D459" w:themeColor="accent3" w:themeTint="99"/>
-              <w:left w:val="double" w:sz="4" w:space="0" w:color="47D459" w:themeColor="accent3" w:themeTint="99"/>
-              <w:bottom w:val="double" w:sz="4" w:space="0" w:color="47D459" w:themeColor="accent3" w:themeTint="99"/>
-              <w:right w:val="double" w:sz="4" w:space="0" w:color="47D459" w:themeColor="accent3" w:themeTint="99"/>
-            </w:tcBorders>
-            <w:vAlign w:val="center"/>
-            <w:hideMark/>
-          </w:tcPr>
-          <w:p>
-            <w:pPr>
-              <w:spacing w:after="160" w:line="276" w:lineRule="auto"/>
-              <w:ind w:right="-455"/>
-              <w:rPr>
-                <w:rFonts w:ascii="Arial Nova Cond Light" w:hAnsi="Arial Nova Cond Light" w:cs="Times New Roman"/>
-                <w:b/>
-                <w:bCs/>
-                <w:color w:val="000000" w:themeColor="text1"/>
-                <w:sz w:val="20"/>
-                <w:szCs w:val="20"/>
-              </w:rPr>
-            </w:pPr>
-            <w:r>
-              <w:rPr>
-                <w:rFonts w:ascii="Arial Nova Cond Light" w:hAnsi="Arial Nova Cond Light" w:cs="Times New Roman"/>
-                <w:b/>
-                <w:bCs/>
-                <w:color w:val="000000" w:themeColor="text1"/>
+            <w:vAlign w:val="center"/>
+          </w:tcPr>
+          <w:p>
+            <w:pPr>
+              <w:autoSpaceDE w:val="0"/>
+              <w:autoSpaceDN w:val="0"/>
+              <w:adjustRightInd w:val="0"/>
+              <w:jc w:val="both"/>
+              <w:rPr>
+                <w:rFonts w:ascii="Arial Nova Cond" w:hAnsi="Arial Nova Cond" w:cs="Arial"/>
+                <w:color w:val="000000"/>
+                <w:kern w:val="0"/>
+                <w:sz w:val="20"/>
+                <w:szCs w:val="20"/>
+              </w:rPr>
+            </w:pPr>
+            <w:r>
+              <w:rPr>
+                <w:rFonts w:ascii="Arial Nova Cond" w:hAnsi="Arial Nova Cond" w:cs="Arial"/>
+                <w:color w:val="000000"/>
+                <w:kern w:val="0"/>
                 <w:sz w:val="20"/>
                 <w:szCs w:val="20"/>
               </w:rPr>
@@ -11307,34 +11205,27 @@
         <w:tc>
           <w:tcPr>
             <w:tcW w:w="1337" w:type="dxa"/>
-            <w:tcBorders>
-              <w:top w:val="double" w:sz="4" w:space="0" w:color="47D459" w:themeColor="accent3" w:themeTint="99"/>
-              <w:left w:val="double" w:sz="4" w:space="0" w:color="47D459" w:themeColor="accent3" w:themeTint="99"/>
-              <w:bottom w:val="double" w:sz="4" w:space="0" w:color="47D459" w:themeColor="accent3" w:themeTint="99"/>
-              <w:right w:val="double" w:sz="4" w:space="0" w:color="47D459" w:themeColor="accent3" w:themeTint="99"/>
-            </w:tcBorders>
-            <w:vAlign w:val="center"/>
-            <w:hideMark/>
-          </w:tcPr>
-          <w:p>
-            <w:pPr>
-              <w:spacing w:after="160" w:line="276" w:lineRule="auto"/>
-              <w:ind w:right="-455"/>
-              <w:rPr>
-                <w:rFonts w:ascii="Arial Nova Cond Light" w:hAnsi="Arial Nova Cond Light" w:cs="Times New Roman"/>
-                <w:b/>
-                <w:bCs/>
-                <w:color w:val="000000" w:themeColor="text1"/>
-                <w:sz w:val="20"/>
-                <w:szCs w:val="20"/>
-              </w:rPr>
-            </w:pPr>
-            <w:r>
-              <w:rPr>
-                <w:rFonts w:ascii="Arial Nova Cond Light" w:hAnsi="Arial Nova Cond Light" w:cs="Times New Roman"/>
-                <w:b/>
-                <w:bCs/>
-                <w:color w:val="000000" w:themeColor="text1"/>
+            <w:vAlign w:val="center"/>
+          </w:tcPr>
+          <w:p>
+            <w:pPr>
+              <w:autoSpaceDE w:val="0"/>
+              <w:autoSpaceDN w:val="0"/>
+              <w:adjustRightInd w:val="0"/>
+              <w:jc w:val="center"/>
+              <w:rPr>
+                <w:rFonts w:ascii="Arial Nova Cond" w:hAnsi="Arial Nova Cond" w:cs="Arial"/>
+                <w:color w:val="000000"/>
+                <w:kern w:val="0"/>
+                <w:sz w:val="20"/>
+                <w:szCs w:val="20"/>
+              </w:rPr>
+            </w:pPr>
+            <w:r>
+              <w:rPr>
+                <w:rFonts w:ascii="Arial Nova Cond" w:hAnsi="Arial Nova Cond" w:cs="Arial"/>
+                <w:color w:val="000000"/>
+                <w:kern w:val="0"/>
                 <w:sz w:val="20"/>
                 <w:szCs w:val="20"/>
               </w:rPr>
@@ -11352,24 +11243,23 @@
           <w:tcPr>
             <w:tcW w:w="875" w:type="dxa"/>
             <w:vMerge w:val="restart"/>
-            <w:tcBorders>
-              <w:top w:val="double" w:sz="4" w:space="0" w:color="47D459" w:themeColor="accent3" w:themeTint="99"/>
-              <w:left w:val="double" w:sz="4" w:space="0" w:color="47D459" w:themeColor="accent3" w:themeTint="99"/>
-              <w:bottom w:val="double" w:sz="4" w:space="0" w:color="47D459" w:themeColor="accent3" w:themeTint="99"/>
-              <w:right w:val="double" w:sz="4" w:space="0" w:color="47D459" w:themeColor="accent3" w:themeTint="99"/>
-            </w:tcBorders>
-            <w:vAlign w:val="center"/>
-            <w:hideMark/>
-          </w:tcPr>
-          <w:p>
-            <w:pPr>
-              <w:spacing w:after="160" w:line="276" w:lineRule="auto"/>
-              <w:ind w:right="-455"/>
-              <w:rPr>
-                <w:rFonts w:ascii="Arial Nova Cond Light" w:hAnsi="Arial Nova Cond Light" w:cs="Times New Roman"/>
-                <w:b/>
-                <w:bCs/>
-                <w:color w:val="000000" w:themeColor="text1"/>
+            <w:vAlign w:val="center"/>
+          </w:tcPr>
+          <w:p>
+            <w:pPr>
+              <w:pStyle w:val="Prrafodelista"/>
+              <w:tabs>
+                <w:tab w:val="left" w:pos="0"/>
+                <w:tab w:val="left" w:pos="142"/>
+                <w:tab w:val="left" w:pos="284"/>
+              </w:tabs>
+              <w:spacing w:line="276" w:lineRule="auto"/>
+              <w:ind w:left="0"/>
+              <w:jc w:val="center"/>
+              <w:rPr>
+                <w:rFonts w:ascii="Arial Nova Cond" w:eastAsia="Calibri" w:hAnsi="Arial Nova Cond" w:cs="Times New Roman"/>
+                <w:b/>
+                <w:bCs/>
                 <w:sz w:val="20"/>
                 <w:szCs w:val="20"/>
                 <w:lang w:val="es-ES_tradnl"/>
@@ -11377,10 +11267,9 @@
             </w:pPr>
             <w:r>
               <w:rPr>
-                <w:rFonts w:ascii="Arial Nova Cond Light" w:hAnsi="Arial Nova Cond Light" w:cs="Times New Roman"/>
-                <w:b/>
-                <w:bCs/>
-                <w:color w:val="000000" w:themeColor="text1"/>
+                <w:rFonts w:ascii="Arial Nova Cond" w:eastAsia="Calibri" w:hAnsi="Arial Nova Cond" w:cs="Times New Roman"/>
+                <w:b/>
+                <w:bCs/>
                 <w:sz w:val="20"/>
                 <w:szCs w:val="20"/>
                 <w:lang w:val="es-ES_tradnl"/>
@@ -11392,24 +11281,23 @@
         <w:tc>
           <w:tcPr>
             <w:tcW w:w="1095" w:type="dxa"/>
-            <w:tcBorders>
-              <w:top w:val="double" w:sz="4" w:space="0" w:color="47D459" w:themeColor="accent3" w:themeTint="99"/>
-              <w:left w:val="double" w:sz="4" w:space="0" w:color="47D459" w:themeColor="accent3" w:themeTint="99"/>
-              <w:bottom w:val="double" w:sz="4" w:space="0" w:color="47D459" w:themeColor="accent3" w:themeTint="99"/>
-              <w:right w:val="double" w:sz="4" w:space="0" w:color="47D459" w:themeColor="accent3" w:themeTint="99"/>
-            </w:tcBorders>
-            <w:vAlign w:val="center"/>
-            <w:hideMark/>
-          </w:tcPr>
-          <w:p>
-            <w:pPr>
-              <w:spacing w:after="160" w:line="276" w:lineRule="auto"/>
-              <w:ind w:right="-455"/>
-              <w:rPr>
-                <w:rFonts w:ascii="Arial Nova Cond Light" w:hAnsi="Arial Nova Cond Light" w:cs="Times New Roman"/>
-                <w:b/>
-                <w:bCs/>
-                <w:color w:val="000000" w:themeColor="text1"/>
+            <w:vAlign w:val="center"/>
+          </w:tcPr>
+          <w:p>
+            <w:pPr>
+              <w:pStyle w:val="Prrafodelista"/>
+              <w:tabs>
+                <w:tab w:val="left" w:pos="0"/>
+                <w:tab w:val="left" w:pos="142"/>
+                <w:tab w:val="left" w:pos="284"/>
+              </w:tabs>
+              <w:spacing w:line="276" w:lineRule="auto"/>
+              <w:ind w:left="0"/>
+              <w:jc w:val="center"/>
+              <w:rPr>
+                <w:rFonts w:ascii="Arial Nova Cond" w:eastAsia="Calibri" w:hAnsi="Arial Nova Cond" w:cs="Times New Roman"/>
+                <w:b/>
+                <w:bCs/>
                 <w:sz w:val="20"/>
                 <w:szCs w:val="20"/>
                 <w:lang w:val="es-ES_tradnl"/>
@@ -11417,10 +11305,9 @@
             </w:pPr>
             <w:r>
               <w:rPr>
-                <w:rFonts w:ascii="Arial Nova Cond Light" w:hAnsi="Arial Nova Cond Light" w:cs="Times New Roman"/>
-                <w:b/>
-                <w:bCs/>
-                <w:color w:val="000000" w:themeColor="text1"/>
+                <w:rFonts w:ascii="Arial Nova Cond" w:eastAsia="Calibri" w:hAnsi="Arial Nova Cond" w:cs="Times New Roman"/>
+                <w:b/>
+                <w:bCs/>
                 <w:sz w:val="20"/>
                 <w:szCs w:val="20"/>
                 <w:lang w:val="es-ES_tradnl"/>
@@ -11432,34 +11319,21 @@
         <w:tc>
           <w:tcPr>
             <w:tcW w:w="1726" w:type="dxa"/>
-            <w:tcBorders>
-              <w:top w:val="double" w:sz="4" w:space="0" w:color="47D459" w:themeColor="accent3" w:themeTint="99"/>
-              <w:left w:val="double" w:sz="4" w:space="0" w:color="47D459" w:themeColor="accent3" w:themeTint="99"/>
-              <w:bottom w:val="double" w:sz="4" w:space="0" w:color="47D459" w:themeColor="accent3" w:themeTint="99"/>
-              <w:right w:val="double" w:sz="4" w:space="0" w:color="47D459" w:themeColor="accent3" w:themeTint="99"/>
-            </w:tcBorders>
-            <w:vAlign w:val="center"/>
-            <w:hideMark/>
-          </w:tcPr>
-          <w:p>
-            <w:pPr>
-              <w:spacing w:after="160" w:line="276" w:lineRule="auto"/>
-              <w:ind w:right="-455"/>
-              <w:rPr>
-                <w:rFonts w:ascii="Arial Nova Cond Light" w:hAnsi="Arial Nova Cond Light" w:cs="Times New Roman"/>
-                <w:b/>
-                <w:bCs/>
-                <w:color w:val="000000" w:themeColor="text1"/>
-                <w:sz w:val="20"/>
-                <w:szCs w:val="20"/>
-              </w:rPr>
-            </w:pPr>
-            <w:r>
-              <w:rPr>
-                <w:rFonts w:ascii="Arial Nova Cond Light" w:hAnsi="Arial Nova Cond Light" w:cs="Times New Roman"/>
-                <w:b/>
-                <w:bCs/>
-                <w:color w:val="000000" w:themeColor="text1"/>
+            <w:vAlign w:val="center"/>
+          </w:tcPr>
+          <w:p>
+            <w:pPr>
+              <w:pStyle w:val="Sinespaciado"/>
+              <w:jc w:val="both"/>
+              <w:rPr>
+                <w:rFonts w:ascii="Arial Nova Cond" w:eastAsia="Times New Roman" w:hAnsi="Arial Nova Cond" w:cs="Times New Roman"/>
+                <w:sz w:val="20"/>
+                <w:szCs w:val="20"/>
+              </w:rPr>
+            </w:pPr>
+            <w:r>
+              <w:rPr>
+                <w:rFonts w:ascii="Arial Nova Cond" w:eastAsia="Calibri" w:hAnsi="Arial Nova Cond" w:cs="Times New Roman"/>
                 <w:sz w:val="20"/>
                 <w:szCs w:val="20"/>
                 <w:lang w:val="es-ES_tradnl"/>
@@ -11471,23 +11345,21 @@
         <w:tc>
           <w:tcPr>
             <w:tcW w:w="6169" w:type="dxa"/>
-            <w:tcBorders>
-              <w:top w:val="double" w:sz="4" w:space="0" w:color="47D459" w:themeColor="accent3" w:themeTint="99"/>
-              <w:left w:val="double" w:sz="4" w:space="0" w:color="47D459" w:themeColor="accent3" w:themeTint="99"/>
-              <w:bottom w:val="double" w:sz="4" w:space="0" w:color="47D459" w:themeColor="accent3" w:themeTint="99"/>
-              <w:right w:val="double" w:sz="4" w:space="0" w:color="47D459" w:themeColor="accent3" w:themeTint="99"/>
-            </w:tcBorders>
-            <w:vAlign w:val="center"/>
-            <w:hideMark/>
-          </w:tcPr>
-          <w:p>
-            <w:pPr>
-              <w:spacing w:after="160" w:line="276" w:lineRule="auto"/>
-              <w:ind w:right="-455"/>
-              <w:rPr>
-                <w:rFonts w:ascii="Arial Nova Cond Light" w:hAnsi="Arial Nova Cond Light" w:cs="Times New Roman"/>
-                <w:b/>
-                <w:bCs/>
+            <w:vAlign w:val="center"/>
+          </w:tcPr>
+          <w:p>
+            <w:pPr>
+              <w:pStyle w:val="Prrafodelista"/>
+              <w:tabs>
+                <w:tab w:val="left" w:pos="0"/>
+                <w:tab w:val="left" w:pos="142"/>
+                <w:tab w:val="left" w:pos="284"/>
+              </w:tabs>
+              <w:spacing w:line="276" w:lineRule="auto"/>
+              <w:ind w:left="0"/>
+              <w:jc w:val="both"/>
+              <w:rPr>
+                <w:rFonts w:ascii="Arial Nova Cond" w:eastAsia="Calibri" w:hAnsi="Arial Nova Cond" w:cs="Times New Roman"/>
                 <w:color w:val="000000" w:themeColor="text1"/>
                 <w:sz w:val="20"/>
                 <w:szCs w:val="20"/>
@@ -11496,10 +11368,7 @@
             </w:pPr>
             <w:r>
               <w:rPr>
-                <w:rFonts w:ascii="Arial Nova Cond Light" w:hAnsi="Arial Nova Cond Light" w:cs="Times New Roman"/>
-                <w:b/>
-                <w:bCs/>
-                <w:color w:val="000000" w:themeColor="text1"/>
+                <w:rFonts w:ascii="Arial Nova Cond" w:eastAsia="Calibri" w:hAnsi="Arial Nova Cond" w:cs="Times New Roman"/>
                 <w:sz w:val="20"/>
                 <w:szCs w:val="20"/>
                 <w:lang w:val="es-ES_tradnl"/>
@@ -11511,34 +11380,27 @@
         <w:tc>
           <w:tcPr>
             <w:tcW w:w="2015" w:type="dxa"/>
-            <w:tcBorders>
-              <w:top w:val="double" w:sz="4" w:space="0" w:color="47D459" w:themeColor="accent3" w:themeTint="99"/>
-              <w:left w:val="double" w:sz="4" w:space="0" w:color="47D459" w:themeColor="accent3" w:themeTint="99"/>
-              <w:bottom w:val="double" w:sz="4" w:space="0" w:color="47D459" w:themeColor="accent3" w:themeTint="99"/>
-              <w:right w:val="double" w:sz="4" w:space="0" w:color="47D459" w:themeColor="accent3" w:themeTint="99"/>
-            </w:tcBorders>
-            <w:vAlign w:val="center"/>
-            <w:hideMark/>
-          </w:tcPr>
-          <w:p>
-            <w:pPr>
-              <w:spacing w:after="160" w:line="276" w:lineRule="auto"/>
-              <w:ind w:right="-455"/>
-              <w:rPr>
-                <w:rFonts w:ascii="Arial Nova Cond Light" w:hAnsi="Arial Nova Cond Light" w:cs="Times New Roman"/>
-                <w:b/>
-                <w:bCs/>
-                <w:color w:val="000000" w:themeColor="text1"/>
-                <w:sz w:val="20"/>
-                <w:szCs w:val="20"/>
-              </w:rPr>
-            </w:pPr>
-            <w:r>
-              <w:rPr>
-                <w:rFonts w:ascii="Arial Nova Cond Light" w:hAnsi="Arial Nova Cond Light" w:cs="Times New Roman"/>
-                <w:b/>
-                <w:bCs/>
-                <w:color w:val="000000" w:themeColor="text1"/>
+            <w:vAlign w:val="center"/>
+          </w:tcPr>
+          <w:p>
+            <w:pPr>
+              <w:autoSpaceDE w:val="0"/>
+              <w:autoSpaceDN w:val="0"/>
+              <w:adjustRightInd w:val="0"/>
+              <w:jc w:val="center"/>
+              <w:rPr>
+                <w:rFonts w:ascii="Arial Nova Cond" w:hAnsi="Arial Nova Cond" w:cs="Arial"/>
+                <w:color w:val="215E99" w:themeColor="text2" w:themeTint="BF"/>
+                <w:kern w:val="0"/>
+                <w:sz w:val="20"/>
+                <w:szCs w:val="20"/>
+              </w:rPr>
+            </w:pPr>
+            <w:r>
+              <w:rPr>
+                <w:rFonts w:ascii="Arial Nova Cond" w:hAnsi="Arial Nova Cond" w:cs="Arial"/>
+                <w:color w:val="000000"/>
+                <w:kern w:val="0"/>
                 <w:sz w:val="20"/>
                 <w:szCs w:val="20"/>
               </w:rPr>
@@ -11549,34 +11411,27 @@
         <w:tc>
           <w:tcPr>
             <w:tcW w:w="1634" w:type="dxa"/>
-            <w:tcBorders>
-              <w:top w:val="double" w:sz="4" w:space="0" w:color="47D459" w:themeColor="accent3" w:themeTint="99"/>
-              <w:left w:val="double" w:sz="4" w:space="0" w:color="47D459" w:themeColor="accent3" w:themeTint="99"/>
-              <w:bottom w:val="double" w:sz="4" w:space="0" w:color="47D459" w:themeColor="accent3" w:themeTint="99"/>
-              <w:right w:val="double" w:sz="4" w:space="0" w:color="47D459" w:themeColor="accent3" w:themeTint="99"/>
-            </w:tcBorders>
-            <w:vAlign w:val="center"/>
-            <w:hideMark/>
-          </w:tcPr>
-          <w:p>
-            <w:pPr>
-              <w:spacing w:after="160" w:line="276" w:lineRule="auto"/>
-              <w:ind w:right="-455"/>
-              <w:rPr>
-                <w:rFonts w:ascii="Arial Nova Cond Light" w:hAnsi="Arial Nova Cond Light" w:cs="Times New Roman"/>
-                <w:b/>
-                <w:bCs/>
-                <w:color w:val="000000" w:themeColor="text1"/>
-                <w:sz w:val="20"/>
-                <w:szCs w:val="20"/>
-              </w:rPr>
-            </w:pPr>
-            <w:r>
-              <w:rPr>
-                <w:rFonts w:ascii="Arial Nova Cond Light" w:hAnsi="Arial Nova Cond Light" w:cs="Times New Roman"/>
-                <w:b/>
-                <w:bCs/>
-                <w:color w:val="000000" w:themeColor="text1"/>
+            <w:vAlign w:val="center"/>
+          </w:tcPr>
+          <w:p>
+            <w:pPr>
+              <w:autoSpaceDE w:val="0"/>
+              <w:autoSpaceDN w:val="0"/>
+              <w:adjustRightInd w:val="0"/>
+              <w:jc w:val="both"/>
+              <w:rPr>
+                <w:rFonts w:ascii="Arial Nova Cond" w:hAnsi="Arial Nova Cond" w:cs="Arial"/>
+                <w:color w:val="000000"/>
+                <w:kern w:val="0"/>
+                <w:sz w:val="20"/>
+                <w:szCs w:val="20"/>
+              </w:rPr>
+            </w:pPr>
+            <w:r>
+              <w:rPr>
+                <w:rFonts w:ascii="Arial Nova Cond" w:hAnsi="Arial Nova Cond" w:cs="Arial"/>
+                <w:color w:val="000000"/>
+                <w:kern w:val="0"/>
                 <w:sz w:val="20"/>
                 <w:szCs w:val="20"/>
               </w:rPr>
@@ -11587,34 +11442,27 @@
         <w:tc>
           <w:tcPr>
             <w:tcW w:w="1337" w:type="dxa"/>
-            <w:tcBorders>
-              <w:top w:val="double" w:sz="4" w:space="0" w:color="47D459" w:themeColor="accent3" w:themeTint="99"/>
-              <w:left w:val="double" w:sz="4" w:space="0" w:color="47D459" w:themeColor="accent3" w:themeTint="99"/>
-              <w:bottom w:val="double" w:sz="4" w:space="0" w:color="47D459" w:themeColor="accent3" w:themeTint="99"/>
-              <w:right w:val="double" w:sz="4" w:space="0" w:color="47D459" w:themeColor="accent3" w:themeTint="99"/>
-            </w:tcBorders>
-            <w:vAlign w:val="center"/>
-            <w:hideMark/>
-          </w:tcPr>
-          <w:p>
-            <w:pPr>
-              <w:spacing w:after="160" w:line="276" w:lineRule="auto"/>
-              <w:ind w:right="-455"/>
-              <w:rPr>
-                <w:rFonts w:ascii="Arial Nova Cond Light" w:hAnsi="Arial Nova Cond Light" w:cs="Times New Roman"/>
-                <w:b/>
-                <w:bCs/>
-                <w:color w:val="000000" w:themeColor="text1"/>
-                <w:sz w:val="20"/>
-                <w:szCs w:val="20"/>
-              </w:rPr>
-            </w:pPr>
-            <w:r>
-              <w:rPr>
-                <w:rFonts w:ascii="Arial Nova Cond Light" w:hAnsi="Arial Nova Cond Light" w:cs="Times New Roman"/>
-                <w:b/>
-                <w:bCs/>
-                <w:color w:val="000000" w:themeColor="text1"/>
+            <w:vAlign w:val="center"/>
+          </w:tcPr>
+          <w:p>
+            <w:pPr>
+              <w:autoSpaceDE w:val="0"/>
+              <w:autoSpaceDN w:val="0"/>
+              <w:adjustRightInd w:val="0"/>
+              <w:jc w:val="center"/>
+              <w:rPr>
+                <w:rFonts w:ascii="Arial Nova Cond" w:hAnsi="Arial Nova Cond" w:cs="Arial"/>
+                <w:color w:val="000000"/>
+                <w:kern w:val="0"/>
+                <w:sz w:val="20"/>
+                <w:szCs w:val="20"/>
+              </w:rPr>
+            </w:pPr>
+            <w:r>
+              <w:rPr>
+                <w:rFonts w:ascii="Arial Nova Cond" w:hAnsi="Arial Nova Cond" w:cs="Arial"/>
+                <w:color w:val="000000"/>
+                <w:kern w:val="0"/>
                 <w:sz w:val="20"/>
                 <w:szCs w:val="20"/>
               </w:rPr>
@@ -11632,24 +11480,23 @@
           <w:tcPr>
             <w:tcW w:w="875" w:type="dxa"/>
             <w:vMerge/>
-            <w:tcBorders>
-              <w:top w:val="double" w:sz="4" w:space="0" w:color="47D459" w:themeColor="accent3" w:themeTint="99"/>
-              <w:left w:val="double" w:sz="4" w:space="0" w:color="47D459" w:themeColor="accent3" w:themeTint="99"/>
-              <w:bottom w:val="double" w:sz="4" w:space="0" w:color="47D459" w:themeColor="accent3" w:themeTint="99"/>
-              <w:right w:val="double" w:sz="4" w:space="0" w:color="47D459" w:themeColor="accent3" w:themeTint="99"/>
-            </w:tcBorders>
-            <w:vAlign w:val="center"/>
-            <w:hideMark/>
-          </w:tcPr>
-          <w:p>
-            <w:pPr>
-              <w:spacing w:after="160" w:line="276" w:lineRule="auto"/>
-              <w:ind w:right="-455"/>
-              <w:rPr>
-                <w:rFonts w:ascii="Arial Nova Cond Light" w:hAnsi="Arial Nova Cond Light" w:cs="Times New Roman"/>
-                <w:b/>
-                <w:bCs/>
-                <w:color w:val="000000" w:themeColor="text1"/>
+            <w:vAlign w:val="center"/>
+          </w:tcPr>
+          <w:p>
+            <w:pPr>
+              <w:pStyle w:val="Prrafodelista"/>
+              <w:tabs>
+                <w:tab w:val="left" w:pos="0"/>
+                <w:tab w:val="left" w:pos="142"/>
+                <w:tab w:val="left" w:pos="284"/>
+              </w:tabs>
+              <w:spacing w:line="276" w:lineRule="auto"/>
+              <w:ind w:left="0"/>
+              <w:jc w:val="center"/>
+              <w:rPr>
+                <w:rFonts w:ascii="Arial Nova Cond" w:eastAsia="Calibri" w:hAnsi="Arial Nova Cond" w:cs="Times New Roman"/>
+                <w:b/>
+                <w:bCs/>
                 <w:sz w:val="20"/>
                 <w:szCs w:val="20"/>
                 <w:lang w:val="es-ES_tradnl"/>
@@ -11660,24 +11507,23 @@
         <w:tc>
           <w:tcPr>
             <w:tcW w:w="1095" w:type="dxa"/>
-            <w:tcBorders>
-              <w:top w:val="double" w:sz="4" w:space="0" w:color="47D459" w:themeColor="accent3" w:themeTint="99"/>
-              <w:left w:val="double" w:sz="4" w:space="0" w:color="47D459" w:themeColor="accent3" w:themeTint="99"/>
-              <w:bottom w:val="double" w:sz="4" w:space="0" w:color="47D459" w:themeColor="accent3" w:themeTint="99"/>
-              <w:right w:val="double" w:sz="4" w:space="0" w:color="47D459" w:themeColor="accent3" w:themeTint="99"/>
-            </w:tcBorders>
-            <w:vAlign w:val="center"/>
-            <w:hideMark/>
-          </w:tcPr>
-          <w:p>
-            <w:pPr>
-              <w:spacing w:after="160" w:line="276" w:lineRule="auto"/>
-              <w:ind w:right="-455"/>
-              <w:rPr>
-                <w:rFonts w:ascii="Arial Nova Cond Light" w:hAnsi="Arial Nova Cond Light" w:cs="Times New Roman"/>
-                <w:b/>
-                <w:bCs/>
-                <w:color w:val="000000" w:themeColor="text1"/>
+            <w:vAlign w:val="center"/>
+          </w:tcPr>
+          <w:p>
+            <w:pPr>
+              <w:pStyle w:val="Prrafodelista"/>
+              <w:tabs>
+                <w:tab w:val="left" w:pos="0"/>
+                <w:tab w:val="left" w:pos="142"/>
+                <w:tab w:val="left" w:pos="284"/>
+              </w:tabs>
+              <w:spacing w:line="276" w:lineRule="auto"/>
+              <w:ind w:left="0"/>
+              <w:jc w:val="center"/>
+              <w:rPr>
+                <w:rFonts w:ascii="Arial Nova Cond" w:eastAsia="Calibri" w:hAnsi="Arial Nova Cond" w:cs="Times New Roman"/>
+                <w:b/>
+                <w:bCs/>
                 <w:sz w:val="20"/>
                 <w:szCs w:val="20"/>
                 <w:lang w:val="es-ES_tradnl"/>
@@ -11685,10 +11531,9 @@
             </w:pPr>
             <w:r>
               <w:rPr>
-                <w:rFonts w:ascii="Arial Nova Cond Light" w:hAnsi="Arial Nova Cond Light" w:cs="Times New Roman"/>
-                <w:b/>
-                <w:bCs/>
-                <w:color w:val="000000" w:themeColor="text1"/>
+                <w:rFonts w:ascii="Arial Nova Cond" w:eastAsia="Calibri" w:hAnsi="Arial Nova Cond" w:cs="Times New Roman"/>
+                <w:b/>
+                <w:bCs/>
                 <w:sz w:val="20"/>
                 <w:szCs w:val="20"/>
                 <w:lang w:val="es-ES_tradnl"/>
@@ -11700,34 +11545,21 @@
         <w:tc>
           <w:tcPr>
             <w:tcW w:w="1726" w:type="dxa"/>
-            <w:tcBorders>
-              <w:top w:val="double" w:sz="4" w:space="0" w:color="47D459" w:themeColor="accent3" w:themeTint="99"/>
-              <w:left w:val="double" w:sz="4" w:space="0" w:color="47D459" w:themeColor="accent3" w:themeTint="99"/>
-              <w:bottom w:val="double" w:sz="4" w:space="0" w:color="47D459" w:themeColor="accent3" w:themeTint="99"/>
-              <w:right w:val="double" w:sz="4" w:space="0" w:color="47D459" w:themeColor="accent3" w:themeTint="99"/>
-            </w:tcBorders>
-            <w:vAlign w:val="center"/>
-            <w:hideMark/>
-          </w:tcPr>
-          <w:p>
-            <w:pPr>
-              <w:spacing w:after="160" w:line="276" w:lineRule="auto"/>
-              <w:ind w:right="-455"/>
-              <w:rPr>
-                <w:rFonts w:ascii="Arial Nova Cond Light" w:hAnsi="Arial Nova Cond Light" w:cs="Times New Roman"/>
-                <w:b/>
-                <w:bCs/>
-                <w:color w:val="000000" w:themeColor="text1"/>
-                <w:sz w:val="20"/>
-                <w:szCs w:val="20"/>
-              </w:rPr>
-            </w:pPr>
-            <w:r>
-              <w:rPr>
-                <w:rFonts w:ascii="Arial Nova Cond Light" w:hAnsi="Arial Nova Cond Light" w:cs="Times New Roman"/>
-                <w:b/>
-                <w:bCs/>
-                <w:color w:val="000000" w:themeColor="text1"/>
+            <w:vAlign w:val="center"/>
+          </w:tcPr>
+          <w:p>
+            <w:pPr>
+              <w:pStyle w:val="Sinespaciado"/>
+              <w:jc w:val="both"/>
+              <w:rPr>
+                <w:rFonts w:ascii="Arial Nova Cond" w:hAnsi="Arial Nova Cond"/>
+                <w:sz w:val="20"/>
+                <w:szCs w:val="20"/>
+              </w:rPr>
+            </w:pPr>
+            <w:r>
+              <w:rPr>
+                <w:rFonts w:ascii="Arial Nova Cond" w:eastAsia="Calibri" w:hAnsi="Arial Nova Cond" w:cs="Times New Roman"/>
                 <w:sz w:val="20"/>
                 <w:szCs w:val="20"/>
                 <w:lang w:val="es-ES_tradnl"/>
@@ -11739,23 +11571,21 @@
         <w:tc>
           <w:tcPr>
             <w:tcW w:w="6169" w:type="dxa"/>
-            <w:tcBorders>
-              <w:top w:val="double" w:sz="4" w:space="0" w:color="47D459" w:themeColor="accent3" w:themeTint="99"/>
-              <w:left w:val="double" w:sz="4" w:space="0" w:color="47D459" w:themeColor="accent3" w:themeTint="99"/>
-              <w:bottom w:val="double" w:sz="4" w:space="0" w:color="47D459" w:themeColor="accent3" w:themeTint="99"/>
-              <w:right w:val="double" w:sz="4" w:space="0" w:color="47D459" w:themeColor="accent3" w:themeTint="99"/>
-            </w:tcBorders>
-            <w:vAlign w:val="center"/>
-            <w:hideMark/>
-          </w:tcPr>
-          <w:p>
-            <w:pPr>
-              <w:spacing w:after="160" w:line="276" w:lineRule="auto"/>
-              <w:ind w:right="-455"/>
-              <w:rPr>
-                <w:rFonts w:ascii="Arial Nova Cond Light" w:hAnsi="Arial Nova Cond Light" w:cs="Times New Roman"/>
-                <w:b/>
-                <w:bCs/>
+            <w:vAlign w:val="center"/>
+          </w:tcPr>
+          <w:p>
+            <w:pPr>
+              <w:pStyle w:val="Prrafodelista"/>
+              <w:tabs>
+                <w:tab w:val="left" w:pos="0"/>
+                <w:tab w:val="left" w:pos="142"/>
+                <w:tab w:val="left" w:pos="284"/>
+              </w:tabs>
+              <w:spacing w:line="276" w:lineRule="auto"/>
+              <w:ind w:left="0"/>
+              <w:jc w:val="both"/>
+              <w:rPr>
+                <w:rFonts w:ascii="Arial Nova Cond" w:eastAsia="Calibri" w:hAnsi="Arial Nova Cond" w:cs="Times New Roman"/>
                 <w:color w:val="000000" w:themeColor="text1"/>
                 <w:sz w:val="20"/>
                 <w:szCs w:val="20"/>
@@ -11764,10 +11594,7 @@
             </w:pPr>
             <w:r>
               <w:rPr>
-                <w:rFonts w:ascii="Arial Nova Cond Light" w:hAnsi="Arial Nova Cond Light" w:cs="Times New Roman"/>
-                <w:b/>
-                <w:bCs/>
-                <w:color w:val="000000" w:themeColor="text1"/>
+                <w:rFonts w:ascii="Arial Nova Cond" w:eastAsia="Calibri" w:hAnsi="Arial Nova Cond" w:cs="Times New Roman"/>
                 <w:sz w:val="20"/>
                 <w:szCs w:val="20"/>
                 <w:lang w:val="es-ES_tradnl"/>
@@ -11779,34 +11606,27 @@
         <w:tc>
           <w:tcPr>
             <w:tcW w:w="2015" w:type="dxa"/>
-            <w:tcBorders>
-              <w:top w:val="double" w:sz="4" w:space="0" w:color="47D459" w:themeColor="accent3" w:themeTint="99"/>
-              <w:left w:val="double" w:sz="4" w:space="0" w:color="47D459" w:themeColor="accent3" w:themeTint="99"/>
-              <w:bottom w:val="double" w:sz="4" w:space="0" w:color="47D459" w:themeColor="accent3" w:themeTint="99"/>
-              <w:right w:val="double" w:sz="4" w:space="0" w:color="47D459" w:themeColor="accent3" w:themeTint="99"/>
-            </w:tcBorders>
-            <w:vAlign w:val="center"/>
-            <w:hideMark/>
-          </w:tcPr>
-          <w:p>
-            <w:pPr>
-              <w:spacing w:after="160" w:line="276" w:lineRule="auto"/>
-              <w:ind w:right="-455"/>
-              <w:rPr>
-                <w:rFonts w:ascii="Arial Nova Cond Light" w:hAnsi="Arial Nova Cond Light" w:cs="Times New Roman"/>
-                <w:b/>
-                <w:bCs/>
-                <w:color w:val="000000" w:themeColor="text1"/>
-                <w:sz w:val="20"/>
-                <w:szCs w:val="20"/>
-              </w:rPr>
-            </w:pPr>
-            <w:r>
-              <w:rPr>
-                <w:rFonts w:ascii="Arial Nova Cond Light" w:hAnsi="Arial Nova Cond Light" w:cs="Times New Roman"/>
-                <w:b/>
-                <w:bCs/>
-                <w:color w:val="000000" w:themeColor="text1"/>
+            <w:vAlign w:val="center"/>
+          </w:tcPr>
+          <w:p>
+            <w:pPr>
+              <w:autoSpaceDE w:val="0"/>
+              <w:autoSpaceDN w:val="0"/>
+              <w:adjustRightInd w:val="0"/>
+              <w:jc w:val="center"/>
+              <w:rPr>
+                <w:rFonts w:ascii="Arial Nova Cond" w:hAnsi="Arial Nova Cond" w:cs="Arial"/>
+                <w:color w:val="000000" w:themeColor="text1"/>
+                <w:kern w:val="0"/>
+                <w:sz w:val="20"/>
+                <w:szCs w:val="20"/>
+              </w:rPr>
+            </w:pPr>
+            <w:r>
+              <w:rPr>
+                <w:rFonts w:ascii="Arial Nova Cond" w:hAnsi="Arial Nova Cond" w:cs="Arial"/>
+                <w:color w:val="000000"/>
+                <w:kern w:val="0"/>
                 <w:sz w:val="20"/>
                 <w:szCs w:val="20"/>
               </w:rPr>
@@ -11817,34 +11637,27 @@
         <w:tc>
           <w:tcPr>
             <w:tcW w:w="1634" w:type="dxa"/>
-            <w:tcBorders>
-              <w:top w:val="double" w:sz="4" w:space="0" w:color="47D459" w:themeColor="accent3" w:themeTint="99"/>
-              <w:left w:val="double" w:sz="4" w:space="0" w:color="47D459" w:themeColor="accent3" w:themeTint="99"/>
-              <w:bottom w:val="double" w:sz="4" w:space="0" w:color="47D459" w:themeColor="accent3" w:themeTint="99"/>
-              <w:right w:val="double" w:sz="4" w:space="0" w:color="47D459" w:themeColor="accent3" w:themeTint="99"/>
-            </w:tcBorders>
-            <w:vAlign w:val="center"/>
-            <w:hideMark/>
-          </w:tcPr>
-          <w:p>
-            <w:pPr>
-              <w:spacing w:after="160" w:line="276" w:lineRule="auto"/>
-              <w:ind w:right="-455"/>
-              <w:rPr>
-                <w:rFonts w:ascii="Arial Nova Cond Light" w:hAnsi="Arial Nova Cond Light" w:cs="Times New Roman"/>
-                <w:b/>
-                <w:bCs/>
-                <w:color w:val="000000" w:themeColor="text1"/>
-                <w:sz w:val="20"/>
-                <w:szCs w:val="20"/>
-              </w:rPr>
-            </w:pPr>
-            <w:r>
-              <w:rPr>
-                <w:rFonts w:ascii="Arial Nova Cond Light" w:hAnsi="Arial Nova Cond Light" w:cs="Times New Roman"/>
-                <w:b/>
-                <w:bCs/>
-                <w:color w:val="000000" w:themeColor="text1"/>
+            <w:vAlign w:val="center"/>
+          </w:tcPr>
+          <w:p>
+            <w:pPr>
+              <w:autoSpaceDE w:val="0"/>
+              <w:autoSpaceDN w:val="0"/>
+              <w:adjustRightInd w:val="0"/>
+              <w:jc w:val="both"/>
+              <w:rPr>
+                <w:rFonts w:ascii="Arial Nova Cond" w:hAnsi="Arial Nova Cond" w:cs="Arial"/>
+                <w:color w:val="000000"/>
+                <w:kern w:val="0"/>
+                <w:sz w:val="20"/>
+                <w:szCs w:val="20"/>
+              </w:rPr>
+            </w:pPr>
+            <w:r>
+              <w:rPr>
+                <w:rFonts w:ascii="Arial Nova Cond" w:hAnsi="Arial Nova Cond" w:cs="Arial"/>
+                <w:color w:val="000000"/>
+                <w:kern w:val="0"/>
                 <w:sz w:val="20"/>
                 <w:szCs w:val="20"/>
               </w:rPr>
@@ -11855,34 +11668,27 @@
         <w:tc>
           <w:tcPr>
             <w:tcW w:w="1337" w:type="dxa"/>
-            <w:tcBorders>
-              <w:top w:val="double" w:sz="4" w:space="0" w:color="47D459" w:themeColor="accent3" w:themeTint="99"/>
-              <w:left w:val="double" w:sz="4" w:space="0" w:color="47D459" w:themeColor="accent3" w:themeTint="99"/>
-              <w:bottom w:val="double" w:sz="4" w:space="0" w:color="47D459" w:themeColor="accent3" w:themeTint="99"/>
-              <w:right w:val="double" w:sz="4" w:space="0" w:color="47D459" w:themeColor="accent3" w:themeTint="99"/>
-            </w:tcBorders>
-            <w:vAlign w:val="center"/>
-            <w:hideMark/>
-          </w:tcPr>
-          <w:p>
-            <w:pPr>
-              <w:spacing w:after="160" w:line="276" w:lineRule="auto"/>
-              <w:ind w:right="-455"/>
-              <w:rPr>
-                <w:rFonts w:ascii="Arial Nova Cond Light" w:hAnsi="Arial Nova Cond Light" w:cs="Times New Roman"/>
-                <w:b/>
-                <w:bCs/>
-                <w:color w:val="000000" w:themeColor="text1"/>
-                <w:sz w:val="20"/>
-                <w:szCs w:val="20"/>
-              </w:rPr>
-            </w:pPr>
-            <w:r>
-              <w:rPr>
-                <w:rFonts w:ascii="Arial Nova Cond Light" w:hAnsi="Arial Nova Cond Light" w:cs="Times New Roman"/>
-                <w:b/>
-                <w:bCs/>
-                <w:color w:val="000000" w:themeColor="text1"/>
+            <w:vAlign w:val="center"/>
+          </w:tcPr>
+          <w:p>
+            <w:pPr>
+              <w:autoSpaceDE w:val="0"/>
+              <w:autoSpaceDN w:val="0"/>
+              <w:adjustRightInd w:val="0"/>
+              <w:jc w:val="center"/>
+              <w:rPr>
+                <w:rFonts w:ascii="Arial Nova Cond" w:hAnsi="Arial Nova Cond" w:cs="Arial"/>
+                <w:color w:val="000000"/>
+                <w:kern w:val="0"/>
+                <w:sz w:val="20"/>
+                <w:szCs w:val="20"/>
+              </w:rPr>
+            </w:pPr>
+            <w:r>
+              <w:rPr>
+                <w:rFonts w:ascii="Arial Nova Cond" w:hAnsi="Arial Nova Cond" w:cs="Arial"/>
+                <w:color w:val="000000"/>
+                <w:kern w:val="0"/>
                 <w:sz w:val="20"/>
                 <w:szCs w:val="20"/>
               </w:rPr>
@@ -11900,24 +11706,23 @@
           <w:tcPr>
             <w:tcW w:w="875" w:type="dxa"/>
             <w:vMerge w:val="restart"/>
-            <w:tcBorders>
-              <w:top w:val="double" w:sz="4" w:space="0" w:color="47D459" w:themeColor="accent3" w:themeTint="99"/>
-              <w:left w:val="double" w:sz="4" w:space="0" w:color="47D459" w:themeColor="accent3" w:themeTint="99"/>
-              <w:bottom w:val="double" w:sz="4" w:space="0" w:color="47D459" w:themeColor="accent3" w:themeTint="99"/>
-              <w:right w:val="double" w:sz="4" w:space="0" w:color="47D459" w:themeColor="accent3" w:themeTint="99"/>
-            </w:tcBorders>
-            <w:vAlign w:val="center"/>
-            <w:hideMark/>
-          </w:tcPr>
-          <w:p>
-            <w:pPr>
-              <w:spacing w:after="160" w:line="276" w:lineRule="auto"/>
-              <w:ind w:right="-455"/>
-              <w:rPr>
-                <w:rFonts w:ascii="Arial Nova Cond Light" w:hAnsi="Arial Nova Cond Light" w:cs="Times New Roman"/>
-                <w:b/>
-                <w:bCs/>
-                <w:color w:val="000000" w:themeColor="text1"/>
+            <w:vAlign w:val="center"/>
+          </w:tcPr>
+          <w:p>
+            <w:pPr>
+              <w:pStyle w:val="Prrafodelista"/>
+              <w:tabs>
+                <w:tab w:val="left" w:pos="0"/>
+                <w:tab w:val="left" w:pos="142"/>
+                <w:tab w:val="left" w:pos="284"/>
+              </w:tabs>
+              <w:spacing w:line="276" w:lineRule="auto"/>
+              <w:ind w:left="0"/>
+              <w:jc w:val="center"/>
+              <w:rPr>
+                <w:rFonts w:ascii="Arial Nova Cond" w:eastAsia="Calibri" w:hAnsi="Arial Nova Cond" w:cs="Times New Roman"/>
+                <w:b/>
+                <w:bCs/>
                 <w:sz w:val="20"/>
                 <w:szCs w:val="20"/>
                 <w:lang w:val="es-ES_tradnl"/>
@@ -11925,10 +11730,9 @@
             </w:pPr>
             <w:r>
               <w:rPr>
-                <w:rFonts w:ascii="Arial Nova Cond Light" w:hAnsi="Arial Nova Cond Light" w:cs="Times New Roman"/>
-                <w:b/>
-                <w:bCs/>
-                <w:color w:val="000000" w:themeColor="text1"/>
+                <w:rFonts w:ascii="Arial Nova Cond" w:eastAsia="Calibri" w:hAnsi="Arial Nova Cond" w:cs="Times New Roman"/>
+                <w:b/>
+                <w:bCs/>
                 <w:sz w:val="20"/>
                 <w:szCs w:val="20"/>
                 <w:lang w:val="es-ES_tradnl"/>
@@ -11940,24 +11744,23 @@
         <w:tc>
           <w:tcPr>
             <w:tcW w:w="1095" w:type="dxa"/>
-            <w:tcBorders>
-              <w:top w:val="double" w:sz="4" w:space="0" w:color="47D459" w:themeColor="accent3" w:themeTint="99"/>
-              <w:left w:val="double" w:sz="4" w:space="0" w:color="47D459" w:themeColor="accent3" w:themeTint="99"/>
-              <w:bottom w:val="double" w:sz="4" w:space="0" w:color="47D459" w:themeColor="accent3" w:themeTint="99"/>
-              <w:right w:val="double" w:sz="4" w:space="0" w:color="47D459" w:themeColor="accent3" w:themeTint="99"/>
-            </w:tcBorders>
-            <w:vAlign w:val="center"/>
-            <w:hideMark/>
-          </w:tcPr>
-          <w:p>
-            <w:pPr>
-              <w:spacing w:after="160" w:line="276" w:lineRule="auto"/>
-              <w:ind w:right="-455"/>
-              <w:rPr>
-                <w:rFonts w:ascii="Arial Nova Cond Light" w:hAnsi="Arial Nova Cond Light" w:cs="Times New Roman"/>
-                <w:b/>
-                <w:bCs/>
-                <w:color w:val="000000" w:themeColor="text1"/>
+            <w:vAlign w:val="center"/>
+          </w:tcPr>
+          <w:p>
+            <w:pPr>
+              <w:pStyle w:val="Prrafodelista"/>
+              <w:tabs>
+                <w:tab w:val="left" w:pos="0"/>
+                <w:tab w:val="left" w:pos="142"/>
+                <w:tab w:val="left" w:pos="284"/>
+              </w:tabs>
+              <w:spacing w:line="276" w:lineRule="auto"/>
+              <w:ind w:left="0"/>
+              <w:jc w:val="center"/>
+              <w:rPr>
+                <w:rFonts w:ascii="Arial Nova Cond" w:eastAsia="Calibri" w:hAnsi="Arial Nova Cond" w:cs="Times New Roman"/>
+                <w:b/>
+                <w:bCs/>
                 <w:sz w:val="20"/>
                 <w:szCs w:val="20"/>
                 <w:lang w:val="es-ES_tradnl"/>
@@ -11965,10 +11768,9 @@
             </w:pPr>
             <w:r>
               <w:rPr>
-                <w:rFonts w:ascii="Arial Nova Cond Light" w:hAnsi="Arial Nova Cond Light" w:cs="Times New Roman"/>
-                <w:b/>
-                <w:bCs/>
-                <w:color w:val="000000" w:themeColor="text1"/>
+                <w:rFonts w:ascii="Arial Nova Cond" w:eastAsia="Calibri" w:hAnsi="Arial Nova Cond" w:cs="Times New Roman"/>
+                <w:b/>
+                <w:bCs/>
                 <w:sz w:val="20"/>
                 <w:szCs w:val="20"/>
                 <w:lang w:val="es-ES_tradnl"/>
@@ -11980,34 +11782,22 @@
         <w:tc>
           <w:tcPr>
             <w:tcW w:w="1726" w:type="dxa"/>
-            <w:tcBorders>
-              <w:top w:val="double" w:sz="4" w:space="0" w:color="47D459" w:themeColor="accent3" w:themeTint="99"/>
-              <w:left w:val="double" w:sz="4" w:space="0" w:color="47D459" w:themeColor="accent3" w:themeTint="99"/>
-              <w:bottom w:val="double" w:sz="4" w:space="0" w:color="47D459" w:themeColor="accent3" w:themeTint="99"/>
-              <w:right w:val="double" w:sz="4" w:space="0" w:color="47D459" w:themeColor="accent3" w:themeTint="99"/>
-            </w:tcBorders>
-            <w:vAlign w:val="center"/>
-            <w:hideMark/>
-          </w:tcPr>
-          <w:p>
-            <w:pPr>
-              <w:spacing w:after="160" w:line="276" w:lineRule="auto"/>
-              <w:ind w:right="-455"/>
-              <w:rPr>
-                <w:rFonts w:ascii="Arial Nova Cond Light" w:hAnsi="Arial Nova Cond Light" w:cs="Times New Roman"/>
-                <w:b/>
-                <w:bCs/>
-                <w:color w:val="000000" w:themeColor="text1"/>
-                <w:sz w:val="20"/>
-                <w:szCs w:val="20"/>
-              </w:rPr>
-            </w:pPr>
-            <w:r>
-              <w:rPr>
-                <w:rFonts w:ascii="Arial Nova Cond Light" w:hAnsi="Arial Nova Cond Light" w:cs="Times New Roman"/>
-                <w:b/>
-                <w:bCs/>
-                <w:color w:val="000000" w:themeColor="text1"/>
+            <w:vAlign w:val="center"/>
+          </w:tcPr>
+          <w:p>
+            <w:pPr>
+              <w:pStyle w:val="Sinespaciado"/>
+              <w:jc w:val="both"/>
+              <w:rPr>
+                <w:rFonts w:ascii="Arial Nova Cond" w:hAnsi="Arial Nova Cond"/>
+                <w:color w:val="000000" w:themeColor="text1"/>
+                <w:sz w:val="20"/>
+                <w:szCs w:val="20"/>
+              </w:rPr>
+            </w:pPr>
+            <w:r>
+              <w:rPr>
+                <w:rFonts w:ascii="Arial Nova Cond" w:eastAsia="Calibri" w:hAnsi="Arial Nova Cond" w:cs="Times New Roman"/>
                 <w:sz w:val="20"/>
                 <w:szCs w:val="20"/>
                 <w:lang w:val="es-ES_tradnl"/>
@@ -12019,23 +11809,21 @@
         <w:tc>
           <w:tcPr>
             <w:tcW w:w="6169" w:type="dxa"/>
-            <w:tcBorders>
-              <w:top w:val="double" w:sz="4" w:space="0" w:color="47D459" w:themeColor="accent3" w:themeTint="99"/>
-              <w:left w:val="double" w:sz="4" w:space="0" w:color="47D459" w:themeColor="accent3" w:themeTint="99"/>
-              <w:bottom w:val="double" w:sz="4" w:space="0" w:color="47D459" w:themeColor="accent3" w:themeTint="99"/>
-              <w:right w:val="double" w:sz="4" w:space="0" w:color="47D459" w:themeColor="accent3" w:themeTint="99"/>
-            </w:tcBorders>
-            <w:vAlign w:val="center"/>
-            <w:hideMark/>
-          </w:tcPr>
-          <w:p>
-            <w:pPr>
-              <w:spacing w:after="160" w:line="276" w:lineRule="auto"/>
-              <w:ind w:right="-455"/>
-              <w:rPr>
-                <w:rFonts w:ascii="Arial Nova Cond Light" w:hAnsi="Arial Nova Cond Light" w:cs="Times New Roman"/>
-                <w:b/>
-                <w:bCs/>
+            <w:vAlign w:val="center"/>
+          </w:tcPr>
+          <w:p>
+            <w:pPr>
+              <w:pStyle w:val="Prrafodelista"/>
+              <w:tabs>
+                <w:tab w:val="left" w:pos="0"/>
+                <w:tab w:val="left" w:pos="142"/>
+                <w:tab w:val="left" w:pos="284"/>
+              </w:tabs>
+              <w:spacing w:line="276" w:lineRule="auto"/>
+              <w:ind w:left="0"/>
+              <w:jc w:val="both"/>
+              <w:rPr>
+                <w:rFonts w:ascii="Arial Nova Cond" w:eastAsia="Calibri" w:hAnsi="Arial Nova Cond" w:cs="Times New Roman"/>
                 <w:color w:val="000000" w:themeColor="text1"/>
                 <w:sz w:val="20"/>
                 <w:szCs w:val="20"/>
@@ -12044,10 +11832,7 @@
             </w:pPr>
             <w:r>
               <w:rPr>
-                <w:rFonts w:ascii="Arial Nova Cond Light" w:hAnsi="Arial Nova Cond Light" w:cs="Times New Roman"/>
-                <w:b/>
-                <w:bCs/>
-                <w:color w:val="000000" w:themeColor="text1"/>
+                <w:rFonts w:ascii="Arial Nova Cond" w:eastAsia="Calibri" w:hAnsi="Arial Nova Cond" w:cs="Times New Roman"/>
                 <w:sz w:val="20"/>
                 <w:szCs w:val="20"/>
                 <w:lang w:val="es-ES_tradnl"/>
@@ -12059,34 +11844,27 @@
         <w:tc>
           <w:tcPr>
             <w:tcW w:w="2015" w:type="dxa"/>
-            <w:tcBorders>
-              <w:top w:val="double" w:sz="4" w:space="0" w:color="47D459" w:themeColor="accent3" w:themeTint="99"/>
-              <w:left w:val="double" w:sz="4" w:space="0" w:color="47D459" w:themeColor="accent3" w:themeTint="99"/>
-              <w:bottom w:val="double" w:sz="4" w:space="0" w:color="47D459" w:themeColor="accent3" w:themeTint="99"/>
-              <w:right w:val="double" w:sz="4" w:space="0" w:color="47D459" w:themeColor="accent3" w:themeTint="99"/>
-            </w:tcBorders>
-            <w:vAlign w:val="center"/>
-            <w:hideMark/>
-          </w:tcPr>
-          <w:p>
-            <w:pPr>
-              <w:spacing w:after="160" w:line="276" w:lineRule="auto"/>
-              <w:ind w:right="-455"/>
-              <w:rPr>
-                <w:rFonts w:ascii="Arial Nova Cond Light" w:hAnsi="Arial Nova Cond Light" w:cs="Times New Roman"/>
-                <w:b/>
-                <w:bCs/>
-                <w:color w:val="000000" w:themeColor="text1"/>
-                <w:sz w:val="20"/>
-                <w:szCs w:val="20"/>
-              </w:rPr>
-            </w:pPr>
-            <w:r>
-              <w:rPr>
-                <w:rFonts w:ascii="Arial Nova Cond Light" w:hAnsi="Arial Nova Cond Light" w:cs="Times New Roman"/>
-                <w:b/>
-                <w:bCs/>
-                <w:color w:val="000000" w:themeColor="text1"/>
+            <w:vAlign w:val="center"/>
+          </w:tcPr>
+          <w:p>
+            <w:pPr>
+              <w:autoSpaceDE w:val="0"/>
+              <w:autoSpaceDN w:val="0"/>
+              <w:adjustRightInd w:val="0"/>
+              <w:jc w:val="center"/>
+              <w:rPr>
+                <w:rFonts w:ascii="Arial Nova Cond" w:hAnsi="Arial Nova Cond" w:cs="Arial"/>
+                <w:color w:val="000000" w:themeColor="text1"/>
+                <w:kern w:val="0"/>
+                <w:sz w:val="20"/>
+                <w:szCs w:val="20"/>
+              </w:rPr>
+            </w:pPr>
+            <w:r>
+              <w:rPr>
+                <w:rFonts w:ascii="Arial Nova Cond" w:hAnsi="Arial Nova Cond" w:cs="Arial"/>
+                <w:color w:val="000000"/>
+                <w:kern w:val="0"/>
                 <w:sz w:val="20"/>
                 <w:szCs w:val="20"/>
               </w:rPr>
@@ -12097,34 +11875,27 @@
         <w:tc>
           <w:tcPr>
             <w:tcW w:w="1634" w:type="dxa"/>
-            <w:tcBorders>
-              <w:top w:val="double" w:sz="4" w:space="0" w:color="47D459" w:themeColor="accent3" w:themeTint="99"/>
-              <w:left w:val="double" w:sz="4" w:space="0" w:color="47D459" w:themeColor="accent3" w:themeTint="99"/>
-              <w:bottom w:val="double" w:sz="4" w:space="0" w:color="47D459" w:themeColor="accent3" w:themeTint="99"/>
-              <w:right w:val="double" w:sz="4" w:space="0" w:color="47D459" w:themeColor="accent3" w:themeTint="99"/>
-            </w:tcBorders>
-            <w:vAlign w:val="center"/>
-            <w:hideMark/>
-          </w:tcPr>
-          <w:p>
-            <w:pPr>
-              <w:spacing w:after="160" w:line="276" w:lineRule="auto"/>
-              <w:ind w:right="-455"/>
-              <w:rPr>
-                <w:rFonts w:ascii="Arial Nova Cond Light" w:hAnsi="Arial Nova Cond Light" w:cs="Times New Roman"/>
-                <w:b/>
-                <w:bCs/>
-                <w:color w:val="000000" w:themeColor="text1"/>
-                <w:sz w:val="20"/>
-                <w:szCs w:val="20"/>
-              </w:rPr>
-            </w:pPr>
-            <w:r>
-              <w:rPr>
-                <w:rFonts w:ascii="Arial Nova Cond Light" w:hAnsi="Arial Nova Cond Light" w:cs="Times New Roman"/>
-                <w:b/>
-                <w:bCs/>
-                <w:color w:val="000000" w:themeColor="text1"/>
+            <w:vAlign w:val="center"/>
+          </w:tcPr>
+          <w:p>
+            <w:pPr>
+              <w:autoSpaceDE w:val="0"/>
+              <w:autoSpaceDN w:val="0"/>
+              <w:adjustRightInd w:val="0"/>
+              <w:jc w:val="both"/>
+              <w:rPr>
+                <w:rFonts w:ascii="Arial Nova Cond" w:hAnsi="Arial Nova Cond" w:cs="Arial"/>
+                <w:color w:val="000000"/>
+                <w:kern w:val="0"/>
+                <w:sz w:val="20"/>
+                <w:szCs w:val="20"/>
+              </w:rPr>
+            </w:pPr>
+            <w:r>
+              <w:rPr>
+                <w:rFonts w:ascii="Arial Nova Cond" w:hAnsi="Arial Nova Cond" w:cs="Arial"/>
+                <w:color w:val="000000"/>
+                <w:kern w:val="0"/>
                 <w:sz w:val="20"/>
                 <w:szCs w:val="20"/>
               </w:rPr>
@@ -12135,34 +11906,27 @@
         <w:tc>
           <w:tcPr>
             <w:tcW w:w="1337" w:type="dxa"/>
-            <w:tcBorders>
-              <w:top w:val="double" w:sz="4" w:space="0" w:color="47D459" w:themeColor="accent3" w:themeTint="99"/>
-              <w:left w:val="double" w:sz="4" w:space="0" w:color="47D459" w:themeColor="accent3" w:themeTint="99"/>
-              <w:bottom w:val="double" w:sz="4" w:space="0" w:color="47D459" w:themeColor="accent3" w:themeTint="99"/>
-              <w:right w:val="double" w:sz="4" w:space="0" w:color="47D459" w:themeColor="accent3" w:themeTint="99"/>
-            </w:tcBorders>
-            <w:vAlign w:val="center"/>
-            <w:hideMark/>
-          </w:tcPr>
-          <w:p>
-            <w:pPr>
-              <w:spacing w:after="160" w:line="276" w:lineRule="auto"/>
-              <w:ind w:right="-455"/>
-              <w:rPr>
-                <w:rFonts w:ascii="Arial Nova Cond Light" w:hAnsi="Arial Nova Cond Light" w:cs="Times New Roman"/>
-                <w:b/>
-                <w:bCs/>
-                <w:color w:val="000000" w:themeColor="text1"/>
-                <w:sz w:val="20"/>
-                <w:szCs w:val="20"/>
-              </w:rPr>
-            </w:pPr>
-            <w:r>
-              <w:rPr>
-                <w:rFonts w:ascii="Arial Nova Cond Light" w:hAnsi="Arial Nova Cond Light" w:cs="Times New Roman"/>
-                <w:b/>
-                <w:bCs/>
-                <w:color w:val="000000" w:themeColor="text1"/>
+            <w:vAlign w:val="center"/>
+          </w:tcPr>
+          <w:p>
+            <w:pPr>
+              <w:autoSpaceDE w:val="0"/>
+              <w:autoSpaceDN w:val="0"/>
+              <w:adjustRightInd w:val="0"/>
+              <w:jc w:val="center"/>
+              <w:rPr>
+                <w:rFonts w:ascii="Arial Nova Cond" w:hAnsi="Arial Nova Cond" w:cs="Arial"/>
+                <w:color w:val="000000"/>
+                <w:kern w:val="0"/>
+                <w:sz w:val="20"/>
+                <w:szCs w:val="20"/>
+              </w:rPr>
+            </w:pPr>
+            <w:r>
+              <w:rPr>
+                <w:rFonts w:ascii="Arial Nova Cond" w:hAnsi="Arial Nova Cond" w:cs="Arial"/>
+                <w:color w:val="000000"/>
+                <w:kern w:val="0"/>
                 <w:sz w:val="20"/>
                 <w:szCs w:val="20"/>
               </w:rPr>
@@ -12180,24 +11944,23 @@
           <w:tcPr>
             <w:tcW w:w="875" w:type="dxa"/>
             <w:vMerge/>
-            <w:tcBorders>
-              <w:top w:val="double" w:sz="4" w:space="0" w:color="47D459" w:themeColor="accent3" w:themeTint="99"/>
-              <w:left w:val="double" w:sz="4" w:space="0" w:color="47D459" w:themeColor="accent3" w:themeTint="99"/>
-              <w:bottom w:val="double" w:sz="4" w:space="0" w:color="47D459" w:themeColor="accent3" w:themeTint="99"/>
-              <w:right w:val="double" w:sz="4" w:space="0" w:color="47D459" w:themeColor="accent3" w:themeTint="99"/>
-            </w:tcBorders>
-            <w:vAlign w:val="center"/>
-            <w:hideMark/>
-          </w:tcPr>
-          <w:p>
-            <w:pPr>
-              <w:spacing w:after="160" w:line="276" w:lineRule="auto"/>
-              <w:ind w:right="-455"/>
-              <w:rPr>
-                <w:rFonts w:ascii="Arial Nova Cond Light" w:hAnsi="Arial Nova Cond Light" w:cs="Times New Roman"/>
-                <w:b/>
-                <w:bCs/>
-                <w:color w:val="000000" w:themeColor="text1"/>
+            <w:vAlign w:val="center"/>
+          </w:tcPr>
+          <w:p>
+            <w:pPr>
+              <w:pStyle w:val="Prrafodelista"/>
+              <w:tabs>
+                <w:tab w:val="left" w:pos="0"/>
+                <w:tab w:val="left" w:pos="142"/>
+                <w:tab w:val="left" w:pos="284"/>
+              </w:tabs>
+              <w:spacing w:line="276" w:lineRule="auto"/>
+              <w:ind w:left="0"/>
+              <w:jc w:val="center"/>
+              <w:rPr>
+                <w:rFonts w:ascii="Arial Nova Cond" w:eastAsia="Calibri" w:hAnsi="Arial Nova Cond" w:cs="Times New Roman"/>
+                <w:b/>
+                <w:bCs/>
                 <w:sz w:val="20"/>
                 <w:szCs w:val="20"/>
                 <w:lang w:val="es-ES_tradnl"/>
@@ -12208,24 +11971,23 @@
         <w:tc>
           <w:tcPr>
             <w:tcW w:w="1095" w:type="dxa"/>
-            <w:tcBorders>
-              <w:top w:val="double" w:sz="4" w:space="0" w:color="47D459" w:themeColor="accent3" w:themeTint="99"/>
-              <w:left w:val="double" w:sz="4" w:space="0" w:color="47D459" w:themeColor="accent3" w:themeTint="99"/>
-              <w:bottom w:val="double" w:sz="4" w:space="0" w:color="47D459" w:themeColor="accent3" w:themeTint="99"/>
-              <w:right w:val="double" w:sz="4" w:space="0" w:color="47D459" w:themeColor="accent3" w:themeTint="99"/>
-            </w:tcBorders>
-            <w:vAlign w:val="center"/>
-            <w:hideMark/>
-          </w:tcPr>
-          <w:p>
-            <w:pPr>
-              <w:spacing w:after="160" w:line="276" w:lineRule="auto"/>
-              <w:ind w:right="-455"/>
-              <w:rPr>
-                <w:rFonts w:ascii="Arial Nova Cond Light" w:hAnsi="Arial Nova Cond Light" w:cs="Times New Roman"/>
-                <w:b/>
-                <w:bCs/>
-                <w:color w:val="000000" w:themeColor="text1"/>
+            <w:vAlign w:val="center"/>
+          </w:tcPr>
+          <w:p>
+            <w:pPr>
+              <w:pStyle w:val="Prrafodelista"/>
+              <w:tabs>
+                <w:tab w:val="left" w:pos="0"/>
+                <w:tab w:val="left" w:pos="142"/>
+                <w:tab w:val="left" w:pos="284"/>
+              </w:tabs>
+              <w:spacing w:line="276" w:lineRule="auto"/>
+              <w:ind w:left="0"/>
+              <w:jc w:val="center"/>
+              <w:rPr>
+                <w:rFonts w:ascii="Arial Nova Cond" w:eastAsia="Calibri" w:hAnsi="Arial Nova Cond" w:cs="Times New Roman"/>
+                <w:b/>
+                <w:bCs/>
                 <w:sz w:val="20"/>
                 <w:szCs w:val="20"/>
                 <w:lang w:val="es-ES_tradnl"/>
@@ -12233,10 +11995,9 @@
             </w:pPr>
             <w:r>
               <w:rPr>
-                <w:rFonts w:ascii="Arial Nova Cond Light" w:hAnsi="Arial Nova Cond Light" w:cs="Times New Roman"/>
-                <w:b/>
-                <w:bCs/>
-                <w:color w:val="000000" w:themeColor="text1"/>
+                <w:rFonts w:ascii="Arial Nova Cond" w:eastAsia="Calibri" w:hAnsi="Arial Nova Cond" w:cs="Times New Roman"/>
+                <w:b/>
+                <w:bCs/>
                 <w:sz w:val="20"/>
                 <w:szCs w:val="20"/>
                 <w:lang w:val="es-ES_tradnl"/>
@@ -12248,34 +12009,21 @@
         <w:tc>
           <w:tcPr>
             <w:tcW w:w="1726" w:type="dxa"/>
-            <w:tcBorders>
-              <w:top w:val="double" w:sz="4" w:space="0" w:color="47D459" w:themeColor="accent3" w:themeTint="99"/>
-              <w:left w:val="double" w:sz="4" w:space="0" w:color="47D459" w:themeColor="accent3" w:themeTint="99"/>
-              <w:bottom w:val="double" w:sz="4" w:space="0" w:color="47D459" w:themeColor="accent3" w:themeTint="99"/>
-              <w:right w:val="double" w:sz="4" w:space="0" w:color="47D459" w:themeColor="accent3" w:themeTint="99"/>
-            </w:tcBorders>
-            <w:vAlign w:val="center"/>
-            <w:hideMark/>
-          </w:tcPr>
-          <w:p>
-            <w:pPr>
-              <w:spacing w:after="160" w:line="276" w:lineRule="auto"/>
-              <w:ind w:right="-455"/>
-              <w:rPr>
-                <w:rFonts w:ascii="Arial Nova Cond Light" w:hAnsi="Arial Nova Cond Light" w:cs="Times New Roman"/>
-                <w:b/>
-                <w:bCs/>
-                <w:color w:val="000000" w:themeColor="text1"/>
-                <w:sz w:val="20"/>
-                <w:szCs w:val="20"/>
-              </w:rPr>
-            </w:pPr>
-            <w:r>
-              <w:rPr>
-                <w:rFonts w:ascii="Arial Nova Cond Light" w:hAnsi="Arial Nova Cond Light" w:cs="Times New Roman"/>
-                <w:b/>
-                <w:bCs/>
-                <w:color w:val="000000" w:themeColor="text1"/>
+            <w:vAlign w:val="center"/>
+          </w:tcPr>
+          <w:p>
+            <w:pPr>
+              <w:pStyle w:val="Sinespaciado"/>
+              <w:jc w:val="both"/>
+              <w:rPr>
+                <w:rFonts w:ascii="Arial Nova Cond" w:hAnsi="Arial Nova Cond"/>
+                <w:sz w:val="20"/>
+                <w:szCs w:val="20"/>
+              </w:rPr>
+            </w:pPr>
+            <w:r>
+              <w:rPr>
+                <w:rFonts w:ascii="Arial Nova Cond" w:eastAsia="Calibri" w:hAnsi="Arial Nova Cond" w:cs="Times New Roman"/>
                 <w:sz w:val="20"/>
                 <w:szCs w:val="20"/>
                 <w:lang w:val="es-ES_tradnl"/>
@@ -12287,24 +12035,21 @@
         <w:tc>
           <w:tcPr>
             <w:tcW w:w="6169" w:type="dxa"/>
-            <w:tcBorders>
-              <w:top w:val="double" w:sz="4" w:space="0" w:color="47D459" w:themeColor="accent3" w:themeTint="99"/>
-              <w:left w:val="double" w:sz="4" w:space="0" w:color="47D459" w:themeColor="accent3" w:themeTint="99"/>
-              <w:bottom w:val="double" w:sz="4" w:space="0" w:color="47D459" w:themeColor="accent3" w:themeTint="99"/>
-              <w:right w:val="double" w:sz="4" w:space="0" w:color="47D459" w:themeColor="accent3" w:themeTint="99"/>
-            </w:tcBorders>
-            <w:vAlign w:val="center"/>
-            <w:hideMark/>
-          </w:tcPr>
-          <w:p>
-            <w:pPr>
-              <w:spacing w:after="160" w:line="276" w:lineRule="auto"/>
-              <w:ind w:right="-455"/>
-              <w:rPr>
-                <w:rFonts w:ascii="Arial Nova Cond Light" w:hAnsi="Arial Nova Cond Light" w:cs="Times New Roman"/>
-                <w:b/>
-                <w:bCs/>
-                <w:color w:val="000000" w:themeColor="text1"/>
+            <w:vAlign w:val="center"/>
+          </w:tcPr>
+          <w:p>
+            <w:pPr>
+              <w:pStyle w:val="Prrafodelista"/>
+              <w:tabs>
+                <w:tab w:val="left" w:pos="0"/>
+                <w:tab w:val="left" w:pos="142"/>
+                <w:tab w:val="left" w:pos="284"/>
+              </w:tabs>
+              <w:spacing w:line="276" w:lineRule="auto"/>
+              <w:ind w:left="0"/>
+              <w:jc w:val="both"/>
+              <w:rPr>
+                <w:rFonts w:ascii="Arial Nova Cond" w:eastAsia="Calibri" w:hAnsi="Arial Nova Cond" w:cs="Times New Roman"/>
                 <w:sz w:val="20"/>
                 <w:szCs w:val="20"/>
                 <w:lang w:val="es-ES_tradnl"/>
@@ -12312,10 +12057,7 @@
             </w:pPr>
             <w:r>
               <w:rPr>
-                <w:rFonts w:ascii="Arial Nova Cond Light" w:hAnsi="Arial Nova Cond Light" w:cs="Times New Roman"/>
-                <w:b/>
-                <w:bCs/>
-                <w:color w:val="000000" w:themeColor="text1"/>
+                <w:rFonts w:ascii="Arial Nova Cond" w:eastAsia="Calibri" w:hAnsi="Arial Nova Cond" w:cs="Times New Roman"/>
                 <w:sz w:val="20"/>
                 <w:szCs w:val="20"/>
                 <w:lang w:val="es-ES_tradnl"/>
@@ -12327,34 +12069,27 @@
         <w:tc>
           <w:tcPr>
             <w:tcW w:w="2015" w:type="dxa"/>
-            <w:tcBorders>
-              <w:top w:val="double" w:sz="4" w:space="0" w:color="47D459" w:themeColor="accent3" w:themeTint="99"/>
-              <w:left w:val="double" w:sz="4" w:space="0" w:color="47D459" w:themeColor="accent3" w:themeTint="99"/>
-              <w:bottom w:val="double" w:sz="4" w:space="0" w:color="47D459" w:themeColor="accent3" w:themeTint="99"/>
-              <w:right w:val="double" w:sz="4" w:space="0" w:color="47D459" w:themeColor="accent3" w:themeTint="99"/>
-            </w:tcBorders>
-            <w:vAlign w:val="center"/>
-            <w:hideMark/>
-          </w:tcPr>
-          <w:p>
-            <w:pPr>
-              <w:spacing w:after="160" w:line="276" w:lineRule="auto"/>
-              <w:ind w:right="-455"/>
-              <w:rPr>
-                <w:rFonts w:ascii="Arial Nova Cond Light" w:hAnsi="Arial Nova Cond Light" w:cs="Times New Roman"/>
-                <w:b/>
-                <w:bCs/>
-                <w:color w:val="000000" w:themeColor="text1"/>
-                <w:sz w:val="20"/>
-                <w:szCs w:val="20"/>
-              </w:rPr>
-            </w:pPr>
-            <w:r>
-              <w:rPr>
-                <w:rFonts w:ascii="Arial Nova Cond Light" w:hAnsi="Arial Nova Cond Light" w:cs="Times New Roman"/>
-                <w:b/>
-                <w:bCs/>
-                <w:color w:val="000000" w:themeColor="text1"/>
+            <w:vAlign w:val="center"/>
+          </w:tcPr>
+          <w:p>
+            <w:pPr>
+              <w:autoSpaceDE w:val="0"/>
+              <w:autoSpaceDN w:val="0"/>
+              <w:adjustRightInd w:val="0"/>
+              <w:jc w:val="center"/>
+              <w:rPr>
+                <w:rFonts w:ascii="Arial Nova Cond" w:hAnsi="Arial Nova Cond" w:cs="Arial"/>
+                <w:color w:val="0070C0"/>
+                <w:kern w:val="0"/>
+                <w:sz w:val="20"/>
+                <w:szCs w:val="20"/>
+              </w:rPr>
+            </w:pPr>
+            <w:r>
+              <w:rPr>
+                <w:rFonts w:ascii="Arial Nova Cond" w:hAnsi="Arial Nova Cond" w:cs="Arial"/>
+                <w:color w:val="000000"/>
+                <w:kern w:val="0"/>
                 <w:sz w:val="20"/>
                 <w:szCs w:val="20"/>
               </w:rPr>
@@ -12365,34 +12100,27 @@
         <w:tc>
           <w:tcPr>
             <w:tcW w:w="1634" w:type="dxa"/>
-            <w:tcBorders>
-              <w:top w:val="double" w:sz="4" w:space="0" w:color="47D459" w:themeColor="accent3" w:themeTint="99"/>
-              <w:left w:val="double" w:sz="4" w:space="0" w:color="47D459" w:themeColor="accent3" w:themeTint="99"/>
-              <w:bottom w:val="double" w:sz="4" w:space="0" w:color="47D459" w:themeColor="accent3" w:themeTint="99"/>
-              <w:right w:val="double" w:sz="4" w:space="0" w:color="47D459" w:themeColor="accent3" w:themeTint="99"/>
-            </w:tcBorders>
-            <w:vAlign w:val="center"/>
-            <w:hideMark/>
-          </w:tcPr>
-          <w:p>
-            <w:pPr>
-              <w:spacing w:after="160" w:line="276" w:lineRule="auto"/>
-              <w:ind w:right="-455"/>
-              <w:rPr>
-                <w:rFonts w:ascii="Arial Nova Cond Light" w:hAnsi="Arial Nova Cond Light" w:cs="Times New Roman"/>
-                <w:b/>
-                <w:bCs/>
-                <w:color w:val="000000" w:themeColor="text1"/>
-                <w:sz w:val="20"/>
-                <w:szCs w:val="20"/>
-              </w:rPr>
-            </w:pPr>
-            <w:r>
-              <w:rPr>
-                <w:rFonts w:ascii="Arial Nova Cond Light" w:hAnsi="Arial Nova Cond Light" w:cs="Times New Roman"/>
-                <w:b/>
-                <w:bCs/>
-                <w:color w:val="000000" w:themeColor="text1"/>
+            <w:vAlign w:val="center"/>
+          </w:tcPr>
+          <w:p>
+            <w:pPr>
+              <w:autoSpaceDE w:val="0"/>
+              <w:autoSpaceDN w:val="0"/>
+              <w:adjustRightInd w:val="0"/>
+              <w:jc w:val="both"/>
+              <w:rPr>
+                <w:rFonts w:ascii="Arial Nova Cond" w:hAnsi="Arial Nova Cond" w:cs="Arial"/>
+                <w:color w:val="000000"/>
+                <w:kern w:val="0"/>
+                <w:sz w:val="20"/>
+                <w:szCs w:val="20"/>
+              </w:rPr>
+            </w:pPr>
+            <w:r>
+              <w:rPr>
+                <w:rFonts w:ascii="Arial Nova Cond" w:hAnsi="Arial Nova Cond" w:cs="Arial"/>
+                <w:color w:val="000000"/>
+                <w:kern w:val="0"/>
                 <w:sz w:val="20"/>
                 <w:szCs w:val="20"/>
               </w:rPr>
@@ -12403,34 +12131,27 @@
         <w:tc>
           <w:tcPr>
             <w:tcW w:w="1337" w:type="dxa"/>
-            <w:tcBorders>
-              <w:top w:val="double" w:sz="4" w:space="0" w:color="47D459" w:themeColor="accent3" w:themeTint="99"/>
-              <w:left w:val="double" w:sz="4" w:space="0" w:color="47D459" w:themeColor="accent3" w:themeTint="99"/>
-              <w:bottom w:val="double" w:sz="4" w:space="0" w:color="47D459" w:themeColor="accent3" w:themeTint="99"/>
-              <w:right w:val="double" w:sz="4" w:space="0" w:color="47D459" w:themeColor="accent3" w:themeTint="99"/>
-            </w:tcBorders>
-            <w:vAlign w:val="center"/>
-            <w:hideMark/>
-          </w:tcPr>
-          <w:p>
-            <w:pPr>
-              <w:spacing w:after="160" w:line="276" w:lineRule="auto"/>
-              <w:ind w:right="-455"/>
-              <w:rPr>
-                <w:rFonts w:ascii="Arial Nova Cond Light" w:hAnsi="Arial Nova Cond Light" w:cs="Times New Roman"/>
-                <w:b/>
-                <w:bCs/>
-                <w:color w:val="000000" w:themeColor="text1"/>
-                <w:sz w:val="20"/>
-                <w:szCs w:val="20"/>
-              </w:rPr>
-            </w:pPr>
-            <w:r>
-              <w:rPr>
-                <w:rFonts w:ascii="Arial Nova Cond Light" w:hAnsi="Arial Nova Cond Light" w:cs="Times New Roman"/>
-                <w:b/>
-                <w:bCs/>
-                <w:color w:val="000000" w:themeColor="text1"/>
+            <w:vAlign w:val="center"/>
+          </w:tcPr>
+          <w:p>
+            <w:pPr>
+              <w:autoSpaceDE w:val="0"/>
+              <w:autoSpaceDN w:val="0"/>
+              <w:adjustRightInd w:val="0"/>
+              <w:jc w:val="center"/>
+              <w:rPr>
+                <w:rFonts w:ascii="Arial Nova Cond" w:hAnsi="Arial Nova Cond" w:cs="Arial"/>
+                <w:color w:val="000000"/>
+                <w:kern w:val="0"/>
+                <w:sz w:val="20"/>
+                <w:szCs w:val="20"/>
+              </w:rPr>
+            </w:pPr>
+            <w:r>
+              <w:rPr>
+                <w:rFonts w:ascii="Arial Nova Cond" w:hAnsi="Arial Nova Cond" w:cs="Arial"/>
+                <w:color w:val="000000"/>
+                <w:kern w:val="0"/>
                 <w:sz w:val="20"/>
                 <w:szCs w:val="20"/>
               </w:rPr>
@@ -12448,24 +12169,23 @@
           <w:tcPr>
             <w:tcW w:w="875" w:type="dxa"/>
             <w:vMerge w:val="restart"/>
-            <w:tcBorders>
-              <w:top w:val="double" w:sz="4" w:space="0" w:color="47D459" w:themeColor="accent3" w:themeTint="99"/>
-              <w:left w:val="double" w:sz="4" w:space="0" w:color="47D459" w:themeColor="accent3" w:themeTint="99"/>
-              <w:bottom w:val="double" w:sz="4" w:space="0" w:color="47D459" w:themeColor="accent3" w:themeTint="99"/>
-              <w:right w:val="double" w:sz="4" w:space="0" w:color="47D459" w:themeColor="accent3" w:themeTint="99"/>
-            </w:tcBorders>
-            <w:vAlign w:val="center"/>
-            <w:hideMark/>
-          </w:tcPr>
-          <w:p>
-            <w:pPr>
-              <w:spacing w:after="160" w:line="276" w:lineRule="auto"/>
-              <w:ind w:right="-455"/>
-              <w:rPr>
-                <w:rFonts w:ascii="Arial Nova Cond Light" w:hAnsi="Arial Nova Cond Light" w:cs="Times New Roman"/>
-                <w:b/>
-                <w:bCs/>
-                <w:color w:val="000000" w:themeColor="text1"/>
+            <w:vAlign w:val="center"/>
+          </w:tcPr>
+          <w:p>
+            <w:pPr>
+              <w:pStyle w:val="Prrafodelista"/>
+              <w:tabs>
+                <w:tab w:val="left" w:pos="0"/>
+                <w:tab w:val="left" w:pos="142"/>
+                <w:tab w:val="left" w:pos="284"/>
+              </w:tabs>
+              <w:spacing w:line="276" w:lineRule="auto"/>
+              <w:ind w:left="0"/>
+              <w:jc w:val="center"/>
+              <w:rPr>
+                <w:rFonts w:ascii="Arial Nova Cond" w:eastAsia="Calibri" w:hAnsi="Arial Nova Cond" w:cs="Times New Roman"/>
+                <w:b/>
+                <w:bCs/>
                 <w:sz w:val="20"/>
                 <w:szCs w:val="20"/>
                 <w:lang w:val="es-ES_tradnl"/>
@@ -12473,10 +12193,9 @@
             </w:pPr>
             <w:r>
               <w:rPr>
-                <w:rFonts w:ascii="Arial Nova Cond Light" w:hAnsi="Arial Nova Cond Light" w:cs="Times New Roman"/>
-                <w:b/>
-                <w:bCs/>
-                <w:color w:val="000000" w:themeColor="text1"/>
+                <w:rFonts w:ascii="Arial Nova Cond" w:eastAsia="Calibri" w:hAnsi="Arial Nova Cond" w:cs="Times New Roman"/>
+                <w:b/>
+                <w:bCs/>
                 <w:sz w:val="20"/>
                 <w:szCs w:val="20"/>
                 <w:lang w:val="es-ES_tradnl"/>
@@ -12488,24 +12207,23 @@
         <w:tc>
           <w:tcPr>
             <w:tcW w:w="1095" w:type="dxa"/>
-            <w:tcBorders>
-              <w:top w:val="double" w:sz="4" w:space="0" w:color="47D459" w:themeColor="accent3" w:themeTint="99"/>
-              <w:left w:val="double" w:sz="4" w:space="0" w:color="47D459" w:themeColor="accent3" w:themeTint="99"/>
-              <w:bottom w:val="double" w:sz="4" w:space="0" w:color="47D459" w:themeColor="accent3" w:themeTint="99"/>
-              <w:right w:val="double" w:sz="4" w:space="0" w:color="47D459" w:themeColor="accent3" w:themeTint="99"/>
-            </w:tcBorders>
-            <w:vAlign w:val="center"/>
-            <w:hideMark/>
-          </w:tcPr>
-          <w:p>
-            <w:pPr>
-              <w:spacing w:after="160" w:line="276" w:lineRule="auto"/>
-              <w:ind w:right="-455"/>
-              <w:rPr>
-                <w:rFonts w:ascii="Arial Nova Cond Light" w:hAnsi="Arial Nova Cond Light" w:cs="Times New Roman"/>
-                <w:b/>
-                <w:bCs/>
-                <w:color w:val="000000" w:themeColor="text1"/>
+            <w:vAlign w:val="center"/>
+          </w:tcPr>
+          <w:p>
+            <w:pPr>
+              <w:pStyle w:val="Prrafodelista"/>
+              <w:tabs>
+                <w:tab w:val="left" w:pos="0"/>
+                <w:tab w:val="left" w:pos="142"/>
+                <w:tab w:val="left" w:pos="284"/>
+              </w:tabs>
+              <w:spacing w:line="276" w:lineRule="auto"/>
+              <w:ind w:left="0"/>
+              <w:jc w:val="center"/>
+              <w:rPr>
+                <w:rFonts w:ascii="Arial Nova Cond" w:eastAsia="Calibri" w:hAnsi="Arial Nova Cond" w:cs="Times New Roman"/>
+                <w:b/>
+                <w:bCs/>
                 <w:sz w:val="20"/>
                 <w:szCs w:val="20"/>
                 <w:lang w:val="es-ES_tradnl"/>
@@ -12513,10 +12231,9 @@
             </w:pPr>
             <w:r>
               <w:rPr>
-                <w:rFonts w:ascii="Arial Nova Cond Light" w:hAnsi="Arial Nova Cond Light" w:cs="Times New Roman"/>
-                <w:b/>
-                <w:bCs/>
-                <w:color w:val="000000" w:themeColor="text1"/>
+                <w:rFonts w:ascii="Arial Nova Cond" w:eastAsia="Calibri" w:hAnsi="Arial Nova Cond" w:cs="Times New Roman"/>
+                <w:b/>
+                <w:bCs/>
                 <w:sz w:val="20"/>
                 <w:szCs w:val="20"/>
                 <w:lang w:val="es-ES_tradnl"/>
@@ -12528,23 +12245,20 @@
         <w:tc>
           <w:tcPr>
             <w:tcW w:w="1726" w:type="dxa"/>
-            <w:tcBorders>
-              <w:top w:val="double" w:sz="4" w:space="0" w:color="47D459" w:themeColor="accent3" w:themeTint="99"/>
-              <w:left w:val="double" w:sz="4" w:space="0" w:color="47D459" w:themeColor="accent3" w:themeTint="99"/>
-              <w:bottom w:val="double" w:sz="4" w:space="0" w:color="47D459" w:themeColor="accent3" w:themeTint="99"/>
-              <w:right w:val="double" w:sz="4" w:space="0" w:color="47D459" w:themeColor="accent3" w:themeTint="99"/>
-            </w:tcBorders>
-            <w:vAlign w:val="center"/>
-            <w:hideMark/>
-          </w:tcPr>
-          <w:p>
-            <w:pPr>
-              <w:spacing w:after="160" w:line="276" w:lineRule="auto"/>
-              <w:ind w:right="-455"/>
-              <w:rPr>
-                <w:rFonts w:ascii="Arial Nova Cond Light" w:hAnsi="Arial Nova Cond Light" w:cs="Times New Roman"/>
-                <w:b/>
-                <w:bCs/>
+            <w:vAlign w:val="center"/>
+          </w:tcPr>
+          <w:p>
+            <w:pPr>
+              <w:pStyle w:val="Prrafodelista"/>
+              <w:tabs>
+                <w:tab w:val="left" w:pos="0"/>
+                <w:tab w:val="left" w:pos="142"/>
+                <w:tab w:val="left" w:pos="284"/>
+              </w:tabs>
+              <w:spacing w:line="276" w:lineRule="auto"/>
+              <w:ind w:left="0"/>
+              <w:rPr>
+                <w:rFonts w:ascii="Arial Nova Cond" w:eastAsia="Calibri" w:hAnsi="Arial Nova Cond" w:cs="Times New Roman"/>
                 <w:color w:val="000000" w:themeColor="text1"/>
                 <w:sz w:val="20"/>
                 <w:szCs w:val="20"/>
@@ -12553,10 +12267,7 @@
             </w:pPr>
             <w:r>
               <w:rPr>
-                <w:rFonts w:ascii="Arial Nova Cond Light" w:hAnsi="Arial Nova Cond Light" w:cs="Times New Roman"/>
-                <w:b/>
-                <w:bCs/>
-                <w:color w:val="000000" w:themeColor="text1"/>
+                <w:rFonts w:ascii="Arial Nova Cond" w:eastAsia="Calibri" w:hAnsi="Arial Nova Cond" w:cs="Times New Roman"/>
                 <w:sz w:val="20"/>
                 <w:szCs w:val="20"/>
                 <w:lang w:val="es-ES_tradnl"/>
@@ -12568,34 +12279,29 @@
         <w:tc>
           <w:tcPr>
             <w:tcW w:w="6169" w:type="dxa"/>
-            <w:tcBorders>
-              <w:top w:val="double" w:sz="4" w:space="0" w:color="47D459" w:themeColor="accent3" w:themeTint="99"/>
-              <w:left w:val="double" w:sz="4" w:space="0" w:color="47D459" w:themeColor="accent3" w:themeTint="99"/>
-              <w:bottom w:val="double" w:sz="4" w:space="0" w:color="47D459" w:themeColor="accent3" w:themeTint="99"/>
-              <w:right w:val="double" w:sz="4" w:space="0" w:color="47D459" w:themeColor="accent3" w:themeTint="99"/>
-            </w:tcBorders>
-            <w:vAlign w:val="center"/>
-            <w:hideMark/>
-          </w:tcPr>
-          <w:p>
-            <w:pPr>
-              <w:spacing w:after="160" w:line="276" w:lineRule="auto"/>
-              <w:ind w:right="-455"/>
-              <w:rPr>
-                <w:rFonts w:ascii="Arial Nova Cond Light" w:hAnsi="Arial Nova Cond Light" w:cs="Times New Roman"/>
-                <w:b/>
-                <w:bCs/>
-                <w:color w:val="000000" w:themeColor="text1"/>
-                <w:sz w:val="20"/>
-                <w:szCs w:val="20"/>
-              </w:rPr>
-            </w:pPr>
-            <w:r>
-              <w:rPr>
-                <w:rFonts w:ascii="Arial Nova Cond Light" w:hAnsi="Arial Nova Cond Light" w:cs="Times New Roman"/>
-                <w:b/>
-                <w:bCs/>
-                <w:color w:val="000000" w:themeColor="text1"/>
+            <w:vAlign w:val="center"/>
+          </w:tcPr>
+          <w:p>
+            <w:pPr>
+              <w:pStyle w:val="Prrafodelista"/>
+              <w:tabs>
+                <w:tab w:val="left" w:pos="0"/>
+                <w:tab w:val="left" w:pos="142"/>
+                <w:tab w:val="left" w:pos="284"/>
+              </w:tabs>
+              <w:spacing w:line="276" w:lineRule="auto"/>
+              <w:ind w:left="0"/>
+              <w:jc w:val="both"/>
+              <w:rPr>
+                <w:rFonts w:ascii="Arial Nova Cond" w:hAnsi="Arial Nova Cond"/>
+                <w:color w:val="000000" w:themeColor="text1"/>
+                <w:sz w:val="20"/>
+                <w:szCs w:val="20"/>
+              </w:rPr>
+            </w:pPr>
+            <w:r>
+              <w:rPr>
+                <w:rFonts w:ascii="Arial Nova Cond" w:eastAsia="Calibri" w:hAnsi="Arial Nova Cond" w:cs="Times New Roman"/>
                 <w:sz w:val="20"/>
                 <w:szCs w:val="20"/>
                 <w:lang w:val="es-ES_tradnl"/>
@@ -12607,34 +12313,27 @@
         <w:tc>
           <w:tcPr>
             <w:tcW w:w="2015" w:type="dxa"/>
-            <w:tcBorders>
-              <w:top w:val="double" w:sz="4" w:space="0" w:color="47D459" w:themeColor="accent3" w:themeTint="99"/>
-              <w:left w:val="double" w:sz="4" w:space="0" w:color="47D459" w:themeColor="accent3" w:themeTint="99"/>
-              <w:bottom w:val="double" w:sz="4" w:space="0" w:color="47D459" w:themeColor="accent3" w:themeTint="99"/>
-              <w:right w:val="double" w:sz="4" w:space="0" w:color="47D459" w:themeColor="accent3" w:themeTint="99"/>
-            </w:tcBorders>
-            <w:vAlign w:val="center"/>
-            <w:hideMark/>
-          </w:tcPr>
-          <w:p>
-            <w:pPr>
-              <w:spacing w:after="160" w:line="276" w:lineRule="auto"/>
-              <w:ind w:right="-455"/>
-              <w:rPr>
-                <w:rFonts w:ascii="Arial Nova Cond Light" w:hAnsi="Arial Nova Cond Light" w:cs="Times New Roman"/>
-                <w:b/>
-                <w:bCs/>
-                <w:color w:val="000000" w:themeColor="text1"/>
-                <w:sz w:val="20"/>
-                <w:szCs w:val="20"/>
-              </w:rPr>
-            </w:pPr>
-            <w:r>
-              <w:rPr>
-                <w:rFonts w:ascii="Arial Nova Cond Light" w:hAnsi="Arial Nova Cond Light" w:cs="Times New Roman"/>
-                <w:b/>
-                <w:bCs/>
-                <w:color w:val="000000" w:themeColor="text1"/>
+            <w:vAlign w:val="center"/>
+          </w:tcPr>
+          <w:p>
+            <w:pPr>
+              <w:autoSpaceDE w:val="0"/>
+              <w:autoSpaceDN w:val="0"/>
+              <w:adjustRightInd w:val="0"/>
+              <w:jc w:val="center"/>
+              <w:rPr>
+                <w:rFonts w:ascii="Arial Nova Cond" w:hAnsi="Arial Nova Cond" w:cs="Arial"/>
+                <w:color w:val="000000" w:themeColor="text1"/>
+                <w:kern w:val="0"/>
+                <w:sz w:val="20"/>
+                <w:szCs w:val="20"/>
+              </w:rPr>
+            </w:pPr>
+            <w:r>
+              <w:rPr>
+                <w:rFonts w:ascii="Arial Nova Cond" w:hAnsi="Arial Nova Cond" w:cs="Arial"/>
+                <w:color w:val="000000"/>
+                <w:kern w:val="0"/>
                 <w:sz w:val="20"/>
                 <w:szCs w:val="20"/>
               </w:rPr>
@@ -12645,34 +12344,27 @@
         <w:tc>
           <w:tcPr>
             <w:tcW w:w="1634" w:type="dxa"/>
-            <w:tcBorders>
-              <w:top w:val="double" w:sz="4" w:space="0" w:color="47D459" w:themeColor="accent3" w:themeTint="99"/>
-              <w:left w:val="double" w:sz="4" w:space="0" w:color="47D459" w:themeColor="accent3" w:themeTint="99"/>
-              <w:bottom w:val="double" w:sz="4" w:space="0" w:color="47D459" w:themeColor="accent3" w:themeTint="99"/>
-              <w:right w:val="double" w:sz="4" w:space="0" w:color="47D459" w:themeColor="accent3" w:themeTint="99"/>
-            </w:tcBorders>
-            <w:vAlign w:val="center"/>
-            <w:hideMark/>
-          </w:tcPr>
-          <w:p>
-            <w:pPr>
-              <w:spacing w:after="160" w:line="276" w:lineRule="auto"/>
-              <w:ind w:right="-455"/>
-              <w:rPr>
-                <w:rFonts w:ascii="Arial Nova Cond Light" w:hAnsi="Arial Nova Cond Light" w:cs="Times New Roman"/>
-                <w:b/>
-                <w:bCs/>
-                <w:color w:val="000000" w:themeColor="text1"/>
-                <w:sz w:val="20"/>
-                <w:szCs w:val="20"/>
-              </w:rPr>
-            </w:pPr>
-            <w:r>
-              <w:rPr>
-                <w:rFonts w:ascii="Arial Nova Cond Light" w:hAnsi="Arial Nova Cond Light" w:cs="Times New Roman"/>
-                <w:b/>
-                <w:bCs/>
-                <w:color w:val="000000" w:themeColor="text1"/>
+            <w:vAlign w:val="center"/>
+          </w:tcPr>
+          <w:p>
+            <w:pPr>
+              <w:autoSpaceDE w:val="0"/>
+              <w:autoSpaceDN w:val="0"/>
+              <w:adjustRightInd w:val="0"/>
+              <w:jc w:val="both"/>
+              <w:rPr>
+                <w:rFonts w:ascii="Arial Nova Cond" w:hAnsi="Arial Nova Cond" w:cs="Arial"/>
+                <w:color w:val="000000"/>
+                <w:kern w:val="0"/>
+                <w:sz w:val="20"/>
+                <w:szCs w:val="20"/>
+              </w:rPr>
+            </w:pPr>
+            <w:r>
+              <w:rPr>
+                <w:rFonts w:ascii="Arial Nova Cond" w:hAnsi="Arial Nova Cond" w:cs="Arial"/>
+                <w:color w:val="000000"/>
+                <w:kern w:val="0"/>
                 <w:sz w:val="20"/>
                 <w:szCs w:val="20"/>
               </w:rPr>
@@ -12683,34 +12375,27 @@
         <w:tc>
           <w:tcPr>
             <w:tcW w:w="1337" w:type="dxa"/>
-            <w:tcBorders>
-              <w:top w:val="double" w:sz="4" w:space="0" w:color="47D459" w:themeColor="accent3" w:themeTint="99"/>
-              <w:left w:val="double" w:sz="4" w:space="0" w:color="47D459" w:themeColor="accent3" w:themeTint="99"/>
-              <w:bottom w:val="double" w:sz="4" w:space="0" w:color="47D459" w:themeColor="accent3" w:themeTint="99"/>
-              <w:right w:val="double" w:sz="4" w:space="0" w:color="47D459" w:themeColor="accent3" w:themeTint="99"/>
-            </w:tcBorders>
-            <w:vAlign w:val="center"/>
-            <w:hideMark/>
-          </w:tcPr>
-          <w:p>
-            <w:pPr>
-              <w:spacing w:after="160" w:line="276" w:lineRule="auto"/>
-              <w:ind w:right="-455"/>
-              <w:rPr>
-                <w:rFonts w:ascii="Arial Nova Cond Light" w:hAnsi="Arial Nova Cond Light" w:cs="Times New Roman"/>
-                <w:b/>
-                <w:bCs/>
-                <w:color w:val="000000" w:themeColor="text1"/>
-                <w:sz w:val="20"/>
-                <w:szCs w:val="20"/>
-              </w:rPr>
-            </w:pPr>
-            <w:r>
-              <w:rPr>
-                <w:rFonts w:ascii="Arial Nova Cond Light" w:hAnsi="Arial Nova Cond Light" w:cs="Times New Roman"/>
-                <w:b/>
-                <w:bCs/>
-                <w:color w:val="000000" w:themeColor="text1"/>
+            <w:vAlign w:val="center"/>
+          </w:tcPr>
+          <w:p>
+            <w:pPr>
+              <w:autoSpaceDE w:val="0"/>
+              <w:autoSpaceDN w:val="0"/>
+              <w:adjustRightInd w:val="0"/>
+              <w:jc w:val="center"/>
+              <w:rPr>
+                <w:rFonts w:ascii="Arial Nova Cond" w:hAnsi="Arial Nova Cond" w:cs="Arial"/>
+                <w:color w:val="000000"/>
+                <w:kern w:val="0"/>
+                <w:sz w:val="20"/>
+                <w:szCs w:val="20"/>
+              </w:rPr>
+            </w:pPr>
+            <w:r>
+              <w:rPr>
+                <w:rFonts w:ascii="Arial Nova Cond" w:hAnsi="Arial Nova Cond" w:cs="Arial"/>
+                <w:color w:val="000000"/>
+                <w:kern w:val="0"/>
                 <w:sz w:val="20"/>
                 <w:szCs w:val="20"/>
               </w:rPr>
@@ -12728,24 +12413,23 @@
           <w:tcPr>
             <w:tcW w:w="875" w:type="dxa"/>
             <w:vMerge/>
-            <w:tcBorders>
-              <w:top w:val="double" w:sz="4" w:space="0" w:color="47D459" w:themeColor="accent3" w:themeTint="99"/>
-              <w:left w:val="double" w:sz="4" w:space="0" w:color="47D459" w:themeColor="accent3" w:themeTint="99"/>
-              <w:bottom w:val="double" w:sz="4" w:space="0" w:color="47D459" w:themeColor="accent3" w:themeTint="99"/>
-              <w:right w:val="double" w:sz="4" w:space="0" w:color="47D459" w:themeColor="accent3" w:themeTint="99"/>
-            </w:tcBorders>
-            <w:vAlign w:val="center"/>
-            <w:hideMark/>
-          </w:tcPr>
-          <w:p>
-            <w:pPr>
-              <w:spacing w:after="160" w:line="276" w:lineRule="auto"/>
-              <w:ind w:right="-455"/>
-              <w:rPr>
-                <w:rFonts w:ascii="Arial Nova Cond Light" w:hAnsi="Arial Nova Cond Light" w:cs="Times New Roman"/>
-                <w:b/>
-                <w:bCs/>
-                <w:color w:val="000000" w:themeColor="text1"/>
+            <w:vAlign w:val="center"/>
+          </w:tcPr>
+          <w:p>
+            <w:pPr>
+              <w:pStyle w:val="Prrafodelista"/>
+              <w:tabs>
+                <w:tab w:val="left" w:pos="0"/>
+                <w:tab w:val="left" w:pos="142"/>
+                <w:tab w:val="left" w:pos="284"/>
+              </w:tabs>
+              <w:spacing w:line="276" w:lineRule="auto"/>
+              <w:ind w:left="0"/>
+              <w:jc w:val="center"/>
+              <w:rPr>
+                <w:rFonts w:ascii="Arial Nova Cond" w:eastAsia="Calibri" w:hAnsi="Arial Nova Cond" w:cs="Times New Roman"/>
+                <w:b/>
+                <w:bCs/>
                 <w:sz w:val="20"/>
                 <w:szCs w:val="20"/>
                 <w:lang w:val="es-ES_tradnl"/>
@@ -12756,24 +12440,23 @@
         <w:tc>
           <w:tcPr>
             <w:tcW w:w="1095" w:type="dxa"/>
-            <w:tcBorders>
-              <w:top w:val="double" w:sz="4" w:space="0" w:color="47D459" w:themeColor="accent3" w:themeTint="99"/>
-              <w:left w:val="double" w:sz="4" w:space="0" w:color="47D459" w:themeColor="accent3" w:themeTint="99"/>
-              <w:bottom w:val="double" w:sz="4" w:space="0" w:color="47D459" w:themeColor="accent3" w:themeTint="99"/>
-              <w:right w:val="double" w:sz="4" w:space="0" w:color="47D459" w:themeColor="accent3" w:themeTint="99"/>
-            </w:tcBorders>
-            <w:vAlign w:val="center"/>
-            <w:hideMark/>
-          </w:tcPr>
-          <w:p>
-            <w:pPr>
-              <w:spacing w:after="160" w:line="276" w:lineRule="auto"/>
-              <w:ind w:right="-455"/>
-              <w:rPr>
-                <w:rFonts w:ascii="Arial Nova Cond Light" w:hAnsi="Arial Nova Cond Light" w:cs="Times New Roman"/>
-                <w:b/>
-                <w:bCs/>
-                <w:color w:val="000000" w:themeColor="text1"/>
+            <w:vAlign w:val="center"/>
+          </w:tcPr>
+          <w:p>
+            <w:pPr>
+              <w:pStyle w:val="Prrafodelista"/>
+              <w:tabs>
+                <w:tab w:val="left" w:pos="0"/>
+                <w:tab w:val="left" w:pos="142"/>
+                <w:tab w:val="left" w:pos="284"/>
+              </w:tabs>
+              <w:spacing w:line="276" w:lineRule="auto"/>
+              <w:ind w:left="0"/>
+              <w:jc w:val="center"/>
+              <w:rPr>
+                <w:rFonts w:ascii="Arial Nova Cond" w:eastAsia="Calibri" w:hAnsi="Arial Nova Cond" w:cs="Times New Roman"/>
+                <w:b/>
+                <w:bCs/>
                 <w:sz w:val="20"/>
                 <w:szCs w:val="20"/>
                 <w:lang w:val="es-ES_tradnl"/>
@@ -12781,10 +12464,9 @@
             </w:pPr>
             <w:r>
               <w:rPr>
-                <w:rFonts w:ascii="Arial Nova Cond Light" w:hAnsi="Arial Nova Cond Light" w:cs="Times New Roman"/>
-                <w:b/>
-                <w:bCs/>
-                <w:color w:val="000000" w:themeColor="text1"/>
+                <w:rFonts w:ascii="Arial Nova Cond" w:eastAsia="Calibri" w:hAnsi="Arial Nova Cond" w:cs="Times New Roman"/>
+                <w:b/>
+                <w:bCs/>
                 <w:sz w:val="20"/>
                 <w:szCs w:val="20"/>
                 <w:lang w:val="es-ES_tradnl"/>
@@ -12796,23 +12478,20 @@
         <w:tc>
           <w:tcPr>
             <w:tcW w:w="1726" w:type="dxa"/>
-            <w:tcBorders>
-              <w:top w:val="double" w:sz="4" w:space="0" w:color="47D459" w:themeColor="accent3" w:themeTint="99"/>
-              <w:left w:val="double" w:sz="4" w:space="0" w:color="47D459" w:themeColor="accent3" w:themeTint="99"/>
-              <w:bottom w:val="double" w:sz="4" w:space="0" w:color="47D459" w:themeColor="accent3" w:themeTint="99"/>
-              <w:right w:val="double" w:sz="4" w:space="0" w:color="47D459" w:themeColor="accent3" w:themeTint="99"/>
-            </w:tcBorders>
-            <w:vAlign w:val="center"/>
-            <w:hideMark/>
-          </w:tcPr>
-          <w:p>
-            <w:pPr>
-              <w:spacing w:after="160" w:line="276" w:lineRule="auto"/>
-              <w:ind w:right="-455"/>
-              <w:rPr>
-                <w:rFonts w:ascii="Arial Nova Cond Light" w:hAnsi="Arial Nova Cond Light" w:cs="Times New Roman"/>
-                <w:b/>
-                <w:bCs/>
+            <w:vAlign w:val="center"/>
+          </w:tcPr>
+          <w:p>
+            <w:pPr>
+              <w:pStyle w:val="Prrafodelista"/>
+              <w:tabs>
+                <w:tab w:val="left" w:pos="0"/>
+                <w:tab w:val="left" w:pos="142"/>
+                <w:tab w:val="left" w:pos="284"/>
+              </w:tabs>
+              <w:spacing w:line="276" w:lineRule="auto"/>
+              <w:ind w:left="0"/>
+              <w:rPr>
+                <w:rFonts w:ascii="Arial Nova Cond" w:eastAsia="Calibri" w:hAnsi="Arial Nova Cond" w:cs="Times New Roman"/>
                 <w:color w:val="000000" w:themeColor="text1"/>
                 <w:sz w:val="20"/>
                 <w:szCs w:val="20"/>
@@ -12821,10 +12500,7 @@
             </w:pPr>
             <w:r>
               <w:rPr>
-                <w:rFonts w:ascii="Arial Nova Cond Light" w:hAnsi="Arial Nova Cond Light" w:cs="Times New Roman"/>
-                <w:b/>
-                <w:bCs/>
-                <w:color w:val="000000" w:themeColor="text1"/>
+                <w:rFonts w:ascii="Arial Nova Cond" w:eastAsia="Calibri" w:hAnsi="Arial Nova Cond" w:cs="Times New Roman"/>
                 <w:sz w:val="20"/>
                 <w:szCs w:val="20"/>
                 <w:lang w:val="es-ES_tradnl"/>
@@ -12836,23 +12512,21 @@
         <w:tc>
           <w:tcPr>
             <w:tcW w:w="6169" w:type="dxa"/>
-            <w:tcBorders>
-              <w:top w:val="double" w:sz="4" w:space="0" w:color="47D459" w:themeColor="accent3" w:themeTint="99"/>
-              <w:left w:val="double" w:sz="4" w:space="0" w:color="47D459" w:themeColor="accent3" w:themeTint="99"/>
-              <w:bottom w:val="double" w:sz="4" w:space="0" w:color="47D459" w:themeColor="accent3" w:themeTint="99"/>
-              <w:right w:val="double" w:sz="4" w:space="0" w:color="47D459" w:themeColor="accent3" w:themeTint="99"/>
-            </w:tcBorders>
-            <w:vAlign w:val="center"/>
-            <w:hideMark/>
-          </w:tcPr>
-          <w:p>
-            <w:pPr>
-              <w:spacing w:after="160" w:line="276" w:lineRule="auto"/>
-              <w:ind w:right="-455"/>
-              <w:rPr>
-                <w:rFonts w:ascii="Arial Nova Cond Light" w:hAnsi="Arial Nova Cond Light" w:cs="Times New Roman"/>
-                <w:b/>
-                <w:bCs/>
+            <w:vAlign w:val="center"/>
+          </w:tcPr>
+          <w:p>
+            <w:pPr>
+              <w:pStyle w:val="Prrafodelista"/>
+              <w:tabs>
+                <w:tab w:val="left" w:pos="0"/>
+                <w:tab w:val="left" w:pos="142"/>
+                <w:tab w:val="left" w:pos="284"/>
+              </w:tabs>
+              <w:spacing w:line="276" w:lineRule="auto"/>
+              <w:ind w:left="0"/>
+              <w:jc w:val="both"/>
+              <w:rPr>
+                <w:rFonts w:ascii="Arial Nova Cond" w:eastAsia="Calibri" w:hAnsi="Arial Nova Cond" w:cs="Times New Roman"/>
                 <w:color w:val="000000" w:themeColor="text1"/>
                 <w:sz w:val="20"/>
                 <w:szCs w:val="20"/>
@@ -12861,10 +12535,7 @@
             </w:pPr>
             <w:r>
               <w:rPr>
-                <w:rFonts w:ascii="Arial Nova Cond Light" w:hAnsi="Arial Nova Cond Light" w:cs="Times New Roman"/>
-                <w:b/>
-                <w:bCs/>
-                <w:color w:val="000000" w:themeColor="text1"/>
+                <w:rFonts w:ascii="Arial Nova Cond" w:eastAsia="Calibri" w:hAnsi="Arial Nova Cond" w:cs="Times New Roman"/>
                 <w:sz w:val="20"/>
                 <w:szCs w:val="20"/>
                 <w:lang w:val="es-ES_tradnl"/>
@@ -12876,24 +12547,16 @@
         <w:tc>
           <w:tcPr>
             <w:tcW w:w="2015" w:type="dxa"/>
-            <w:tcBorders>
-              <w:top w:val="double" w:sz="4" w:space="0" w:color="47D459" w:themeColor="accent3" w:themeTint="99"/>
-              <w:left w:val="double" w:sz="4" w:space="0" w:color="47D459" w:themeColor="accent3" w:themeTint="99"/>
-              <w:bottom w:val="double" w:sz="4" w:space="0" w:color="47D459" w:themeColor="accent3" w:themeTint="99"/>
-              <w:right w:val="double" w:sz="4" w:space="0" w:color="47D459" w:themeColor="accent3" w:themeTint="99"/>
-            </w:tcBorders>
-            <w:vAlign w:val="center"/>
-            <w:hideMark/>
-          </w:tcPr>
-          <w:p>
-            <w:pPr>
-              <w:spacing w:after="160" w:line="276" w:lineRule="auto"/>
-              <w:ind w:right="-455"/>
-              <w:rPr>
-                <w:rFonts w:ascii="Arial Nova Cond Light" w:hAnsi="Arial Nova Cond Light" w:cs="Times New Roman"/>
-                <w:b/>
-                <w:bCs/>
-                <w:color w:val="000000" w:themeColor="text1"/>
+            <w:vAlign w:val="center"/>
+          </w:tcPr>
+          <w:p>
+            <w:pPr>
+              <w:autoSpaceDE w:val="0"/>
+              <w:autoSpaceDN w:val="0"/>
+              <w:adjustRightInd w:val="0"/>
+              <w:jc w:val="center"/>
+              <w:rPr>
+                <w:rFonts w:ascii="Arial Nova Cond" w:eastAsia="Calibri" w:hAnsi="Arial Nova Cond" w:cs="Times New Roman"/>
                 <w:sz w:val="20"/>
                 <w:szCs w:val="20"/>
                 <w:lang w:val="es-ES_tradnl"/>
@@ -12901,10 +12564,9 @@
             </w:pPr>
             <w:r>
               <w:rPr>
-                <w:rFonts w:ascii="Arial Nova Cond Light" w:hAnsi="Arial Nova Cond Light" w:cs="Times New Roman"/>
-                <w:b/>
-                <w:bCs/>
-                <w:color w:val="000000" w:themeColor="text1"/>
+                <w:rFonts w:ascii="Arial Nova Cond" w:hAnsi="Arial Nova Cond" w:cs="Arial"/>
+                <w:color w:val="000000"/>
+                <w:kern w:val="0"/>
                 <w:sz w:val="20"/>
                 <w:szCs w:val="20"/>
               </w:rPr>
@@ -12915,34 +12577,27 @@
         <w:tc>
           <w:tcPr>
             <w:tcW w:w="1634" w:type="dxa"/>
-            <w:tcBorders>
-              <w:top w:val="double" w:sz="4" w:space="0" w:color="47D459" w:themeColor="accent3" w:themeTint="99"/>
-              <w:left w:val="double" w:sz="4" w:space="0" w:color="47D459" w:themeColor="accent3" w:themeTint="99"/>
-              <w:bottom w:val="double" w:sz="4" w:space="0" w:color="47D459" w:themeColor="accent3" w:themeTint="99"/>
-              <w:right w:val="double" w:sz="4" w:space="0" w:color="47D459" w:themeColor="accent3" w:themeTint="99"/>
-            </w:tcBorders>
-            <w:vAlign w:val="center"/>
-            <w:hideMark/>
-          </w:tcPr>
-          <w:p>
-            <w:pPr>
-              <w:spacing w:after="160" w:line="276" w:lineRule="auto"/>
-              <w:ind w:right="-455"/>
-              <w:rPr>
-                <w:rFonts w:ascii="Arial Nova Cond Light" w:hAnsi="Arial Nova Cond Light" w:cs="Times New Roman"/>
-                <w:b/>
-                <w:bCs/>
-                <w:color w:val="000000" w:themeColor="text1"/>
-                <w:sz w:val="20"/>
-                <w:szCs w:val="20"/>
-              </w:rPr>
-            </w:pPr>
-            <w:r>
-              <w:rPr>
-                <w:rFonts w:ascii="Arial Nova Cond Light" w:hAnsi="Arial Nova Cond Light" w:cs="Times New Roman"/>
-                <w:b/>
-                <w:bCs/>
-                <w:color w:val="000000" w:themeColor="text1"/>
+            <w:vAlign w:val="center"/>
+          </w:tcPr>
+          <w:p>
+            <w:pPr>
+              <w:autoSpaceDE w:val="0"/>
+              <w:autoSpaceDN w:val="0"/>
+              <w:adjustRightInd w:val="0"/>
+              <w:jc w:val="both"/>
+              <w:rPr>
+                <w:rFonts w:ascii="Arial Nova Cond" w:hAnsi="Arial Nova Cond" w:cs="Arial"/>
+                <w:color w:val="000000"/>
+                <w:kern w:val="0"/>
+                <w:sz w:val="20"/>
+                <w:szCs w:val="20"/>
+              </w:rPr>
+            </w:pPr>
+            <w:r>
+              <w:rPr>
+                <w:rFonts w:ascii="Arial Nova Cond" w:hAnsi="Arial Nova Cond" w:cs="Arial"/>
+                <w:color w:val="000000"/>
+                <w:kern w:val="0"/>
                 <w:sz w:val="20"/>
                 <w:szCs w:val="20"/>
               </w:rPr>
@@ -12953,34 +12608,27 @@
         <w:tc>
           <w:tcPr>
             <w:tcW w:w="1337" w:type="dxa"/>
-            <w:tcBorders>
-              <w:top w:val="double" w:sz="4" w:space="0" w:color="47D459" w:themeColor="accent3" w:themeTint="99"/>
-              <w:left w:val="double" w:sz="4" w:space="0" w:color="47D459" w:themeColor="accent3" w:themeTint="99"/>
-              <w:bottom w:val="double" w:sz="4" w:space="0" w:color="47D459" w:themeColor="accent3" w:themeTint="99"/>
-              <w:right w:val="double" w:sz="4" w:space="0" w:color="47D459" w:themeColor="accent3" w:themeTint="99"/>
-            </w:tcBorders>
-            <w:vAlign w:val="center"/>
-            <w:hideMark/>
-          </w:tcPr>
-          <w:p>
-            <w:pPr>
-              <w:spacing w:after="160" w:line="276" w:lineRule="auto"/>
-              <w:ind w:right="-455"/>
-              <w:rPr>
-                <w:rFonts w:ascii="Arial Nova Cond Light" w:hAnsi="Arial Nova Cond Light" w:cs="Times New Roman"/>
-                <w:b/>
-                <w:bCs/>
-                <w:color w:val="000000" w:themeColor="text1"/>
-                <w:sz w:val="20"/>
-                <w:szCs w:val="20"/>
-              </w:rPr>
-            </w:pPr>
-            <w:r>
-              <w:rPr>
-                <w:rFonts w:ascii="Arial Nova Cond Light" w:hAnsi="Arial Nova Cond Light" w:cs="Times New Roman"/>
-                <w:b/>
-                <w:bCs/>
-                <w:color w:val="000000" w:themeColor="text1"/>
+            <w:vAlign w:val="center"/>
+          </w:tcPr>
+          <w:p>
+            <w:pPr>
+              <w:autoSpaceDE w:val="0"/>
+              <w:autoSpaceDN w:val="0"/>
+              <w:adjustRightInd w:val="0"/>
+              <w:jc w:val="center"/>
+              <w:rPr>
+                <w:rFonts w:ascii="Arial Nova Cond" w:hAnsi="Arial Nova Cond" w:cs="Arial"/>
+                <w:color w:val="000000"/>
+                <w:kern w:val="0"/>
+                <w:sz w:val="20"/>
+                <w:szCs w:val="20"/>
+              </w:rPr>
+            </w:pPr>
+            <w:r>
+              <w:rPr>
+                <w:rFonts w:ascii="Arial Nova Cond" w:hAnsi="Arial Nova Cond" w:cs="Arial"/>
+                <w:color w:val="000000"/>
+                <w:kern w:val="0"/>
                 <w:sz w:val="20"/>
                 <w:szCs w:val="20"/>
               </w:rPr>
@@ -12989,6 +12637,7 @@
           </w:p>
         </w:tc>
       </w:tr>
+      <w:bookmarkEnd w:id="1"/>
     </w:tbl>
     <w:p>
       <w:pPr>
@@ -29528,6 +29177,7 @@
   <w:style w:type="character" w:default="1" w:styleId="Fuentedeprrafopredeter">
     <w:name w:val="Default Paragraph Font"/>
     <w:uiPriority w:val="1"/>
+    <w:semiHidden/>
     <w:unhideWhenUsed/>
   </w:style>
   <w:style w:type="table" w:default="1" w:styleId="Tablanormal">
@@ -29909,6 +29559,7 @@
     <w:name w:val="Párrafo de lista Car"/>
     <w:aliases w:val="Bulleted List Car,Fundamentacion Car,Lista vistosa - Énfasis 11 Car,Párrafo de lista2 Car,Párrafo de lista1 Car,Lista media 2 - Énfasis 41 Car,List Paragraph Car,Formatoo Car,Tabla Car,Contenido Car,SubPárrafo de lista Car,N° Car"/>
     <w:link w:val="Prrafodelista"/>
+    <w:uiPriority w:val="34"/>
     <w:qFormat/>
     <w:rsid w:val="000522BF"/>
   </w:style>
@@ -29991,6 +29642,15 @@
       <w:color w:val="605E5C"/>
       <w:shd w:val="clear" w:color="auto" w:fill="E1DFDD"/>
     </w:rPr>
+  </w:style>
+  <w:style w:type="paragraph" w:styleId="Sinespaciado">
+    <w:name w:val="No Spacing"/>
+    <w:uiPriority w:val="1"/>
+    <w:qFormat/>
+    <w:rsid w:val="005F537A"/>
+    <w:pPr>
+      <w:spacing w:after="0" w:line="240" w:lineRule="auto"/>
+    </w:pPr>
   </w:style>
 </w:styles>
 </file>

--- a/templates/plananual/DPCC 1° A 5°/DPCC 2° - PROGRAMACIÓN CURRICULAR ANUAL.docx
+++ b/templates/plananual/DPCC 1° A 5°/DPCC 2° - PROGRAMACIÓN CURRICULAR ANUAL.docx
@@ -1,6 +1,6 @@
 
 <file path=word/document.xml><?xml version="1.0" encoding="utf-8"?>
-<w:document xmlns:wpc="http://schemas.microsoft.com/office/word/2010/wordprocessingCanvas" xmlns:cx="http://schemas.microsoft.com/office/drawing/2014/chartex" xmlns:cx1="http://schemas.microsoft.com/office/drawing/2015/9/8/chartex" xmlns:cx2="http://schemas.microsoft.com/office/drawing/2015/10/21/chartex" xmlns:cx3="http://schemas.microsoft.com/office/drawing/2016/5/9/chartex" xmlns:cx4="http://schemas.microsoft.com/office/drawing/2016/5/10/chartex" xmlns:cx5="http://schemas.microsoft.com/office/drawing/2016/5/11/chartex" xmlns:cx6="http://schemas.microsoft.com/office/drawing/2016/5/12/chartex" xmlns:cx7="http://schemas.microsoft.com/office/drawing/2016/5/13/chartex" xmlns:cx8="http://schemas.microsoft.com/office/drawing/2016/5/14/chartex" xmlns:mc="http://schemas.openxmlformats.org/markup-compatibility/2006" xmlns:aink="http://schemas.microsoft.com/office/drawing/2016/ink" xmlns:am3d="http://schemas.microsoft.com/office/drawing/2017/model3d" xmlns:o="urn:schemas-microsoft-com:office:office" xmlns:oel="http://schemas.microsoft.com/office/2019/extlst" xmlns:r="http://schemas.openxmlformats.org/officeDocument/2006/relationships" xmlns:m="http://schemas.openxmlformats.org/officeDocument/2006/math" xmlns:v="urn:schemas-microsoft-com:vml" xmlns:wp14="http://schemas.microsoft.com/office/word/2010/wordprocessingDrawing" xmlns:wp="http://schemas.openxmlformats.org/drawingml/2006/wordprocessingDrawing" xmlns:w10="urn:schemas-microsoft-com:office:word" xmlns:w="http://schemas.openxmlformats.org/wordprocessingml/2006/main" xmlns:w14="http://schemas.microsoft.com/office/word/2010/wordml" xmlns:w15="http://schemas.microsoft.com/office/word/2012/wordml" xmlns:w16cex="http://schemas.microsoft.com/office/word/2018/wordml/cex" xmlns:w16cid="http://schemas.microsoft.com/office/word/2016/wordml/cid" xmlns:w16="http://schemas.microsoft.com/office/word/2018/wordml" xmlns:w16du="http://schemas.microsoft.com/office/word/2023/wordml/word16du" xmlns:w16sdtdh="http://schemas.microsoft.com/office/word/2020/wordml/sdtdatahash" xmlns:w16se="http://schemas.microsoft.com/office/word/2015/wordml/symex" xmlns:wpg="http://schemas.microsoft.com/office/word/2010/wordprocessingGroup" xmlns:wpi="http://schemas.microsoft.com/office/word/2010/wordprocessingInk" xmlns:wne="http://schemas.microsoft.com/office/word/2006/wordml" xmlns:wps="http://schemas.microsoft.com/office/word/2010/wordprocessingShape" mc:Ignorable="w14 w15 w16se w16cid w16 w16cex w16sdtdh w16du wp14">
+<w:document xmlns:wpc="http://schemas.microsoft.com/office/word/2010/wordprocessingCanvas" xmlns:cx="http://schemas.microsoft.com/office/drawing/2014/chartex" xmlns:cx1="http://schemas.microsoft.com/office/drawing/2015/9/8/chartex" xmlns:cx2="http://schemas.microsoft.com/office/drawing/2015/10/21/chartex" xmlns:cx3="http://schemas.microsoft.com/office/drawing/2016/5/9/chartex" xmlns:cx4="http://schemas.microsoft.com/office/drawing/2016/5/10/chartex" xmlns:cx5="http://schemas.microsoft.com/office/drawing/2016/5/11/chartex" xmlns:cx6="http://schemas.microsoft.com/office/drawing/2016/5/12/chartex" xmlns:cx7="http://schemas.microsoft.com/office/drawing/2016/5/13/chartex" xmlns:cx8="http://schemas.microsoft.com/office/drawing/2016/5/14/chartex" xmlns:mc="http://schemas.openxmlformats.org/markup-compatibility/2006" xmlns:aink="http://schemas.microsoft.com/office/drawing/2016/ink" xmlns:am3d="http://schemas.microsoft.com/office/drawing/2017/model3d" xmlns:o="urn:schemas-microsoft-com:office:office" xmlns:oel="http://schemas.microsoft.com/office/2019/extlst" xmlns:r="http://schemas.openxmlformats.org/officeDocument/2006/relationships" xmlns:m="http://schemas.openxmlformats.org/officeDocument/2006/math" xmlns:v="urn:schemas-microsoft-com:vml" xmlns:wp14="http://schemas.microsoft.com/office/word/2010/wordprocessingDrawing" xmlns:wp="http://schemas.openxmlformats.org/drawingml/2006/wordprocessingDrawing" xmlns:w10="urn:schemas-microsoft-com:office:word" xmlns:w="http://schemas.openxmlformats.org/wordprocessingml/2006/main" xmlns:w14="http://schemas.microsoft.com/office/word/2010/wordml" xmlns:w15="http://schemas.microsoft.com/office/word/2012/wordml" xmlns:w16cex="http://schemas.microsoft.com/office/word/2018/wordml/cex" xmlns:w16cid="http://schemas.microsoft.com/office/word/2016/wordml/cid" xmlns:w16="http://schemas.microsoft.com/office/word/2018/wordml" xmlns:w16du="http://schemas.microsoft.com/office/word/2023/wordml/word16du" xmlns:w16sdtdh="http://schemas.microsoft.com/office/word/2020/wordml/sdtdatahash" xmlns:w16sdtfl="http://schemas.microsoft.com/office/word/2024/wordml/sdtformatlock" xmlns:w16se="http://schemas.microsoft.com/office/word/2015/wordml/symex" xmlns:wpg="http://schemas.microsoft.com/office/word/2010/wordprocessingGroup" xmlns:wpi="http://schemas.microsoft.com/office/word/2010/wordprocessingInk" xmlns:wne="http://schemas.microsoft.com/office/word/2006/wordml" xmlns:wps="http://schemas.microsoft.com/office/word/2010/wordprocessingShape" mc:Ignorable="w14 w15 w16se w16cid w16 w16cex w16sdtdh w16sdtfl w16du wp14">
   <w:body>
     <w:p>
       <w:pPr>
@@ -242,7 +242,6 @@
                                 </w:rPr>
                                 <w:t>{{</w:t>
                               </w:r>
-                              <w:proofErr w:type="spellStart"/>
                               <w:r>
                                 <w:rPr>
                                   <w:rFonts w:ascii="Aptos ExtraBold" w:hAnsi="Aptos ExtraBold" w:cs="Times New Roman"/>
@@ -252,19 +251,7 @@
                                   <w:sz w:val="32"/>
                                   <w:szCs w:val="32"/>
                                 </w:rPr>
-                                <w:t>anio</w:t>
-                              </w:r>
-                              <w:proofErr w:type="spellEnd"/>
-                              <w:r>
-                                <w:rPr>
-                                  <w:rFonts w:ascii="Aptos ExtraBold" w:hAnsi="Aptos ExtraBold" w:cs="Times New Roman"/>
-                                  <w:b/>
-                                  <w:bCs/>
-                                  <w:color w:val="FFFFFF" w:themeColor="background1"/>
-                                  <w:sz w:val="32"/>
-                                  <w:szCs w:val="32"/>
-                                </w:rPr>
-                                <w:t>}}</w:t>
+                                <w:t>anio}}</w:t>
                               </w:r>
                             </w:p>
                           </w:txbxContent>
@@ -2793,26 +2780,6 @@
               <w:t>Plantea pautas de prevención y protección ante situaciones que afecten su integridad sexual y reproductiva reconociendo la importancia del autocuidado.</w:t>
             </w:r>
           </w:p>
-          <w:p>
-            <w:pPr>
-              <w:pStyle w:val="Prrafodelista"/>
-              <w:tabs>
-                <w:tab w:val="left" w:pos="0"/>
-                <w:tab w:val="left" w:pos="178"/>
-                <w:tab w:val="left" w:pos="284"/>
-              </w:tabs>
-              <w:spacing w:line="276" w:lineRule="auto"/>
-              <w:ind w:left="178" w:hanging="141"/>
-              <w:jc w:val="both"/>
-              <w:rPr>
-                <w:rFonts w:ascii="Arial Nova Cond Light" w:eastAsia="Times New Roman" w:hAnsi="Arial Nova Cond Light" w:cs="Arial"/>
-                <w:b/>
-                <w:sz w:val="20"/>
-                <w:szCs w:val="20"/>
-                <w:lang w:eastAsia="es-ES"/>
-              </w:rPr>
-            </w:pPr>
-          </w:p>
         </w:tc>
       </w:tr>
       <w:tr>
@@ -3005,7 +2972,6 @@
                 <w:szCs w:val="20"/>
                 <w:lang w:eastAsia="es-ES"/>
               </w:rPr>
-              <w:lastRenderedPageBreak/>
               <w:t>CAPACIDADES</w:t>
             </w:r>
           </w:p>
@@ -3082,6 +3048,7 @@
                 <w:szCs w:val="20"/>
                 <w:lang w:eastAsia="es-ES"/>
               </w:rPr>
+              <w:lastRenderedPageBreak/>
               <w:t>•</w:t>
             </w:r>
             <w:r>
@@ -3113,6 +3080,27 @@
                 <w:lang w:eastAsia="es-ES"/>
               </w:rPr>
             </w:pPr>
+            <w:r>
+              <w:rPr>
+                <w:rFonts w:ascii="Arial Nova Cond Light" w:eastAsia="Times New Roman" w:hAnsi="Arial Nova Cond Light" w:cs="Arial"/>
+                <w:bCs/>
+                <w:sz w:val="20"/>
+                <w:szCs w:val="20"/>
+                <w:lang w:eastAsia="es-ES"/>
+              </w:rPr>
+              <w:t>•</w:t>
+            </w:r>
+            <w:r>
+              <w:rPr>
+                <w:rFonts w:ascii="Arial Nova Cond Light" w:eastAsia="Times New Roman" w:hAnsi="Arial Nova Cond Light" w:cs="Arial"/>
+                <w:bCs/>
+                <w:sz w:val="20"/>
+                <w:szCs w:val="20"/>
+                <w:lang w:eastAsia="es-ES"/>
+              </w:rPr>
+              <w:tab/>
+              <w:t>Construye normas y asume acuerdos y leyes.</w:t>
+            </w:r>
           </w:p>
           <w:p>
             <w:pPr>
@@ -3150,7 +3138,7 @@
                 <w:lang w:eastAsia="es-ES"/>
               </w:rPr>
               <w:tab/>
-              <w:t>Construye normas y asume acuerdos y leyes.</w:t>
+              <w:t>Maneja conflictos de manera constructiva.</w:t>
             </w:r>
           </w:p>
           <w:p>
@@ -3170,6 +3158,27 @@
                 <w:lang w:eastAsia="es-ES"/>
               </w:rPr>
             </w:pPr>
+            <w:r>
+              <w:rPr>
+                <w:rFonts w:ascii="Arial Nova Cond Light" w:eastAsia="Times New Roman" w:hAnsi="Arial Nova Cond Light" w:cs="Arial"/>
+                <w:bCs/>
+                <w:sz w:val="20"/>
+                <w:szCs w:val="20"/>
+                <w:lang w:eastAsia="es-ES"/>
+              </w:rPr>
+              <w:t>•</w:t>
+            </w:r>
+            <w:r>
+              <w:rPr>
+                <w:rFonts w:ascii="Arial Nova Cond Light" w:eastAsia="Times New Roman" w:hAnsi="Arial Nova Cond Light" w:cs="Arial"/>
+                <w:bCs/>
+                <w:sz w:val="20"/>
+                <w:szCs w:val="20"/>
+                <w:lang w:eastAsia="es-ES"/>
+              </w:rPr>
+              <w:tab/>
+              <w:t>Delibera sobre asuntos públicos.</w:t>
+            </w:r>
           </w:p>
           <w:p>
             <w:pPr>
@@ -3182,120 +3191,6 @@
               <w:jc w:val="both"/>
               <w:rPr>
                 <w:rFonts w:ascii="Arial Nova Cond Light" w:eastAsia="Times New Roman" w:hAnsi="Arial Nova Cond Light" w:cs="Arial"/>
-                <w:bCs/>
-                <w:sz w:val="20"/>
-                <w:szCs w:val="20"/>
-                <w:lang w:eastAsia="es-ES"/>
-              </w:rPr>
-            </w:pPr>
-            <w:r>
-              <w:rPr>
-                <w:rFonts w:ascii="Arial Nova Cond Light" w:eastAsia="Times New Roman" w:hAnsi="Arial Nova Cond Light" w:cs="Arial"/>
-                <w:bCs/>
-                <w:sz w:val="20"/>
-                <w:szCs w:val="20"/>
-                <w:lang w:eastAsia="es-ES"/>
-              </w:rPr>
-              <w:t>•</w:t>
-            </w:r>
-            <w:r>
-              <w:rPr>
-                <w:rFonts w:ascii="Arial Nova Cond Light" w:eastAsia="Times New Roman" w:hAnsi="Arial Nova Cond Light" w:cs="Arial"/>
-                <w:bCs/>
-                <w:sz w:val="20"/>
-                <w:szCs w:val="20"/>
-                <w:lang w:eastAsia="es-ES"/>
-              </w:rPr>
-              <w:tab/>
-              <w:t>Maneja conflictos de manera constructiva.</w:t>
-            </w:r>
-          </w:p>
-          <w:p>
-            <w:pPr>
-              <w:tabs>
-                <w:tab w:val="left" w:pos="0"/>
-                <w:tab w:val="left" w:pos="164"/>
-                <w:tab w:val="left" w:pos="284"/>
-              </w:tabs>
-              <w:ind w:left="164" w:hanging="164"/>
-              <w:jc w:val="both"/>
-              <w:rPr>
-                <w:rFonts w:ascii="Arial Nova Cond Light" w:eastAsia="Times New Roman" w:hAnsi="Arial Nova Cond Light" w:cs="Arial"/>
-                <w:bCs/>
-                <w:sz w:val="20"/>
-                <w:szCs w:val="20"/>
-                <w:lang w:eastAsia="es-ES"/>
-              </w:rPr>
-            </w:pPr>
-          </w:p>
-          <w:p>
-            <w:pPr>
-              <w:tabs>
-                <w:tab w:val="left" w:pos="0"/>
-                <w:tab w:val="left" w:pos="164"/>
-                <w:tab w:val="left" w:pos="284"/>
-              </w:tabs>
-              <w:ind w:left="164" w:hanging="164"/>
-              <w:jc w:val="both"/>
-              <w:rPr>
-                <w:rFonts w:ascii="Arial Nova Cond Light" w:eastAsia="Times New Roman" w:hAnsi="Arial Nova Cond Light" w:cs="Arial"/>
-                <w:bCs/>
-                <w:sz w:val="20"/>
-                <w:szCs w:val="20"/>
-                <w:lang w:eastAsia="es-ES"/>
-              </w:rPr>
-            </w:pPr>
-            <w:r>
-              <w:rPr>
-                <w:rFonts w:ascii="Arial Nova Cond Light" w:eastAsia="Times New Roman" w:hAnsi="Arial Nova Cond Light" w:cs="Arial"/>
-                <w:bCs/>
-                <w:sz w:val="20"/>
-                <w:szCs w:val="20"/>
-                <w:lang w:eastAsia="es-ES"/>
-              </w:rPr>
-              <w:t>•</w:t>
-            </w:r>
-            <w:r>
-              <w:rPr>
-                <w:rFonts w:ascii="Arial Nova Cond Light" w:eastAsia="Times New Roman" w:hAnsi="Arial Nova Cond Light" w:cs="Arial"/>
-                <w:bCs/>
-                <w:sz w:val="20"/>
-                <w:szCs w:val="20"/>
-                <w:lang w:eastAsia="es-ES"/>
-              </w:rPr>
-              <w:tab/>
-              <w:t>Delibera sobre asuntos públicos.</w:t>
-            </w:r>
-          </w:p>
-          <w:p>
-            <w:pPr>
-              <w:tabs>
-                <w:tab w:val="left" w:pos="0"/>
-                <w:tab w:val="left" w:pos="164"/>
-                <w:tab w:val="left" w:pos="284"/>
-              </w:tabs>
-              <w:ind w:left="164" w:hanging="164"/>
-              <w:jc w:val="both"/>
-              <w:rPr>
-                <w:rFonts w:ascii="Arial Nova Cond Light" w:eastAsia="Times New Roman" w:hAnsi="Arial Nova Cond Light" w:cs="Arial"/>
-                <w:bCs/>
-                <w:sz w:val="20"/>
-                <w:szCs w:val="20"/>
-                <w:lang w:eastAsia="es-ES"/>
-              </w:rPr>
-            </w:pPr>
-          </w:p>
-          <w:p>
-            <w:pPr>
-              <w:tabs>
-                <w:tab w:val="left" w:pos="0"/>
-                <w:tab w:val="left" w:pos="164"/>
-                <w:tab w:val="left" w:pos="284"/>
-              </w:tabs>
-              <w:ind w:left="164" w:hanging="164"/>
-              <w:jc w:val="both"/>
-              <w:rPr>
-                <w:rFonts w:ascii="Arial Nova Cond Light" w:eastAsia="Times New Roman" w:hAnsi="Arial Nova Cond Light" w:cs="Arial"/>
                 <w:b/>
                 <w:sz w:val="20"/>
                 <w:szCs w:val="20"/>
@@ -3406,6 +3301,27 @@
                 <w:lang w:eastAsia="es-ES"/>
               </w:rPr>
             </w:pPr>
+            <w:r>
+              <w:rPr>
+                <w:rFonts w:ascii="Arial Nova Cond Light" w:eastAsia="Times New Roman" w:hAnsi="Arial Nova Cond Light" w:cs="Arial"/>
+                <w:bCs/>
+                <w:sz w:val="20"/>
+                <w:szCs w:val="20"/>
+                <w:lang w:eastAsia="es-ES"/>
+              </w:rPr>
+              <w:t>•</w:t>
+            </w:r>
+            <w:r>
+              <w:rPr>
+                <w:rFonts w:ascii="Arial Nova Cond Light" w:eastAsia="Times New Roman" w:hAnsi="Arial Nova Cond Light" w:cs="Arial"/>
+                <w:bCs/>
+                <w:sz w:val="20"/>
+                <w:szCs w:val="20"/>
+                <w:lang w:eastAsia="es-ES"/>
+              </w:rPr>
+              <w:tab/>
+              <w:t>Intercambia costumbres mostrando respeto por las diferencias.</w:t>
+            </w:r>
           </w:p>
           <w:p>
             <w:pPr>
@@ -3444,7 +3360,7 @@
                 <w:lang w:eastAsia="es-ES"/>
               </w:rPr>
               <w:tab/>
-              <w:t>Intercambia costumbres mostrando respeto por las diferencias.</w:t>
+              <w:t>Propone normas que regulan la convivencia en la escuela y el uso responsable de las vías públicas de su localidad. Evalúa esas normas críticamente a partir de los principios democráticos y las modifica cuando se contraponen con sus derechos.</w:t>
             </w:r>
           </w:p>
           <w:p>
@@ -3465,6 +3381,27 @@
                 <w:lang w:eastAsia="es-ES"/>
               </w:rPr>
             </w:pPr>
+            <w:r>
+              <w:rPr>
+                <w:rFonts w:ascii="Arial Nova Cond Light" w:eastAsia="Times New Roman" w:hAnsi="Arial Nova Cond Light" w:cs="Arial"/>
+                <w:bCs/>
+                <w:sz w:val="20"/>
+                <w:szCs w:val="20"/>
+                <w:lang w:eastAsia="es-ES"/>
+              </w:rPr>
+              <w:t>•</w:t>
+            </w:r>
+            <w:r>
+              <w:rPr>
+                <w:rFonts w:ascii="Arial Nova Cond Light" w:eastAsia="Times New Roman" w:hAnsi="Arial Nova Cond Light" w:cs="Arial"/>
+                <w:bCs/>
+                <w:sz w:val="20"/>
+                <w:szCs w:val="20"/>
+                <w:lang w:eastAsia="es-ES"/>
+              </w:rPr>
+              <w:tab/>
+              <w:t>Actúa como mediador en conflictos de sus compañeros haciendo uso de habilidades sociales, el diálogo y la negociación.</w:t>
+            </w:r>
           </w:p>
           <w:p>
             <w:pPr>
@@ -3503,7 +3440,7 @@
                 <w:lang w:eastAsia="es-ES"/>
               </w:rPr>
               <w:tab/>
-              <w:t>Propone normas que regulan la convivencia en la escuela y el uso responsable de las vías públicas de su localidad. Evalúa esas normas críticamente a partir de los principios democráticos y las modifica cuando se contraponen con sus derechos.</w:t>
+              <w:t>Delibera sobre asuntos públicos cuando indaga sus causas y consecuencias, examina argumentos contrarios a los propios, y sustenta su posición basándose en principios democráticos y valores cívicos. Aporta a la construcción de consensos que contribuyan al bien común.</w:t>
             </w:r>
           </w:p>
           <w:p>
@@ -3524,143 +3461,6 @@
                 <w:lang w:eastAsia="es-ES"/>
               </w:rPr>
             </w:pPr>
-          </w:p>
-          <w:p>
-            <w:pPr>
-              <w:pStyle w:val="Prrafodelista"/>
-              <w:tabs>
-                <w:tab w:val="left" w:pos="0"/>
-                <w:tab w:val="left" w:pos="178"/>
-                <w:tab w:val="left" w:pos="284"/>
-              </w:tabs>
-              <w:ind w:left="178" w:hanging="141"/>
-              <w:jc w:val="both"/>
-              <w:rPr>
-                <w:rFonts w:ascii="Arial Nova Cond Light" w:eastAsia="Times New Roman" w:hAnsi="Arial Nova Cond Light" w:cs="Arial"/>
-                <w:bCs/>
-                <w:sz w:val="20"/>
-                <w:szCs w:val="20"/>
-                <w:lang w:eastAsia="es-ES"/>
-              </w:rPr>
-            </w:pPr>
-            <w:r>
-              <w:rPr>
-                <w:rFonts w:ascii="Arial Nova Cond Light" w:eastAsia="Times New Roman" w:hAnsi="Arial Nova Cond Light" w:cs="Arial"/>
-                <w:bCs/>
-                <w:sz w:val="20"/>
-                <w:szCs w:val="20"/>
-                <w:lang w:eastAsia="es-ES"/>
-              </w:rPr>
-              <w:t>•</w:t>
-            </w:r>
-            <w:r>
-              <w:rPr>
-                <w:rFonts w:ascii="Arial Nova Cond Light" w:eastAsia="Times New Roman" w:hAnsi="Arial Nova Cond Light" w:cs="Arial"/>
-                <w:bCs/>
-                <w:sz w:val="20"/>
-                <w:szCs w:val="20"/>
-                <w:lang w:eastAsia="es-ES"/>
-              </w:rPr>
-              <w:tab/>
-              <w:t>Actúa como mediador en conflictos de sus compañeros haciendo uso de habilidades sociales, el diálogo y la negociación.</w:t>
-            </w:r>
-          </w:p>
-          <w:p>
-            <w:pPr>
-              <w:pStyle w:val="Prrafodelista"/>
-              <w:tabs>
-                <w:tab w:val="left" w:pos="0"/>
-                <w:tab w:val="left" w:pos="178"/>
-                <w:tab w:val="left" w:pos="284"/>
-              </w:tabs>
-              <w:ind w:left="178" w:hanging="141"/>
-              <w:jc w:val="both"/>
-              <w:rPr>
-                <w:rFonts w:ascii="Arial Nova Cond Light" w:eastAsia="Times New Roman" w:hAnsi="Arial Nova Cond Light" w:cs="Arial"/>
-                <w:bCs/>
-                <w:sz w:val="20"/>
-                <w:szCs w:val="20"/>
-                <w:lang w:eastAsia="es-ES"/>
-              </w:rPr>
-            </w:pPr>
-          </w:p>
-          <w:p>
-            <w:pPr>
-              <w:pStyle w:val="Prrafodelista"/>
-              <w:tabs>
-                <w:tab w:val="left" w:pos="0"/>
-                <w:tab w:val="left" w:pos="178"/>
-                <w:tab w:val="left" w:pos="284"/>
-              </w:tabs>
-              <w:ind w:left="178" w:hanging="141"/>
-              <w:jc w:val="both"/>
-              <w:rPr>
-                <w:rFonts w:ascii="Arial Nova Cond Light" w:eastAsia="Times New Roman" w:hAnsi="Arial Nova Cond Light" w:cs="Arial"/>
-                <w:bCs/>
-                <w:sz w:val="20"/>
-                <w:szCs w:val="20"/>
-                <w:lang w:eastAsia="es-ES"/>
-              </w:rPr>
-            </w:pPr>
-            <w:r>
-              <w:rPr>
-                <w:rFonts w:ascii="Arial Nova Cond Light" w:eastAsia="Times New Roman" w:hAnsi="Arial Nova Cond Light" w:cs="Arial"/>
-                <w:bCs/>
-                <w:sz w:val="20"/>
-                <w:szCs w:val="20"/>
-                <w:lang w:eastAsia="es-ES"/>
-              </w:rPr>
-              <w:t>•</w:t>
-            </w:r>
-            <w:r>
-              <w:rPr>
-                <w:rFonts w:ascii="Arial Nova Cond Light" w:eastAsia="Times New Roman" w:hAnsi="Arial Nova Cond Light" w:cs="Arial"/>
-                <w:bCs/>
-                <w:sz w:val="20"/>
-                <w:szCs w:val="20"/>
-                <w:lang w:eastAsia="es-ES"/>
-              </w:rPr>
-              <w:tab/>
-              <w:t>Delibera sobre asuntos públicos cuando indaga sus causas y consecuencias, examina argumentos contrarios a los propios, y sustenta su posición basándose en principios democráticos y valores cívicos. Aporta a la construcción de consensos que contribuyan al bien común.</w:t>
-            </w:r>
-          </w:p>
-          <w:p>
-            <w:pPr>
-              <w:pStyle w:val="Prrafodelista"/>
-              <w:tabs>
-                <w:tab w:val="left" w:pos="0"/>
-                <w:tab w:val="left" w:pos="178"/>
-                <w:tab w:val="left" w:pos="284"/>
-              </w:tabs>
-              <w:ind w:left="178" w:hanging="141"/>
-              <w:jc w:val="both"/>
-              <w:rPr>
-                <w:rFonts w:ascii="Arial Nova Cond Light" w:eastAsia="Times New Roman" w:hAnsi="Arial Nova Cond Light" w:cs="Arial"/>
-                <w:bCs/>
-                <w:sz w:val="20"/>
-                <w:szCs w:val="20"/>
-                <w:lang w:eastAsia="es-ES"/>
-              </w:rPr>
-            </w:pPr>
-          </w:p>
-          <w:p>
-            <w:pPr>
-              <w:pStyle w:val="Prrafodelista"/>
-              <w:tabs>
-                <w:tab w:val="left" w:pos="0"/>
-                <w:tab w:val="left" w:pos="178"/>
-                <w:tab w:val="left" w:pos="284"/>
-              </w:tabs>
-              <w:ind w:left="178" w:hanging="141"/>
-              <w:jc w:val="both"/>
-              <w:rPr>
-                <w:rFonts w:ascii="Arial Nova Cond Light" w:eastAsia="Times New Roman" w:hAnsi="Arial Nova Cond Light" w:cs="Arial"/>
-                <w:bCs/>
-                <w:sz w:val="20"/>
-                <w:szCs w:val="20"/>
-                <w:lang w:eastAsia="es-ES"/>
-              </w:rPr>
-            </w:pPr>
             <w:r>
               <w:rPr>
                 <w:rFonts w:ascii="Arial Nova Cond Light" w:eastAsia="Times New Roman" w:hAnsi="Arial Nova Cond Light" w:cs="Arial"/>
@@ -3682,184 +3482,11 @@
               <w:tab/>
               <w:t>Participa cooperativamente en la planeación y ejecución de acciones en defensa de los derechos de la niñez. Asimismo, cumple responsablemente sus deberes y responsabilidades.</w:t>
             </w:r>
-          </w:p>
-          <w:p>
-            <w:pPr>
-              <w:pStyle w:val="Prrafodelista"/>
-              <w:tabs>
-                <w:tab w:val="left" w:pos="0"/>
-                <w:tab w:val="left" w:pos="178"/>
-                <w:tab w:val="left" w:pos="284"/>
-              </w:tabs>
-              <w:ind w:left="178" w:hanging="141"/>
-              <w:jc w:val="both"/>
-              <w:rPr>
-                <w:rFonts w:ascii="Arial Nova Cond Light" w:eastAsia="Times New Roman" w:hAnsi="Arial Nova Cond Light" w:cs="Arial"/>
-                <w:b/>
-                <w:sz w:val="20"/>
-                <w:szCs w:val="20"/>
-                <w:lang w:eastAsia="es-ES"/>
-              </w:rPr>
-            </w:pPr>
           </w:p>
         </w:tc>
       </w:tr>
       <w:bookmarkEnd w:id="0"/>
     </w:tbl>
-    <w:p>
-      <w:pPr>
-        <w:spacing w:line="276" w:lineRule="auto"/>
-        <w:ind w:right="-455"/>
-        <w:rPr>
-          <w:rFonts w:ascii="Arial Nova Cond Light" w:hAnsi="Arial Nova Cond Light" w:cs="Times New Roman"/>
-          <w:b/>
-          <w:bCs/>
-          <w:color w:val="000000" w:themeColor="text1"/>
-          <w:sz w:val="20"/>
-          <w:szCs w:val="20"/>
-        </w:rPr>
-      </w:pPr>
-    </w:p>
-    <w:p>
-      <w:pPr>
-        <w:spacing w:line="276" w:lineRule="auto"/>
-        <w:ind w:right="-455"/>
-        <w:rPr>
-          <w:rFonts w:ascii="Arial Nova Cond Light" w:hAnsi="Arial Nova Cond Light" w:cs="Times New Roman"/>
-          <w:b/>
-          <w:bCs/>
-          <w:color w:val="000000" w:themeColor="text1"/>
-          <w:sz w:val="20"/>
-          <w:szCs w:val="20"/>
-        </w:rPr>
-      </w:pPr>
-    </w:p>
-    <w:p>
-      <w:pPr>
-        <w:spacing w:line="276" w:lineRule="auto"/>
-        <w:ind w:right="-455"/>
-        <w:rPr>
-          <w:rFonts w:ascii="Arial Nova Cond Light" w:hAnsi="Arial Nova Cond Light" w:cs="Times New Roman"/>
-          <w:b/>
-          <w:bCs/>
-          <w:color w:val="000000" w:themeColor="text1"/>
-          <w:sz w:val="20"/>
-          <w:szCs w:val="20"/>
-        </w:rPr>
-      </w:pPr>
-    </w:p>
-    <w:p>
-      <w:pPr>
-        <w:spacing w:line="276" w:lineRule="auto"/>
-        <w:ind w:right="-455"/>
-        <w:rPr>
-          <w:rFonts w:ascii="Arial Nova Cond Light" w:hAnsi="Arial Nova Cond Light" w:cs="Times New Roman"/>
-          <w:b/>
-          <w:bCs/>
-          <w:color w:val="000000" w:themeColor="text1"/>
-          <w:sz w:val="20"/>
-          <w:szCs w:val="20"/>
-        </w:rPr>
-      </w:pPr>
-    </w:p>
-    <w:p>
-      <w:pPr>
-        <w:spacing w:line="276" w:lineRule="auto"/>
-        <w:ind w:right="-455"/>
-        <w:rPr>
-          <w:rFonts w:ascii="Arial Nova Cond Light" w:hAnsi="Arial Nova Cond Light" w:cs="Times New Roman"/>
-          <w:b/>
-          <w:bCs/>
-          <w:color w:val="000000" w:themeColor="text1"/>
-          <w:sz w:val="20"/>
-          <w:szCs w:val="20"/>
-        </w:rPr>
-      </w:pPr>
-    </w:p>
-    <w:p>
-      <w:pPr>
-        <w:spacing w:line="276" w:lineRule="auto"/>
-        <w:ind w:right="-455"/>
-        <w:rPr>
-          <w:rFonts w:ascii="Arial Nova Cond Light" w:hAnsi="Arial Nova Cond Light" w:cs="Times New Roman"/>
-          <w:b/>
-          <w:bCs/>
-          <w:color w:val="000000" w:themeColor="text1"/>
-          <w:sz w:val="20"/>
-          <w:szCs w:val="20"/>
-        </w:rPr>
-      </w:pPr>
-    </w:p>
-    <w:p>
-      <w:pPr>
-        <w:spacing w:line="276" w:lineRule="auto"/>
-        <w:ind w:right="-455"/>
-        <w:rPr>
-          <w:rFonts w:ascii="Arial Nova Cond Light" w:hAnsi="Arial Nova Cond Light" w:cs="Times New Roman"/>
-          <w:b/>
-          <w:bCs/>
-          <w:color w:val="000000" w:themeColor="text1"/>
-          <w:sz w:val="20"/>
-          <w:szCs w:val="20"/>
-        </w:rPr>
-      </w:pPr>
-    </w:p>
-    <w:p>
-      <w:pPr>
-        <w:spacing w:line="276" w:lineRule="auto"/>
-        <w:ind w:right="-455"/>
-        <w:rPr>
-          <w:rFonts w:ascii="Arial Nova Cond Light" w:hAnsi="Arial Nova Cond Light" w:cs="Times New Roman"/>
-          <w:b/>
-          <w:bCs/>
-          <w:color w:val="000000" w:themeColor="text1"/>
-          <w:sz w:val="20"/>
-          <w:szCs w:val="20"/>
-        </w:rPr>
-      </w:pPr>
-    </w:p>
-    <w:p>
-      <w:pPr>
-        <w:spacing w:line="276" w:lineRule="auto"/>
-        <w:ind w:right="-455"/>
-        <w:rPr>
-          <w:rFonts w:ascii="Arial Nova Cond Light" w:hAnsi="Arial Nova Cond Light" w:cs="Times New Roman"/>
-          <w:b/>
-          <w:bCs/>
-          <w:color w:val="000000" w:themeColor="text1"/>
-          <w:sz w:val="20"/>
-          <w:szCs w:val="20"/>
-        </w:rPr>
-      </w:pPr>
-    </w:p>
-    <w:p>
-      <w:pPr>
-        <w:spacing w:line="276" w:lineRule="auto"/>
-        <w:ind w:right="-455"/>
-        <w:rPr>
-          <w:rFonts w:ascii="Arial Nova Cond Light" w:hAnsi="Arial Nova Cond Light" w:cs="Times New Roman"/>
-          <w:b/>
-          <w:bCs/>
-          <w:color w:val="000000" w:themeColor="text1"/>
-          <w:sz w:val="20"/>
-          <w:szCs w:val="20"/>
-        </w:rPr>
-      </w:pPr>
-    </w:p>
-    <w:p>
-      <w:pPr>
-        <w:spacing w:line="276" w:lineRule="auto"/>
-        <w:ind w:right="-455"/>
-        <w:rPr>
-          <w:rFonts w:ascii="Arial Nova Cond Light" w:hAnsi="Arial Nova Cond Light" w:cs="Times New Roman"/>
-          <w:b/>
-          <w:bCs/>
-          <w:color w:val="000000" w:themeColor="text1"/>
-          <w:sz w:val="20"/>
-          <w:szCs w:val="20"/>
-        </w:rPr>
-      </w:pPr>
-    </w:p>
     <w:p>
       <w:pPr>
         <w:spacing w:line="276" w:lineRule="auto"/>
@@ -6388,6 +6015,7 @@
                 <w:sz w:val="20"/>
                 <w:szCs w:val="20"/>
               </w:rPr>
+              <w:lastRenderedPageBreak/>
               <w:t>CUARTO BLOQUE DE SEMANAS LECTIVAS</w:t>
             </w:r>
           </w:p>
@@ -7160,65 +6788,16 @@
     </w:tbl>
     <w:p>
       <w:pPr>
-        <w:pStyle w:val="Prrafodelista"/>
         <w:spacing w:after="0" w:line="276" w:lineRule="auto"/>
-        <w:ind w:left="-284" w:right="-455"/>
+        <w:ind w:right="-455"/>
         <w:textDirection w:val="btLr"/>
         <w:rPr>
           <w:rFonts w:ascii="Arial Nova Cond Light" w:hAnsi="Arial Nova Cond Light" w:cs="Times New Roman"/>
           <w:b/>
           <w:bCs/>
           <w:color w:val="000000" w:themeColor="text1"/>
-          <w:sz w:val="20"/>
-          <w:szCs w:val="20"/>
-        </w:rPr>
-      </w:pPr>
-    </w:p>
-    <w:p>
-      <w:pPr>
-        <w:pStyle w:val="Prrafodelista"/>
-        <w:spacing w:after="0" w:line="276" w:lineRule="auto"/>
-        <w:ind w:left="-284" w:right="-455"/>
-        <w:textDirection w:val="btLr"/>
-        <w:rPr>
-          <w:rFonts w:ascii="Arial Nova Cond Light" w:hAnsi="Arial Nova Cond Light" w:cs="Times New Roman"/>
-          <w:b/>
-          <w:bCs/>
-          <w:color w:val="000000" w:themeColor="text1"/>
-          <w:sz w:val="20"/>
-          <w:szCs w:val="20"/>
-        </w:rPr>
-      </w:pPr>
-    </w:p>
-    <w:p>
-      <w:pPr>
-        <w:pStyle w:val="Prrafodelista"/>
-        <w:spacing w:after="0" w:line="276" w:lineRule="auto"/>
-        <w:ind w:left="-284" w:right="-455"/>
-        <w:textDirection w:val="btLr"/>
-        <w:rPr>
-          <w:rFonts w:ascii="Arial Nova Cond Light" w:hAnsi="Arial Nova Cond Light" w:cs="Times New Roman"/>
-          <w:b/>
-          <w:bCs/>
-          <w:color w:val="000000" w:themeColor="text1"/>
-          <w:sz w:val="20"/>
-          <w:szCs w:val="20"/>
-        </w:rPr>
-      </w:pPr>
-    </w:p>
-    <w:p>
-      <w:pPr>
-        <w:pStyle w:val="Prrafodelista"/>
-        <w:spacing w:after="0" w:line="276" w:lineRule="auto"/>
-        <w:ind w:left="-284" w:right="-455"/>
-        <w:textDirection w:val="btLr"/>
-        <w:rPr>
-          <w:rFonts w:ascii="Arial Nova Cond Light" w:hAnsi="Arial Nova Cond Light" w:cs="Times New Roman"/>
-          <w:b/>
-          <w:bCs/>
-          <w:color w:val="000000" w:themeColor="text1"/>
-          <w:sz w:val="20"/>
-          <w:szCs w:val="20"/>
+          <w:sz w:val="14"/>
+          <w:szCs w:val="14"/>
         </w:rPr>
       </w:pPr>
     </w:p>
@@ -7357,8 +6936,8 @@
           <w:b/>
           <w:bCs/>
           <w:color w:val="000000" w:themeColor="text1"/>
-          <w:sz w:val="20"/>
-          <w:szCs w:val="20"/>
+          <w:sz w:val="14"/>
+          <w:szCs w:val="14"/>
         </w:rPr>
       </w:pPr>
     </w:p>
@@ -8503,23 +8082,6 @@
         </w:tc>
       </w:tr>
     </w:tbl>
-    <w:p>
-      <w:pPr>
-        <w:tabs>
-          <w:tab w:val="left" w:pos="965"/>
-        </w:tabs>
-        <w:spacing w:line="276" w:lineRule="auto"/>
-        <w:ind w:right="-455"/>
-        <w:rPr>
-          <w:rFonts w:ascii="Arial Nova Cond Light" w:hAnsi="Arial Nova Cond Light" w:cs="Times New Roman"/>
-          <w:b/>
-          <w:bCs/>
-          <w:color w:val="000000" w:themeColor="text1"/>
-          <w:sz w:val="20"/>
-          <w:szCs w:val="20"/>
-        </w:rPr>
-      </w:pPr>
-    </w:p>
     <w:p>
       <w:pPr>
         <w:tabs>
@@ -8600,8 +8162,8 @@
           <w:b/>
           <w:bCs/>
           <w:color w:val="000000" w:themeColor="text1"/>
-          <w:sz w:val="20"/>
-          <w:szCs w:val="20"/>
+          <w:sz w:val="12"/>
+          <w:szCs w:val="12"/>
         </w:rPr>
       </w:pPr>
     </w:p>
@@ -10021,84 +9583,8 @@
     </w:tbl>
     <w:p>
       <w:pPr>
-        <w:pStyle w:val="Prrafodelista"/>
         <w:spacing w:line="276" w:lineRule="auto"/>
-        <w:ind w:left="-284" w:right="-455"/>
-        <w:rPr>
-          <w:rFonts w:ascii="Arial Nova Cond Light" w:hAnsi="Arial Nova Cond Light" w:cs="Times New Roman"/>
-          <w:b/>
-          <w:bCs/>
-          <w:color w:val="000000" w:themeColor="text1"/>
-          <w:sz w:val="20"/>
-          <w:szCs w:val="20"/>
-        </w:rPr>
-      </w:pPr>
-    </w:p>
-    <w:p>
-      <w:pPr>
-        <w:pStyle w:val="Prrafodelista"/>
-        <w:spacing w:line="276" w:lineRule="auto"/>
-        <w:ind w:left="-284" w:right="-455"/>
-        <w:rPr>
-          <w:rFonts w:ascii="Arial Nova Cond Light" w:hAnsi="Arial Nova Cond Light" w:cs="Times New Roman"/>
-          <w:b/>
-          <w:bCs/>
-          <w:color w:val="000000" w:themeColor="text1"/>
-          <w:sz w:val="20"/>
-          <w:szCs w:val="20"/>
-        </w:rPr>
-      </w:pPr>
-    </w:p>
-    <w:p>
-      <w:pPr>
-        <w:pStyle w:val="Prrafodelista"/>
-        <w:spacing w:line="276" w:lineRule="auto"/>
-        <w:ind w:left="-284" w:right="-455"/>
-        <w:rPr>
-          <w:rFonts w:ascii="Arial Nova Cond Light" w:hAnsi="Arial Nova Cond Light" w:cs="Times New Roman"/>
-          <w:b/>
-          <w:bCs/>
-          <w:color w:val="000000" w:themeColor="text1"/>
-          <w:sz w:val="20"/>
-          <w:szCs w:val="20"/>
-        </w:rPr>
-      </w:pPr>
-    </w:p>
-    <w:p>
-      <w:pPr>
-        <w:pStyle w:val="Prrafodelista"/>
-        <w:spacing w:line="276" w:lineRule="auto"/>
-        <w:ind w:left="-284" w:right="-455"/>
-        <w:rPr>
-          <w:rFonts w:ascii="Arial Nova Cond Light" w:hAnsi="Arial Nova Cond Light" w:cs="Times New Roman"/>
-          <w:b/>
-          <w:bCs/>
-          <w:color w:val="000000" w:themeColor="text1"/>
-          <w:sz w:val="20"/>
-          <w:szCs w:val="20"/>
-        </w:rPr>
-      </w:pPr>
-    </w:p>
-    <w:p>
-      <w:pPr>
-        <w:pStyle w:val="Prrafodelista"/>
-        <w:spacing w:line="276" w:lineRule="auto"/>
-        <w:ind w:left="-284" w:right="-455"/>
-        <w:rPr>
-          <w:rFonts w:ascii="Arial Nova Cond Light" w:hAnsi="Arial Nova Cond Light" w:cs="Times New Roman"/>
-          <w:b/>
-          <w:bCs/>
-          <w:color w:val="000000" w:themeColor="text1"/>
-          <w:sz w:val="20"/>
-          <w:szCs w:val="20"/>
-        </w:rPr>
-      </w:pPr>
-    </w:p>
-    <w:p>
-      <w:pPr>
-        <w:pStyle w:val="Prrafodelista"/>
-        <w:spacing w:line="276" w:lineRule="auto"/>
-        <w:ind w:left="-284" w:right="-455"/>
+        <w:ind w:right="-455"/>
         <w:rPr>
           <w:rFonts w:ascii="Arial Nova Cond Light" w:hAnsi="Arial Nova Cond Light" w:cs="Times New Roman"/>
           <w:b/>
@@ -10239,13 +9725,13 @@
         <w:tblLook w:val="04A0" w:firstRow="1" w:lastRow="0" w:firstColumn="1" w:lastColumn="0" w:noHBand="0" w:noVBand="1"/>
       </w:tblPr>
       <w:tblGrid>
-        <w:gridCol w:w="875"/>
-        <w:gridCol w:w="1095"/>
-        <w:gridCol w:w="1726"/>
-        <w:gridCol w:w="6169"/>
-        <w:gridCol w:w="2015"/>
-        <w:gridCol w:w="1634"/>
-        <w:gridCol w:w="1337"/>
+        <w:gridCol w:w="818"/>
+        <w:gridCol w:w="1018"/>
+        <w:gridCol w:w="5379"/>
+        <w:gridCol w:w="1984"/>
+        <w:gridCol w:w="2693"/>
+        <w:gridCol w:w="1560"/>
+        <w:gridCol w:w="1399"/>
       </w:tblGrid>
       <w:tr>
         <w:trPr>
@@ -10254,7 +9740,7 @@
         </w:trPr>
         <w:tc>
           <w:tcPr>
-            <w:tcW w:w="875" w:type="dxa"/>
+            <w:tcW w:w="818" w:type="dxa"/>
             <w:shd w:val="clear" w:color="auto" w:fill="C1F0C7" w:themeFill="accent3" w:themeFillTint="33"/>
             <w:vAlign w:val="center"/>
           </w:tcPr>
@@ -10288,7 +9774,7 @@
         </w:tc>
         <w:tc>
           <w:tcPr>
-            <w:tcW w:w="1095" w:type="dxa"/>
+            <w:tcW w:w="1018" w:type="dxa"/>
             <w:shd w:val="clear" w:color="auto" w:fill="C1F0C7" w:themeFill="accent3" w:themeFillTint="33"/>
             <w:vAlign w:val="center"/>
           </w:tcPr>
@@ -10321,7 +9807,7 @@
         </w:tc>
         <w:tc>
           <w:tcPr>
-            <w:tcW w:w="1726" w:type="dxa"/>
+            <w:tcW w:w="5379" w:type="dxa"/>
             <w:shd w:val="clear" w:color="auto" w:fill="C1F0C7" w:themeFill="accent3" w:themeFillTint="33"/>
             <w:vAlign w:val="center"/>
           </w:tcPr>
@@ -10348,13 +9834,35 @@
                 <w:sz w:val="20"/>
                 <w:szCs w:val="20"/>
               </w:rPr>
-              <w:t>PROBLEMA / POTENCIALIDAD</w:t>
-            </w:r>
-          </w:p>
-        </w:tc>
-        <w:tc>
-          <w:tcPr>
-            <w:tcW w:w="6169" w:type="dxa"/>
+              <w:t>SITUACIÓN SIGNIF</w:t>
+            </w:r>
+            <w:r>
+              <w:rPr>
+                <w:rFonts w:ascii="Arial Nova Cond" w:hAnsi="Arial Nova Cond" w:cs="Times New Roman"/>
+                <w:b/>
+                <w:bCs/>
+                <w:color w:val="000000" w:themeColor="text1"/>
+                <w:sz w:val="20"/>
+                <w:szCs w:val="20"/>
+              </w:rPr>
+              <w:t>I</w:t>
+            </w:r>
+            <w:r>
+              <w:rPr>
+                <w:rFonts w:ascii="Arial Nova Cond" w:hAnsi="Arial Nova Cond" w:cs="Times New Roman"/>
+                <w:b/>
+                <w:bCs/>
+                <w:color w:val="000000" w:themeColor="text1"/>
+                <w:sz w:val="20"/>
+                <w:szCs w:val="20"/>
+              </w:rPr>
+              <w:t>CATIVA</w:t>
+            </w:r>
+          </w:p>
+        </w:tc>
+        <w:tc>
+          <w:tcPr>
+            <w:tcW w:w="1984" w:type="dxa"/>
             <w:shd w:val="clear" w:color="auto" w:fill="C1F0C7" w:themeFill="accent3" w:themeFillTint="33"/>
             <w:vAlign w:val="center"/>
           </w:tcPr>
@@ -10381,7 +9889,7 @@
                 <w:sz w:val="20"/>
                 <w:szCs w:val="20"/>
               </w:rPr>
-              <w:t>SITUACIÓN SIGNIF</w:t>
+              <w:t>TÍTULO DE LA UNIDAD DID</w:t>
             </w:r>
             <w:r>
               <w:rPr>
@@ -10392,7 +9900,7 @@
                 <w:sz w:val="20"/>
                 <w:szCs w:val="20"/>
               </w:rPr>
-              <w:t>I</w:t>
+              <w:t>Á</w:t>
             </w:r>
             <w:r>
               <w:rPr>
@@ -10403,13 +9911,24 @@
                 <w:sz w:val="20"/>
                 <w:szCs w:val="20"/>
               </w:rPr>
-              <w:t>CATIVA</w:t>
-            </w:r>
-          </w:p>
-        </w:tc>
-        <w:tc>
-          <w:tcPr>
-            <w:tcW w:w="2015" w:type="dxa"/>
+              <w:t>CTICA</w:t>
+            </w:r>
+            <w:r>
+              <w:rPr>
+                <w:rFonts w:ascii="Arial Nova Cond" w:hAnsi="Arial Nova Cond" w:cs="Times New Roman"/>
+                <w:b/>
+                <w:bCs/>
+                <w:color w:val="000000" w:themeColor="text1"/>
+                <w:sz w:val="20"/>
+                <w:szCs w:val="20"/>
+              </w:rPr>
+              <w:t>.</w:t>
+            </w:r>
+          </w:p>
+        </w:tc>
+        <w:tc>
+          <w:tcPr>
+            <w:tcW w:w="2693" w:type="dxa"/>
             <w:shd w:val="clear" w:color="auto" w:fill="C1F0C7" w:themeFill="accent3" w:themeFillTint="33"/>
             <w:vAlign w:val="center"/>
           </w:tcPr>
@@ -10436,9 +9955,21 @@
                 <w:sz w:val="20"/>
                 <w:szCs w:val="20"/>
               </w:rPr>
-              <w:t>TÍTULO DE LA UNIDAD DID</w:t>
-            </w:r>
-            <w:r>
+              <w:t>CAMPO TEMATICO</w:t>
+            </w:r>
+          </w:p>
+        </w:tc>
+        <w:tc>
+          <w:tcPr>
+            <w:tcW w:w="1560" w:type="dxa"/>
+            <w:shd w:val="clear" w:color="auto" w:fill="C1F0C7" w:themeFill="accent3" w:themeFillTint="33"/>
+            <w:vAlign w:val="center"/>
+          </w:tcPr>
+          <w:p>
+            <w:pPr>
+              <w:pStyle w:val="Prrafodelista"/>
+              <w:ind w:left="0"/>
+              <w:jc w:val="center"/>
               <w:rPr>
                 <w:rFonts w:ascii="Arial Nova Cond" w:hAnsi="Arial Nova Cond" w:cs="Times New Roman"/>
                 <w:b/>
@@ -10447,8 +9978,7 @@
                 <w:sz w:val="20"/>
                 <w:szCs w:val="20"/>
               </w:rPr>
-              <w:t>Á</w:t>
-            </w:r>
+            </w:pPr>
             <w:r>
               <w:rPr>
                 <w:rFonts w:ascii="Arial Nova Cond" w:hAnsi="Arial Nova Cond" w:cs="Times New Roman"/>
@@ -10458,57 +9988,13 @@
                 <w:sz w:val="20"/>
                 <w:szCs w:val="20"/>
               </w:rPr>
-              <w:t>CTICA</w:t>
-            </w:r>
-            <w:r>
-              <w:rPr>
-                <w:rFonts w:ascii="Arial Nova Cond" w:hAnsi="Arial Nova Cond" w:cs="Times New Roman"/>
-                <w:b/>
-                <w:bCs/>
-                <w:color w:val="000000" w:themeColor="text1"/>
-                <w:sz w:val="20"/>
-                <w:szCs w:val="20"/>
-              </w:rPr>
-              <w:t>.</w:t>
-            </w:r>
-          </w:p>
-        </w:tc>
-        <w:tc>
-          <w:tcPr>
-            <w:tcW w:w="1634" w:type="dxa"/>
-            <w:shd w:val="clear" w:color="auto" w:fill="C1F0C7" w:themeFill="accent3" w:themeFillTint="33"/>
-            <w:vAlign w:val="center"/>
-          </w:tcPr>
-          <w:p>
-            <w:pPr>
-              <w:pStyle w:val="Prrafodelista"/>
-              <w:ind w:left="0"/>
-              <w:jc w:val="center"/>
-              <w:rPr>
-                <w:rFonts w:ascii="Arial Nova Cond" w:hAnsi="Arial Nova Cond" w:cs="Times New Roman"/>
-                <w:b/>
-                <w:bCs/>
-                <w:color w:val="000000" w:themeColor="text1"/>
-                <w:sz w:val="20"/>
-                <w:szCs w:val="20"/>
-              </w:rPr>
-            </w:pPr>
-            <w:r>
-              <w:rPr>
-                <w:rFonts w:ascii="Arial Nova Cond" w:hAnsi="Arial Nova Cond" w:cs="Times New Roman"/>
-                <w:b/>
-                <w:bCs/>
-                <w:color w:val="000000" w:themeColor="text1"/>
-                <w:sz w:val="20"/>
-                <w:szCs w:val="20"/>
-              </w:rPr>
               <w:t>COMPETENCIAS</w:t>
             </w:r>
           </w:p>
         </w:tc>
         <w:tc>
           <w:tcPr>
-            <w:tcW w:w="1337" w:type="dxa"/>
+            <w:tcW w:w="1399" w:type="dxa"/>
             <w:shd w:val="clear" w:color="auto" w:fill="C1F0C7" w:themeFill="accent3" w:themeFillTint="33"/>
             <w:vAlign w:val="center"/>
           </w:tcPr>
@@ -10547,7 +10033,7 @@
         </w:trPr>
         <w:tc>
           <w:tcPr>
-            <w:tcW w:w="875" w:type="dxa"/>
+            <w:tcW w:w="818" w:type="dxa"/>
             <w:vMerge w:val="restart"/>
             <w:vAlign w:val="center"/>
           </w:tcPr>
@@ -10586,7 +10072,7 @@
         </w:tc>
         <w:tc>
           <w:tcPr>
-            <w:tcW w:w="1095" w:type="dxa"/>
+            <w:tcW w:w="1018" w:type="dxa"/>
             <w:vAlign w:val="center"/>
           </w:tcPr>
           <w:p>
@@ -10624,7 +10110,7 @@
         </w:tc>
         <w:tc>
           <w:tcPr>
-            <w:tcW w:w="1726" w:type="dxa"/>
+            <w:tcW w:w="5379" w:type="dxa"/>
             <w:vAlign w:val="center"/>
           </w:tcPr>
           <w:p>
@@ -10652,47 +10138,13 @@
                 <w:szCs w:val="20"/>
                 <w:lang w:val="es-ES_tradnl"/>
               </w:rPr>
-              <w:t>{{problemapotencialidad0}}</w:t>
-            </w:r>
-          </w:p>
-        </w:tc>
-        <w:tc>
-          <w:tcPr>
-            <w:tcW w:w="6169" w:type="dxa"/>
-            <w:vAlign w:val="center"/>
-          </w:tcPr>
-          <w:p>
-            <w:pPr>
-              <w:pStyle w:val="Prrafodelista"/>
-              <w:tabs>
-                <w:tab w:val="left" w:pos="0"/>
-                <w:tab w:val="left" w:pos="142"/>
-                <w:tab w:val="left" w:pos="284"/>
-              </w:tabs>
-              <w:spacing w:line="276" w:lineRule="auto"/>
-              <w:ind w:left="0"/>
-              <w:jc w:val="both"/>
-              <w:rPr>
-                <w:rFonts w:ascii="Arial Nova Cond" w:eastAsia="Calibri" w:hAnsi="Arial Nova Cond" w:cs="Times New Roman"/>
-                <w:sz w:val="20"/>
-                <w:szCs w:val="20"/>
-                <w:lang w:val="es-ES_tradnl"/>
-              </w:rPr>
-            </w:pPr>
-            <w:r>
-              <w:rPr>
-                <w:rFonts w:ascii="Arial Nova Cond" w:eastAsia="Calibri" w:hAnsi="Arial Nova Cond" w:cs="Times New Roman"/>
-                <w:sz w:val="20"/>
-                <w:szCs w:val="20"/>
-                <w:lang w:val="es-ES_tradnl"/>
-              </w:rPr>
               <w:t>{{situacionsignificativa0}}</w:t>
             </w:r>
           </w:p>
         </w:tc>
         <w:tc>
           <w:tcPr>
-            <w:tcW w:w="2015" w:type="dxa"/>
+            <w:tcW w:w="1984" w:type="dxa"/>
             <w:vAlign w:val="center"/>
           </w:tcPr>
           <w:p>
@@ -10723,7 +10175,7 @@
         </w:tc>
         <w:tc>
           <w:tcPr>
-            <w:tcW w:w="1634" w:type="dxa"/>
+            <w:tcW w:w="2693" w:type="dxa"/>
             <w:vAlign w:val="center"/>
           </w:tcPr>
           <w:p>
@@ -10748,13 +10200,13 @@
                 <w:sz w:val="20"/>
                 <w:szCs w:val="20"/>
               </w:rPr>
-              <w:t>{{competencias0}}</w:t>
-            </w:r>
-          </w:p>
-        </w:tc>
-        <w:tc>
-          <w:tcPr>
-            <w:tcW w:w="1337" w:type="dxa"/>
+              <w:t>{{campotematico0}}</w:t>
+            </w:r>
+          </w:p>
+        </w:tc>
+        <w:tc>
+          <w:tcPr>
+            <w:tcW w:w="1560" w:type="dxa"/>
             <w:vAlign w:val="center"/>
           </w:tcPr>
           <w:p>
@@ -10762,7 +10214,38 @@
               <w:autoSpaceDE w:val="0"/>
               <w:autoSpaceDN w:val="0"/>
               <w:adjustRightInd w:val="0"/>
-              <w:jc w:val="center"/>
+              <w:jc w:val="both"/>
+              <w:rPr>
+                <w:rFonts w:ascii="Arial Nova Cond" w:hAnsi="Arial Nova Cond" w:cs="Arial"/>
+                <w:color w:val="000000"/>
+                <w:kern w:val="0"/>
+                <w:sz w:val="20"/>
+                <w:szCs w:val="20"/>
+              </w:rPr>
+            </w:pPr>
+            <w:r>
+              <w:rPr>
+                <w:rFonts w:ascii="Arial Nova Cond" w:hAnsi="Arial Nova Cond" w:cs="Arial"/>
+                <w:color w:val="000000"/>
+                <w:kern w:val="0"/>
+                <w:sz w:val="20"/>
+                <w:szCs w:val="20"/>
+              </w:rPr>
+              <w:t>{{competencias0}}</w:t>
+            </w:r>
+          </w:p>
+        </w:tc>
+        <w:tc>
+          <w:tcPr>
+            <w:tcW w:w="1399" w:type="dxa"/>
+            <w:vAlign w:val="center"/>
+          </w:tcPr>
+          <w:p>
+            <w:pPr>
+              <w:autoSpaceDE w:val="0"/>
+              <w:autoSpaceDN w:val="0"/>
+              <w:adjustRightInd w:val="0"/>
+              <w:jc w:val="both"/>
               <w:rPr>
                 <w:rFonts w:ascii="Arial Nova Cond" w:hAnsi="Arial Nova Cond" w:cs="Arial"/>
                 <w:color w:val="000000"/>
@@ -10791,7 +10274,7 @@
         </w:trPr>
         <w:tc>
           <w:tcPr>
-            <w:tcW w:w="875" w:type="dxa"/>
+            <w:tcW w:w="818" w:type="dxa"/>
             <w:vMerge/>
             <w:vAlign w:val="center"/>
           </w:tcPr>
@@ -10819,7 +10302,7 @@
         </w:tc>
         <w:tc>
           <w:tcPr>
-            <w:tcW w:w="1095" w:type="dxa"/>
+            <w:tcW w:w="1018" w:type="dxa"/>
             <w:vAlign w:val="center"/>
           </w:tcPr>
           <w:p>
@@ -10857,33 +10340,7 @@
         </w:tc>
         <w:tc>
           <w:tcPr>
-            <w:tcW w:w="1726" w:type="dxa"/>
-            <w:vAlign w:val="center"/>
-          </w:tcPr>
-          <w:p>
-            <w:pPr>
-              <w:pStyle w:val="NormalWeb"/>
-              <w:jc w:val="both"/>
-              <w:rPr>
-                <w:rFonts w:ascii="Arial Nova Cond" w:hAnsi="Arial Nova Cond"/>
-                <w:sz w:val="20"/>
-                <w:szCs w:val="20"/>
-              </w:rPr>
-            </w:pPr>
-            <w:r>
-              <w:rPr>
-                <w:rFonts w:ascii="Arial Nova Cond" w:eastAsia="Calibri" w:hAnsi="Arial Nova Cond"/>
-                <w:sz w:val="20"/>
-                <w:szCs w:val="20"/>
-                <w:lang w:val="es-ES_tradnl"/>
-              </w:rPr>
-              <w:t>{{problemapotencialidad1}}</w:t>
-            </w:r>
-          </w:p>
-        </w:tc>
-        <w:tc>
-          <w:tcPr>
-            <w:tcW w:w="6169" w:type="dxa"/>
+            <w:tcW w:w="5379" w:type="dxa"/>
             <w:vAlign w:val="center"/>
           </w:tcPr>
           <w:p>
@@ -10917,7 +10374,7 @@
         </w:tc>
         <w:tc>
           <w:tcPr>
-            <w:tcW w:w="2015" w:type="dxa"/>
+            <w:tcW w:w="1984" w:type="dxa"/>
             <w:vAlign w:val="center"/>
           </w:tcPr>
           <w:p>
@@ -10948,7 +10405,7 @@
         </w:tc>
         <w:tc>
           <w:tcPr>
-            <w:tcW w:w="1634" w:type="dxa"/>
+            <w:tcW w:w="2693" w:type="dxa"/>
             <w:vAlign w:val="center"/>
           </w:tcPr>
           <w:p>
@@ -10973,13 +10430,13 @@
                 <w:sz w:val="20"/>
                 <w:szCs w:val="20"/>
               </w:rPr>
-              <w:t>{{competencias1}}</w:t>
-            </w:r>
-          </w:p>
-        </w:tc>
-        <w:tc>
-          <w:tcPr>
-            <w:tcW w:w="1337" w:type="dxa"/>
+              <w:t>{{campotematico1}}</w:t>
+            </w:r>
+          </w:p>
+        </w:tc>
+        <w:tc>
+          <w:tcPr>
+            <w:tcW w:w="1560" w:type="dxa"/>
             <w:vAlign w:val="center"/>
           </w:tcPr>
           <w:p>
@@ -10987,7 +10444,38 @@
               <w:autoSpaceDE w:val="0"/>
               <w:autoSpaceDN w:val="0"/>
               <w:adjustRightInd w:val="0"/>
-              <w:jc w:val="center"/>
+              <w:jc w:val="both"/>
+              <w:rPr>
+                <w:rFonts w:ascii="Arial Nova Cond" w:hAnsi="Arial Nova Cond" w:cs="Arial"/>
+                <w:color w:val="000000"/>
+                <w:kern w:val="0"/>
+                <w:sz w:val="20"/>
+                <w:szCs w:val="20"/>
+              </w:rPr>
+            </w:pPr>
+            <w:r>
+              <w:rPr>
+                <w:rFonts w:ascii="Arial Nova Cond" w:hAnsi="Arial Nova Cond" w:cs="Arial"/>
+                <w:color w:val="000000"/>
+                <w:kern w:val="0"/>
+                <w:sz w:val="20"/>
+                <w:szCs w:val="20"/>
+              </w:rPr>
+              <w:t>{{competencias1}}</w:t>
+            </w:r>
+          </w:p>
+        </w:tc>
+        <w:tc>
+          <w:tcPr>
+            <w:tcW w:w="1399" w:type="dxa"/>
+            <w:vAlign w:val="center"/>
+          </w:tcPr>
+          <w:p>
+            <w:pPr>
+              <w:autoSpaceDE w:val="0"/>
+              <w:autoSpaceDN w:val="0"/>
+              <w:adjustRightInd w:val="0"/>
+              <w:jc w:val="both"/>
               <w:rPr>
                 <w:rFonts w:ascii="Arial Nova Cond" w:hAnsi="Arial Nova Cond" w:cs="Arial"/>
                 <w:color w:val="000000"/>
@@ -11016,7 +10504,7 @@
         </w:trPr>
         <w:tc>
           <w:tcPr>
-            <w:tcW w:w="875" w:type="dxa"/>
+            <w:tcW w:w="818" w:type="dxa"/>
             <w:vMerge/>
             <w:vAlign w:val="center"/>
           </w:tcPr>
@@ -11044,7 +10532,7 @@
         </w:tc>
         <w:tc>
           <w:tcPr>
-            <w:tcW w:w="1095" w:type="dxa"/>
+            <w:tcW w:w="1018" w:type="dxa"/>
             <w:vAlign w:val="center"/>
           </w:tcPr>
           <w:p>
@@ -11082,33 +10570,7 @@
         </w:tc>
         <w:tc>
           <w:tcPr>
-            <w:tcW w:w="1726" w:type="dxa"/>
-            <w:vAlign w:val="center"/>
-          </w:tcPr>
-          <w:p>
-            <w:pPr>
-              <w:pStyle w:val="NormalWeb"/>
-              <w:jc w:val="both"/>
-              <w:rPr>
-                <w:rFonts w:ascii="Arial Nova Cond" w:eastAsia="Calibri" w:hAnsi="Arial Nova Cond"/>
-                <w:sz w:val="20"/>
-                <w:szCs w:val="20"/>
-              </w:rPr>
-            </w:pPr>
-            <w:r>
-              <w:rPr>
-                <w:rFonts w:ascii="Arial Nova Cond" w:eastAsia="Calibri" w:hAnsi="Arial Nova Cond"/>
-                <w:sz w:val="20"/>
-                <w:szCs w:val="20"/>
-                <w:lang w:val="es-ES_tradnl"/>
-              </w:rPr>
-              <w:t>{{problemapotencialidad2}}</w:t>
-            </w:r>
-          </w:p>
-        </w:tc>
-        <w:tc>
-          <w:tcPr>
-            <w:tcW w:w="6169" w:type="dxa"/>
+            <w:tcW w:w="5379" w:type="dxa"/>
             <w:vAlign w:val="center"/>
           </w:tcPr>
           <w:p>
@@ -11142,7 +10604,7 @@
         </w:tc>
         <w:tc>
           <w:tcPr>
-            <w:tcW w:w="2015" w:type="dxa"/>
+            <w:tcW w:w="1984" w:type="dxa"/>
             <w:vAlign w:val="center"/>
           </w:tcPr>
           <w:p>
@@ -11173,7 +10635,7 @@
         </w:tc>
         <w:tc>
           <w:tcPr>
-            <w:tcW w:w="1634" w:type="dxa"/>
+            <w:tcW w:w="2693" w:type="dxa"/>
             <w:vAlign w:val="center"/>
           </w:tcPr>
           <w:p>
@@ -11198,13 +10660,13 @@
                 <w:sz w:val="20"/>
                 <w:szCs w:val="20"/>
               </w:rPr>
-              <w:t>{{competencias2}}</w:t>
-            </w:r>
-          </w:p>
-        </w:tc>
-        <w:tc>
-          <w:tcPr>
-            <w:tcW w:w="1337" w:type="dxa"/>
+              <w:t>{{campotematico2}}</w:t>
+            </w:r>
+          </w:p>
+        </w:tc>
+        <w:tc>
+          <w:tcPr>
+            <w:tcW w:w="1560" w:type="dxa"/>
             <w:vAlign w:val="center"/>
           </w:tcPr>
           <w:p>
@@ -11212,7 +10674,38 @@
               <w:autoSpaceDE w:val="0"/>
               <w:autoSpaceDN w:val="0"/>
               <w:adjustRightInd w:val="0"/>
-              <w:jc w:val="center"/>
+              <w:jc w:val="both"/>
+              <w:rPr>
+                <w:rFonts w:ascii="Arial Nova Cond" w:hAnsi="Arial Nova Cond" w:cs="Arial"/>
+                <w:color w:val="000000"/>
+                <w:kern w:val="0"/>
+                <w:sz w:val="20"/>
+                <w:szCs w:val="20"/>
+              </w:rPr>
+            </w:pPr>
+            <w:r>
+              <w:rPr>
+                <w:rFonts w:ascii="Arial Nova Cond" w:hAnsi="Arial Nova Cond" w:cs="Arial"/>
+                <w:color w:val="000000"/>
+                <w:kern w:val="0"/>
+                <w:sz w:val="20"/>
+                <w:szCs w:val="20"/>
+              </w:rPr>
+              <w:t>{{competencias2}}</w:t>
+            </w:r>
+          </w:p>
+        </w:tc>
+        <w:tc>
+          <w:tcPr>
+            <w:tcW w:w="1399" w:type="dxa"/>
+            <w:vAlign w:val="center"/>
+          </w:tcPr>
+          <w:p>
+            <w:pPr>
+              <w:autoSpaceDE w:val="0"/>
+              <w:autoSpaceDN w:val="0"/>
+              <w:adjustRightInd w:val="0"/>
+              <w:jc w:val="both"/>
               <w:rPr>
                 <w:rFonts w:ascii="Arial Nova Cond" w:hAnsi="Arial Nova Cond" w:cs="Arial"/>
                 <w:color w:val="000000"/>
@@ -11241,7 +10734,7 @@
         </w:trPr>
         <w:tc>
           <w:tcPr>
-            <w:tcW w:w="875" w:type="dxa"/>
+            <w:tcW w:w="818" w:type="dxa"/>
             <w:vMerge w:val="restart"/>
             <w:vAlign w:val="center"/>
           </w:tcPr>
@@ -11280,7 +10773,7 @@
         </w:tc>
         <w:tc>
           <w:tcPr>
-            <w:tcW w:w="1095" w:type="dxa"/>
+            <w:tcW w:w="1018" w:type="dxa"/>
             <w:vAlign w:val="center"/>
           </w:tcPr>
           <w:p>
@@ -11318,33 +10811,7 @@
         </w:tc>
         <w:tc>
           <w:tcPr>
-            <w:tcW w:w="1726" w:type="dxa"/>
-            <w:vAlign w:val="center"/>
-          </w:tcPr>
-          <w:p>
-            <w:pPr>
-              <w:pStyle w:val="Sinespaciado"/>
-              <w:jc w:val="both"/>
-              <w:rPr>
-                <w:rFonts w:ascii="Arial Nova Cond" w:eastAsia="Times New Roman" w:hAnsi="Arial Nova Cond" w:cs="Times New Roman"/>
-                <w:sz w:val="20"/>
-                <w:szCs w:val="20"/>
-              </w:rPr>
-            </w:pPr>
-            <w:r>
-              <w:rPr>
-                <w:rFonts w:ascii="Arial Nova Cond" w:eastAsia="Calibri" w:hAnsi="Arial Nova Cond" w:cs="Times New Roman"/>
-                <w:sz w:val="20"/>
-                <w:szCs w:val="20"/>
-                <w:lang w:val="es-ES_tradnl"/>
-              </w:rPr>
-              <w:t>{{problemapotencialidad3}}</w:t>
-            </w:r>
-          </w:p>
-        </w:tc>
-        <w:tc>
-          <w:tcPr>
-            <w:tcW w:w="6169" w:type="dxa"/>
+            <w:tcW w:w="5379" w:type="dxa"/>
             <w:vAlign w:val="center"/>
           </w:tcPr>
           <w:p>
@@ -11379,7 +10846,7 @@
         </w:tc>
         <w:tc>
           <w:tcPr>
-            <w:tcW w:w="2015" w:type="dxa"/>
+            <w:tcW w:w="1984" w:type="dxa"/>
             <w:vAlign w:val="center"/>
           </w:tcPr>
           <w:p>
@@ -11410,7 +10877,7 @@
         </w:tc>
         <w:tc>
           <w:tcPr>
-            <w:tcW w:w="1634" w:type="dxa"/>
+            <w:tcW w:w="2693" w:type="dxa"/>
             <w:vAlign w:val="center"/>
           </w:tcPr>
           <w:p>
@@ -11435,13 +10902,13 @@
                 <w:sz w:val="20"/>
                 <w:szCs w:val="20"/>
               </w:rPr>
-              <w:t>{{competencias3}}</w:t>
-            </w:r>
-          </w:p>
-        </w:tc>
-        <w:tc>
-          <w:tcPr>
-            <w:tcW w:w="1337" w:type="dxa"/>
+              <w:t>{{campotematico3}}</w:t>
+            </w:r>
+          </w:p>
+        </w:tc>
+        <w:tc>
+          <w:tcPr>
+            <w:tcW w:w="1560" w:type="dxa"/>
             <w:vAlign w:val="center"/>
           </w:tcPr>
           <w:p>
@@ -11449,7 +10916,38 @@
               <w:autoSpaceDE w:val="0"/>
               <w:autoSpaceDN w:val="0"/>
               <w:adjustRightInd w:val="0"/>
-              <w:jc w:val="center"/>
+              <w:jc w:val="both"/>
+              <w:rPr>
+                <w:rFonts w:ascii="Arial Nova Cond" w:hAnsi="Arial Nova Cond" w:cs="Arial"/>
+                <w:color w:val="000000"/>
+                <w:kern w:val="0"/>
+                <w:sz w:val="20"/>
+                <w:szCs w:val="20"/>
+              </w:rPr>
+            </w:pPr>
+            <w:r>
+              <w:rPr>
+                <w:rFonts w:ascii="Arial Nova Cond" w:hAnsi="Arial Nova Cond" w:cs="Arial"/>
+                <w:color w:val="000000"/>
+                <w:kern w:val="0"/>
+                <w:sz w:val="20"/>
+                <w:szCs w:val="20"/>
+              </w:rPr>
+              <w:t>{{competencias3}}</w:t>
+            </w:r>
+          </w:p>
+        </w:tc>
+        <w:tc>
+          <w:tcPr>
+            <w:tcW w:w="1399" w:type="dxa"/>
+            <w:vAlign w:val="center"/>
+          </w:tcPr>
+          <w:p>
+            <w:pPr>
+              <w:autoSpaceDE w:val="0"/>
+              <w:autoSpaceDN w:val="0"/>
+              <w:adjustRightInd w:val="0"/>
+              <w:jc w:val="both"/>
               <w:rPr>
                 <w:rFonts w:ascii="Arial Nova Cond" w:hAnsi="Arial Nova Cond" w:cs="Arial"/>
                 <w:color w:val="000000"/>
@@ -11478,7 +10976,7 @@
         </w:trPr>
         <w:tc>
           <w:tcPr>
-            <w:tcW w:w="875" w:type="dxa"/>
+            <w:tcW w:w="818" w:type="dxa"/>
             <w:vMerge/>
             <w:vAlign w:val="center"/>
           </w:tcPr>
@@ -11506,7 +11004,7 @@
         </w:tc>
         <w:tc>
           <w:tcPr>
-            <w:tcW w:w="1095" w:type="dxa"/>
+            <w:tcW w:w="1018" w:type="dxa"/>
             <w:vAlign w:val="center"/>
           </w:tcPr>
           <w:p>
@@ -11544,33 +11042,7 @@
         </w:tc>
         <w:tc>
           <w:tcPr>
-            <w:tcW w:w="1726" w:type="dxa"/>
-            <w:vAlign w:val="center"/>
-          </w:tcPr>
-          <w:p>
-            <w:pPr>
-              <w:pStyle w:val="Sinespaciado"/>
-              <w:jc w:val="both"/>
-              <w:rPr>
-                <w:rFonts w:ascii="Arial Nova Cond" w:hAnsi="Arial Nova Cond"/>
-                <w:sz w:val="20"/>
-                <w:szCs w:val="20"/>
-              </w:rPr>
-            </w:pPr>
-            <w:r>
-              <w:rPr>
-                <w:rFonts w:ascii="Arial Nova Cond" w:eastAsia="Calibri" w:hAnsi="Arial Nova Cond" w:cs="Times New Roman"/>
-                <w:sz w:val="20"/>
-                <w:szCs w:val="20"/>
-                <w:lang w:val="es-ES_tradnl"/>
-              </w:rPr>
-              <w:t>{{problemapotencialidad4}}</w:t>
-            </w:r>
-          </w:p>
-        </w:tc>
-        <w:tc>
-          <w:tcPr>
-            <w:tcW w:w="6169" w:type="dxa"/>
+            <w:tcW w:w="5379" w:type="dxa"/>
             <w:vAlign w:val="center"/>
           </w:tcPr>
           <w:p>
@@ -11605,7 +11077,7 @@
         </w:tc>
         <w:tc>
           <w:tcPr>
-            <w:tcW w:w="2015" w:type="dxa"/>
+            <w:tcW w:w="1984" w:type="dxa"/>
             <w:vAlign w:val="center"/>
           </w:tcPr>
           <w:p>
@@ -11636,7 +11108,7 @@
         </w:tc>
         <w:tc>
           <w:tcPr>
-            <w:tcW w:w="1634" w:type="dxa"/>
+            <w:tcW w:w="2693" w:type="dxa"/>
             <w:vAlign w:val="center"/>
           </w:tcPr>
           <w:p>
@@ -11661,13 +11133,13 @@
                 <w:sz w:val="20"/>
                 <w:szCs w:val="20"/>
               </w:rPr>
-              <w:t>{{competencias4}}</w:t>
-            </w:r>
-          </w:p>
-        </w:tc>
-        <w:tc>
-          <w:tcPr>
-            <w:tcW w:w="1337" w:type="dxa"/>
+              <w:t>{{campotematico4}}</w:t>
+            </w:r>
+          </w:p>
+        </w:tc>
+        <w:tc>
+          <w:tcPr>
+            <w:tcW w:w="1560" w:type="dxa"/>
             <w:vAlign w:val="center"/>
           </w:tcPr>
           <w:p>
@@ -11675,7 +11147,38 @@
               <w:autoSpaceDE w:val="0"/>
               <w:autoSpaceDN w:val="0"/>
               <w:adjustRightInd w:val="0"/>
-              <w:jc w:val="center"/>
+              <w:jc w:val="both"/>
+              <w:rPr>
+                <w:rFonts w:ascii="Arial Nova Cond" w:hAnsi="Arial Nova Cond" w:cs="Arial"/>
+                <w:color w:val="000000"/>
+                <w:kern w:val="0"/>
+                <w:sz w:val="20"/>
+                <w:szCs w:val="20"/>
+              </w:rPr>
+            </w:pPr>
+            <w:r>
+              <w:rPr>
+                <w:rFonts w:ascii="Arial Nova Cond" w:hAnsi="Arial Nova Cond" w:cs="Arial"/>
+                <w:color w:val="000000"/>
+                <w:kern w:val="0"/>
+                <w:sz w:val="20"/>
+                <w:szCs w:val="20"/>
+              </w:rPr>
+              <w:t>{{competencias4}}</w:t>
+            </w:r>
+          </w:p>
+        </w:tc>
+        <w:tc>
+          <w:tcPr>
+            <w:tcW w:w="1399" w:type="dxa"/>
+            <w:vAlign w:val="center"/>
+          </w:tcPr>
+          <w:p>
+            <w:pPr>
+              <w:autoSpaceDE w:val="0"/>
+              <w:autoSpaceDN w:val="0"/>
+              <w:adjustRightInd w:val="0"/>
+              <w:jc w:val="both"/>
               <w:rPr>
                 <w:rFonts w:ascii="Arial Nova Cond" w:hAnsi="Arial Nova Cond" w:cs="Arial"/>
                 <w:color w:val="000000"/>
@@ -11704,7 +11207,7 @@
         </w:trPr>
         <w:tc>
           <w:tcPr>
-            <w:tcW w:w="875" w:type="dxa"/>
+            <w:tcW w:w="818" w:type="dxa"/>
             <w:vMerge w:val="restart"/>
             <w:vAlign w:val="center"/>
           </w:tcPr>
@@ -11743,7 +11246,7 @@
         </w:tc>
         <w:tc>
           <w:tcPr>
-            <w:tcW w:w="1095" w:type="dxa"/>
+            <w:tcW w:w="1018" w:type="dxa"/>
             <w:vAlign w:val="center"/>
           </w:tcPr>
           <w:p>
@@ -11781,34 +11284,7 @@
         </w:tc>
         <w:tc>
           <w:tcPr>
-            <w:tcW w:w="1726" w:type="dxa"/>
-            <w:vAlign w:val="center"/>
-          </w:tcPr>
-          <w:p>
-            <w:pPr>
-              <w:pStyle w:val="Sinespaciado"/>
-              <w:jc w:val="both"/>
-              <w:rPr>
-                <w:rFonts w:ascii="Arial Nova Cond" w:hAnsi="Arial Nova Cond"/>
-                <w:color w:val="000000" w:themeColor="text1"/>
-                <w:sz w:val="20"/>
-                <w:szCs w:val="20"/>
-              </w:rPr>
-            </w:pPr>
-            <w:r>
-              <w:rPr>
-                <w:rFonts w:ascii="Arial Nova Cond" w:eastAsia="Calibri" w:hAnsi="Arial Nova Cond" w:cs="Times New Roman"/>
-                <w:sz w:val="20"/>
-                <w:szCs w:val="20"/>
-                <w:lang w:val="es-ES_tradnl"/>
-              </w:rPr>
-              <w:t>{{problemapotencialidad5}}</w:t>
-            </w:r>
-          </w:p>
-        </w:tc>
-        <w:tc>
-          <w:tcPr>
-            <w:tcW w:w="6169" w:type="dxa"/>
+            <w:tcW w:w="5379" w:type="dxa"/>
             <w:vAlign w:val="center"/>
           </w:tcPr>
           <w:p>
@@ -11837,13 +11313,13 @@
                 <w:szCs w:val="20"/>
                 <w:lang w:val="es-ES_tradnl"/>
               </w:rPr>
-              <w:t>{{situacionsignificativa5}}</w:t>
-            </w:r>
-          </w:p>
-        </w:tc>
-        <w:tc>
-          <w:tcPr>
-            <w:tcW w:w="2015" w:type="dxa"/>
+              <w:t xml:space="preserve">{{situacionsignificativa5}} </w:t>
+            </w:r>
+          </w:p>
+        </w:tc>
+        <w:tc>
+          <w:tcPr>
+            <w:tcW w:w="1984" w:type="dxa"/>
             <w:vAlign w:val="center"/>
           </w:tcPr>
           <w:p>
@@ -11874,7 +11350,7 @@
         </w:tc>
         <w:tc>
           <w:tcPr>
-            <w:tcW w:w="1634" w:type="dxa"/>
+            <w:tcW w:w="2693" w:type="dxa"/>
             <w:vAlign w:val="center"/>
           </w:tcPr>
           <w:p>
@@ -11899,13 +11375,13 @@
                 <w:sz w:val="20"/>
                 <w:szCs w:val="20"/>
               </w:rPr>
-              <w:t>{{competencias5}}</w:t>
-            </w:r>
-          </w:p>
-        </w:tc>
-        <w:tc>
-          <w:tcPr>
-            <w:tcW w:w="1337" w:type="dxa"/>
+              <w:t>{{campotematico5}}</w:t>
+            </w:r>
+          </w:p>
+        </w:tc>
+        <w:tc>
+          <w:tcPr>
+            <w:tcW w:w="1560" w:type="dxa"/>
             <w:vAlign w:val="center"/>
           </w:tcPr>
           <w:p>
@@ -11913,7 +11389,38 @@
               <w:autoSpaceDE w:val="0"/>
               <w:autoSpaceDN w:val="0"/>
               <w:adjustRightInd w:val="0"/>
-              <w:jc w:val="center"/>
+              <w:jc w:val="both"/>
+              <w:rPr>
+                <w:rFonts w:ascii="Arial Nova Cond" w:hAnsi="Arial Nova Cond" w:cs="Arial"/>
+                <w:color w:val="000000"/>
+                <w:kern w:val="0"/>
+                <w:sz w:val="20"/>
+                <w:szCs w:val="20"/>
+              </w:rPr>
+            </w:pPr>
+            <w:r>
+              <w:rPr>
+                <w:rFonts w:ascii="Arial Nova Cond" w:hAnsi="Arial Nova Cond" w:cs="Arial"/>
+                <w:color w:val="000000"/>
+                <w:kern w:val="0"/>
+                <w:sz w:val="20"/>
+                <w:szCs w:val="20"/>
+              </w:rPr>
+              <w:t>{{competencias5}}</w:t>
+            </w:r>
+          </w:p>
+        </w:tc>
+        <w:tc>
+          <w:tcPr>
+            <w:tcW w:w="1399" w:type="dxa"/>
+            <w:vAlign w:val="center"/>
+          </w:tcPr>
+          <w:p>
+            <w:pPr>
+              <w:autoSpaceDE w:val="0"/>
+              <w:autoSpaceDN w:val="0"/>
+              <w:adjustRightInd w:val="0"/>
+              <w:jc w:val="both"/>
               <w:rPr>
                 <w:rFonts w:ascii="Arial Nova Cond" w:hAnsi="Arial Nova Cond" w:cs="Arial"/>
                 <w:color w:val="000000"/>
@@ -11942,7 +11449,7 @@
         </w:trPr>
         <w:tc>
           <w:tcPr>
-            <w:tcW w:w="875" w:type="dxa"/>
+            <w:tcW w:w="818" w:type="dxa"/>
             <w:vMerge/>
             <w:vAlign w:val="center"/>
           </w:tcPr>
@@ -11970,7 +11477,7 @@
         </w:tc>
         <w:tc>
           <w:tcPr>
-            <w:tcW w:w="1095" w:type="dxa"/>
+            <w:tcW w:w="1018" w:type="dxa"/>
             <w:vAlign w:val="center"/>
           </w:tcPr>
           <w:p>
@@ -12008,33 +11515,7 @@
         </w:tc>
         <w:tc>
           <w:tcPr>
-            <w:tcW w:w="1726" w:type="dxa"/>
-            <w:vAlign w:val="center"/>
-          </w:tcPr>
-          <w:p>
-            <w:pPr>
-              <w:pStyle w:val="Sinespaciado"/>
-              <w:jc w:val="both"/>
-              <w:rPr>
-                <w:rFonts w:ascii="Arial Nova Cond" w:hAnsi="Arial Nova Cond"/>
-                <w:sz w:val="20"/>
-                <w:szCs w:val="20"/>
-              </w:rPr>
-            </w:pPr>
-            <w:r>
-              <w:rPr>
-                <w:rFonts w:ascii="Arial Nova Cond" w:eastAsia="Calibri" w:hAnsi="Arial Nova Cond" w:cs="Times New Roman"/>
-                <w:sz w:val="20"/>
-                <w:szCs w:val="20"/>
-                <w:lang w:val="es-ES_tradnl"/>
-              </w:rPr>
-              <w:t>{{problemapotencialidad6}}</w:t>
-            </w:r>
-          </w:p>
-        </w:tc>
-        <w:tc>
-          <w:tcPr>
-            <w:tcW w:w="6169" w:type="dxa"/>
+            <w:tcW w:w="5379" w:type="dxa"/>
             <w:vAlign w:val="center"/>
           </w:tcPr>
           <w:p>
@@ -12068,7 +11549,7 @@
         </w:tc>
         <w:tc>
           <w:tcPr>
-            <w:tcW w:w="2015" w:type="dxa"/>
+            <w:tcW w:w="1984" w:type="dxa"/>
             <w:vAlign w:val="center"/>
           </w:tcPr>
           <w:p>
@@ -12099,7 +11580,7 @@
         </w:tc>
         <w:tc>
           <w:tcPr>
-            <w:tcW w:w="1634" w:type="dxa"/>
+            <w:tcW w:w="2693" w:type="dxa"/>
             <w:vAlign w:val="center"/>
           </w:tcPr>
           <w:p>
@@ -12124,13 +11605,13 @@
                 <w:sz w:val="20"/>
                 <w:szCs w:val="20"/>
               </w:rPr>
-              <w:t>{{competencias6}}</w:t>
-            </w:r>
-          </w:p>
-        </w:tc>
-        <w:tc>
-          <w:tcPr>
-            <w:tcW w:w="1337" w:type="dxa"/>
+              <w:t>{{campotematico6}}</w:t>
+            </w:r>
+          </w:p>
+        </w:tc>
+        <w:tc>
+          <w:tcPr>
+            <w:tcW w:w="1560" w:type="dxa"/>
             <w:vAlign w:val="center"/>
           </w:tcPr>
           <w:p>
@@ -12138,7 +11619,38 @@
               <w:autoSpaceDE w:val="0"/>
               <w:autoSpaceDN w:val="0"/>
               <w:adjustRightInd w:val="0"/>
-              <w:jc w:val="center"/>
+              <w:jc w:val="both"/>
+              <w:rPr>
+                <w:rFonts w:ascii="Arial Nova Cond" w:hAnsi="Arial Nova Cond" w:cs="Arial"/>
+                <w:color w:val="000000"/>
+                <w:kern w:val="0"/>
+                <w:sz w:val="20"/>
+                <w:szCs w:val="20"/>
+              </w:rPr>
+            </w:pPr>
+            <w:r>
+              <w:rPr>
+                <w:rFonts w:ascii="Arial Nova Cond" w:hAnsi="Arial Nova Cond" w:cs="Arial"/>
+                <w:color w:val="000000"/>
+                <w:kern w:val="0"/>
+                <w:sz w:val="20"/>
+                <w:szCs w:val="20"/>
+              </w:rPr>
+              <w:t>{{competencias6}}</w:t>
+            </w:r>
+          </w:p>
+        </w:tc>
+        <w:tc>
+          <w:tcPr>
+            <w:tcW w:w="1399" w:type="dxa"/>
+            <w:vAlign w:val="center"/>
+          </w:tcPr>
+          <w:p>
+            <w:pPr>
+              <w:autoSpaceDE w:val="0"/>
+              <w:autoSpaceDN w:val="0"/>
+              <w:adjustRightInd w:val="0"/>
+              <w:jc w:val="both"/>
               <w:rPr>
                 <w:rFonts w:ascii="Arial Nova Cond" w:hAnsi="Arial Nova Cond" w:cs="Arial"/>
                 <w:color w:val="000000"/>
@@ -12167,7 +11679,7 @@
         </w:trPr>
         <w:tc>
           <w:tcPr>
-            <w:tcW w:w="875" w:type="dxa"/>
+            <w:tcW w:w="818" w:type="dxa"/>
             <w:vMerge w:val="restart"/>
             <w:vAlign w:val="center"/>
           </w:tcPr>
@@ -12206,7 +11718,7 @@
         </w:tc>
         <w:tc>
           <w:tcPr>
-            <w:tcW w:w="1095" w:type="dxa"/>
+            <w:tcW w:w="1018" w:type="dxa"/>
             <w:vAlign w:val="center"/>
           </w:tcPr>
           <w:p>
@@ -12244,7 +11756,7 @@
         </w:tc>
         <w:tc>
           <w:tcPr>
-            <w:tcW w:w="1726" w:type="dxa"/>
+            <w:tcW w:w="5379" w:type="dxa"/>
             <w:vAlign w:val="center"/>
           </w:tcPr>
           <w:p>
@@ -12257,62 +11769,28 @@
               </w:tabs>
               <w:spacing w:line="276" w:lineRule="auto"/>
               <w:ind w:left="0"/>
+              <w:jc w:val="both"/>
+              <w:rPr>
+                <w:rFonts w:ascii="Arial Nova Cond" w:hAnsi="Arial Nova Cond"/>
+                <w:color w:val="000000" w:themeColor="text1"/>
+                <w:sz w:val="20"/>
+                <w:szCs w:val="20"/>
+              </w:rPr>
+            </w:pPr>
+            <w:r>
               <w:rPr>
                 <w:rFonts w:ascii="Arial Nova Cond" w:eastAsia="Calibri" w:hAnsi="Arial Nova Cond" w:cs="Times New Roman"/>
-                <w:color w:val="000000" w:themeColor="text1"/>
                 <w:sz w:val="20"/>
                 <w:szCs w:val="20"/>
                 <w:lang w:val="es-ES_tradnl"/>
               </w:rPr>
-            </w:pPr>
-            <w:r>
-              <w:rPr>
-                <w:rFonts w:ascii="Arial Nova Cond" w:eastAsia="Calibri" w:hAnsi="Arial Nova Cond" w:cs="Times New Roman"/>
-                <w:sz w:val="20"/>
-                <w:szCs w:val="20"/>
-                <w:lang w:val="es-ES_tradnl"/>
-              </w:rPr>
-              <w:t>{{problemapotencialidad7}}</w:t>
-            </w:r>
-          </w:p>
-        </w:tc>
-        <w:tc>
-          <w:tcPr>
-            <w:tcW w:w="6169" w:type="dxa"/>
-            <w:vAlign w:val="center"/>
-          </w:tcPr>
-          <w:p>
-            <w:pPr>
-              <w:pStyle w:val="Prrafodelista"/>
-              <w:tabs>
-                <w:tab w:val="left" w:pos="0"/>
-                <w:tab w:val="left" w:pos="142"/>
-                <w:tab w:val="left" w:pos="284"/>
-              </w:tabs>
-              <w:spacing w:line="276" w:lineRule="auto"/>
-              <w:ind w:left="0"/>
-              <w:jc w:val="both"/>
-              <w:rPr>
-                <w:rFonts w:ascii="Arial Nova Cond" w:hAnsi="Arial Nova Cond"/>
-                <w:color w:val="000000" w:themeColor="text1"/>
-                <w:sz w:val="20"/>
-                <w:szCs w:val="20"/>
-              </w:rPr>
-            </w:pPr>
-            <w:r>
-              <w:rPr>
-                <w:rFonts w:ascii="Arial Nova Cond" w:eastAsia="Calibri" w:hAnsi="Arial Nova Cond" w:cs="Times New Roman"/>
-                <w:sz w:val="20"/>
-                <w:szCs w:val="20"/>
-                <w:lang w:val="es-ES_tradnl"/>
-              </w:rPr>
               <w:t>{{situacionsignificativa7}}</w:t>
             </w:r>
           </w:p>
         </w:tc>
         <w:tc>
           <w:tcPr>
-            <w:tcW w:w="2015" w:type="dxa"/>
+            <w:tcW w:w="1984" w:type="dxa"/>
             <w:vAlign w:val="center"/>
           </w:tcPr>
           <w:p>
@@ -12343,7 +11821,7 @@
         </w:tc>
         <w:tc>
           <w:tcPr>
-            <w:tcW w:w="1634" w:type="dxa"/>
+            <w:tcW w:w="2693" w:type="dxa"/>
             <w:vAlign w:val="center"/>
           </w:tcPr>
           <w:p>
@@ -12368,13 +11846,13 @@
                 <w:sz w:val="20"/>
                 <w:szCs w:val="20"/>
               </w:rPr>
-              <w:t>{{competencias7}}</w:t>
-            </w:r>
-          </w:p>
-        </w:tc>
-        <w:tc>
-          <w:tcPr>
-            <w:tcW w:w="1337" w:type="dxa"/>
+              <w:t>{{campotematico7}}</w:t>
+            </w:r>
+          </w:p>
+        </w:tc>
+        <w:tc>
+          <w:tcPr>
+            <w:tcW w:w="1560" w:type="dxa"/>
             <w:vAlign w:val="center"/>
           </w:tcPr>
           <w:p>
@@ -12382,7 +11860,38 @@
               <w:autoSpaceDE w:val="0"/>
               <w:autoSpaceDN w:val="0"/>
               <w:adjustRightInd w:val="0"/>
-              <w:jc w:val="center"/>
+              <w:jc w:val="both"/>
+              <w:rPr>
+                <w:rFonts w:ascii="Arial Nova Cond" w:hAnsi="Arial Nova Cond" w:cs="Arial"/>
+                <w:color w:val="000000"/>
+                <w:kern w:val="0"/>
+                <w:sz w:val="20"/>
+                <w:szCs w:val="20"/>
+              </w:rPr>
+            </w:pPr>
+            <w:r>
+              <w:rPr>
+                <w:rFonts w:ascii="Arial Nova Cond" w:hAnsi="Arial Nova Cond" w:cs="Arial"/>
+                <w:color w:val="000000"/>
+                <w:kern w:val="0"/>
+                <w:sz w:val="20"/>
+                <w:szCs w:val="20"/>
+              </w:rPr>
+              <w:t>{{competencias7}}</w:t>
+            </w:r>
+          </w:p>
+        </w:tc>
+        <w:tc>
+          <w:tcPr>
+            <w:tcW w:w="1399" w:type="dxa"/>
+            <w:vAlign w:val="center"/>
+          </w:tcPr>
+          <w:p>
+            <w:pPr>
+              <w:autoSpaceDE w:val="0"/>
+              <w:autoSpaceDN w:val="0"/>
+              <w:adjustRightInd w:val="0"/>
+              <w:jc w:val="both"/>
               <w:rPr>
                 <w:rFonts w:ascii="Arial Nova Cond" w:hAnsi="Arial Nova Cond" w:cs="Arial"/>
                 <w:color w:val="000000"/>
@@ -12411,7 +11920,7 @@
         </w:trPr>
         <w:tc>
           <w:tcPr>
-            <w:tcW w:w="875" w:type="dxa"/>
+            <w:tcW w:w="818" w:type="dxa"/>
             <w:vMerge/>
             <w:vAlign w:val="center"/>
           </w:tcPr>
@@ -12439,7 +11948,7 @@
         </w:tc>
         <w:tc>
           <w:tcPr>
-            <w:tcW w:w="1095" w:type="dxa"/>
+            <w:tcW w:w="1018" w:type="dxa"/>
             <w:vAlign w:val="center"/>
           </w:tcPr>
           <w:p>
@@ -12477,7 +11986,7 @@
         </w:tc>
         <w:tc>
           <w:tcPr>
-            <w:tcW w:w="1726" w:type="dxa"/>
+            <w:tcW w:w="5379" w:type="dxa"/>
             <w:vAlign w:val="center"/>
           </w:tcPr>
           <w:p>
@@ -12490,6 +11999,7 @@
               </w:tabs>
               <w:spacing w:line="276" w:lineRule="auto"/>
               <w:ind w:left="0"/>
+              <w:jc w:val="both"/>
               <w:rPr>
                 <w:rFonts w:ascii="Arial Nova Cond" w:eastAsia="Calibri" w:hAnsi="Arial Nova Cond" w:cs="Times New Roman"/>
                 <w:color w:val="000000" w:themeColor="text1"/>
@@ -12505,48 +12015,13 @@
                 <w:szCs w:val="20"/>
                 <w:lang w:val="es-ES_tradnl"/>
               </w:rPr>
-              <w:t>{{problemapotencialidad8}}</w:t>
-            </w:r>
-          </w:p>
-        </w:tc>
-        <w:tc>
-          <w:tcPr>
-            <w:tcW w:w="6169" w:type="dxa"/>
-            <w:vAlign w:val="center"/>
-          </w:tcPr>
-          <w:p>
-            <w:pPr>
-              <w:pStyle w:val="Prrafodelista"/>
-              <w:tabs>
-                <w:tab w:val="left" w:pos="0"/>
-                <w:tab w:val="left" w:pos="142"/>
-                <w:tab w:val="left" w:pos="284"/>
-              </w:tabs>
-              <w:spacing w:line="276" w:lineRule="auto"/>
-              <w:ind w:left="0"/>
-              <w:jc w:val="both"/>
-              <w:rPr>
-                <w:rFonts w:ascii="Arial Nova Cond" w:eastAsia="Calibri" w:hAnsi="Arial Nova Cond" w:cs="Times New Roman"/>
-                <w:color w:val="000000" w:themeColor="text1"/>
-                <w:sz w:val="20"/>
-                <w:szCs w:val="20"/>
-                <w:lang w:val="es-ES_tradnl"/>
-              </w:rPr>
-            </w:pPr>
-            <w:r>
-              <w:rPr>
-                <w:rFonts w:ascii="Arial Nova Cond" w:eastAsia="Calibri" w:hAnsi="Arial Nova Cond" w:cs="Times New Roman"/>
-                <w:sz w:val="20"/>
-                <w:szCs w:val="20"/>
-                <w:lang w:val="es-ES_tradnl"/>
-              </w:rPr>
               <w:t>{{situacionsignificativa8}}</w:t>
             </w:r>
           </w:p>
         </w:tc>
         <w:tc>
           <w:tcPr>
-            <w:tcW w:w="2015" w:type="dxa"/>
+            <w:tcW w:w="1984" w:type="dxa"/>
             <w:vAlign w:val="center"/>
           </w:tcPr>
           <w:p>
@@ -12576,7 +12051,7 @@
         </w:tc>
         <w:tc>
           <w:tcPr>
-            <w:tcW w:w="1634" w:type="dxa"/>
+            <w:tcW w:w="2693" w:type="dxa"/>
             <w:vAlign w:val="center"/>
           </w:tcPr>
           <w:p>
@@ -12601,13 +12076,13 @@
                 <w:sz w:val="20"/>
                 <w:szCs w:val="20"/>
               </w:rPr>
-              <w:t>{{competencias8}}</w:t>
-            </w:r>
-          </w:p>
-        </w:tc>
-        <w:tc>
-          <w:tcPr>
-            <w:tcW w:w="1337" w:type="dxa"/>
+              <w:t>{{campotematico8}}</w:t>
+            </w:r>
+          </w:p>
+        </w:tc>
+        <w:tc>
+          <w:tcPr>
+            <w:tcW w:w="1560" w:type="dxa"/>
             <w:vAlign w:val="center"/>
           </w:tcPr>
           <w:p>
@@ -12615,7 +12090,7 @@
               <w:autoSpaceDE w:val="0"/>
               <w:autoSpaceDN w:val="0"/>
               <w:adjustRightInd w:val="0"/>
-              <w:jc w:val="center"/>
+              <w:jc w:val="both"/>
               <w:rPr>
                 <w:rFonts w:ascii="Arial Nova Cond" w:hAnsi="Arial Nova Cond" w:cs="Arial"/>
                 <w:color w:val="000000"/>
@@ -12632,6 +12107,37 @@
                 <w:sz w:val="20"/>
                 <w:szCs w:val="20"/>
               </w:rPr>
+              <w:t>{{competencias8}}</w:t>
+            </w:r>
+          </w:p>
+        </w:tc>
+        <w:tc>
+          <w:tcPr>
+            <w:tcW w:w="1399" w:type="dxa"/>
+            <w:vAlign w:val="center"/>
+          </w:tcPr>
+          <w:p>
+            <w:pPr>
+              <w:autoSpaceDE w:val="0"/>
+              <w:autoSpaceDN w:val="0"/>
+              <w:adjustRightInd w:val="0"/>
+              <w:jc w:val="both"/>
+              <w:rPr>
+                <w:rFonts w:ascii="Arial Nova Cond" w:hAnsi="Arial Nova Cond" w:cs="Arial"/>
+                <w:color w:val="000000"/>
+                <w:kern w:val="0"/>
+                <w:sz w:val="20"/>
+                <w:szCs w:val="20"/>
+              </w:rPr>
+            </w:pPr>
+            <w:r>
+              <w:rPr>
+                <w:rFonts w:ascii="Arial Nova Cond" w:hAnsi="Arial Nova Cond" w:cs="Arial"/>
+                <w:color w:val="000000"/>
+                <w:kern w:val="0"/>
+                <w:sz w:val="20"/>
+                <w:szCs w:val="20"/>
+              </w:rPr>
               <w:t>{{producto8}}</w:t>
             </w:r>
           </w:p>
@@ -12639,20 +12145,6 @@
       </w:tr>
       <w:bookmarkEnd w:id="1"/>
     </w:tbl>
-    <w:p>
-      <w:pPr>
-        <w:spacing w:line="276" w:lineRule="auto"/>
-        <w:ind w:right="-455"/>
-        <w:rPr>
-          <w:rFonts w:ascii="Arial Nova Cond Light" w:hAnsi="Arial Nova Cond Light" w:cs="Times New Roman"/>
-          <w:b/>
-          <w:bCs/>
-          <w:color w:val="000000" w:themeColor="text1"/>
-          <w:sz w:val="20"/>
-          <w:szCs w:val="20"/>
-        </w:rPr>
-      </w:pPr>
-    </w:p>
     <w:p>
       <w:pPr>
         <w:spacing w:line="276" w:lineRule="auto"/>
@@ -12695,6 +12187,7 @@
           <w:sz w:val="20"/>
           <w:szCs w:val="20"/>
         </w:rPr>
+        <w:lastRenderedPageBreak/>
         <w:t xml:space="preserve">ORGANIZACIÓN DE LOS PROPÓSITOS DE APRENDIZAJE: </w:t>
       </w:r>
     </w:p>
@@ -25188,7 +24681,7 @@
 </file>
 
 <file path=word/endnotes.xml><?xml version="1.0" encoding="utf-8"?>
-<w:endnotes xmlns:wpc="http://schemas.microsoft.com/office/word/2010/wordprocessingCanvas" xmlns:cx="http://schemas.microsoft.com/office/drawing/2014/chartex" xmlns:cx1="http://schemas.microsoft.com/office/drawing/2015/9/8/chartex" xmlns:cx2="http://schemas.microsoft.com/office/drawing/2015/10/21/chartex" xmlns:cx3="http://schemas.microsoft.com/office/drawing/2016/5/9/chartex" xmlns:cx4="http://schemas.microsoft.com/office/drawing/2016/5/10/chartex" xmlns:cx5="http://schemas.microsoft.com/office/drawing/2016/5/11/chartex" xmlns:cx6="http://schemas.microsoft.com/office/drawing/2016/5/12/chartex" xmlns:cx7="http://schemas.microsoft.com/office/drawing/2016/5/13/chartex" xmlns:cx8="http://schemas.microsoft.com/office/drawing/2016/5/14/chartex" xmlns:mc="http://schemas.openxmlformats.org/markup-compatibility/2006" xmlns:aink="http://schemas.microsoft.com/office/drawing/2016/ink" xmlns:am3d="http://schemas.microsoft.com/office/drawing/2017/model3d" xmlns:o="urn:schemas-microsoft-com:office:office" xmlns:oel="http://schemas.microsoft.com/office/2019/extlst" xmlns:r="http://schemas.openxmlformats.org/officeDocument/2006/relationships" xmlns:m="http://schemas.openxmlformats.org/officeDocument/2006/math" xmlns:v="urn:schemas-microsoft-com:vml" xmlns:wp14="http://schemas.microsoft.com/office/word/2010/wordprocessingDrawing" xmlns:wp="http://schemas.openxmlformats.org/drawingml/2006/wordprocessingDrawing" xmlns:w10="urn:schemas-microsoft-com:office:word" xmlns:w="http://schemas.openxmlformats.org/wordprocessingml/2006/main" xmlns:w14="http://schemas.microsoft.com/office/word/2010/wordml" xmlns:w15="http://schemas.microsoft.com/office/word/2012/wordml" xmlns:w16cex="http://schemas.microsoft.com/office/word/2018/wordml/cex" xmlns:w16cid="http://schemas.microsoft.com/office/word/2016/wordml/cid" xmlns:w16="http://schemas.microsoft.com/office/word/2018/wordml" xmlns:w16du="http://schemas.microsoft.com/office/word/2023/wordml/word16du" xmlns:w16sdtdh="http://schemas.microsoft.com/office/word/2020/wordml/sdtdatahash" xmlns:w16se="http://schemas.microsoft.com/office/word/2015/wordml/symex" xmlns:wpg="http://schemas.microsoft.com/office/word/2010/wordprocessingGroup" xmlns:wpi="http://schemas.microsoft.com/office/word/2010/wordprocessingInk" xmlns:wne="http://schemas.microsoft.com/office/word/2006/wordml" xmlns:wps="http://schemas.microsoft.com/office/word/2010/wordprocessingShape" mc:Ignorable="w14 w15 w16se w16cid w16 w16cex w16sdtdh w16du wp14">
+<w:endnotes xmlns:wpc="http://schemas.microsoft.com/office/word/2010/wordprocessingCanvas" xmlns:cx="http://schemas.microsoft.com/office/drawing/2014/chartex" xmlns:cx1="http://schemas.microsoft.com/office/drawing/2015/9/8/chartex" xmlns:cx2="http://schemas.microsoft.com/office/drawing/2015/10/21/chartex" xmlns:cx3="http://schemas.microsoft.com/office/drawing/2016/5/9/chartex" xmlns:cx4="http://schemas.microsoft.com/office/drawing/2016/5/10/chartex" xmlns:cx5="http://schemas.microsoft.com/office/drawing/2016/5/11/chartex" xmlns:cx6="http://schemas.microsoft.com/office/drawing/2016/5/12/chartex" xmlns:cx7="http://schemas.microsoft.com/office/drawing/2016/5/13/chartex" xmlns:cx8="http://schemas.microsoft.com/office/drawing/2016/5/14/chartex" xmlns:mc="http://schemas.openxmlformats.org/markup-compatibility/2006" xmlns:aink="http://schemas.microsoft.com/office/drawing/2016/ink" xmlns:am3d="http://schemas.microsoft.com/office/drawing/2017/model3d" xmlns:o="urn:schemas-microsoft-com:office:office" xmlns:oel="http://schemas.microsoft.com/office/2019/extlst" xmlns:r="http://schemas.openxmlformats.org/officeDocument/2006/relationships" xmlns:m="http://schemas.openxmlformats.org/officeDocument/2006/math" xmlns:v="urn:schemas-microsoft-com:vml" xmlns:wp14="http://schemas.microsoft.com/office/word/2010/wordprocessingDrawing" xmlns:wp="http://schemas.openxmlformats.org/drawingml/2006/wordprocessingDrawing" xmlns:w10="urn:schemas-microsoft-com:office:word" xmlns:w="http://schemas.openxmlformats.org/wordprocessingml/2006/main" xmlns:w14="http://schemas.microsoft.com/office/word/2010/wordml" xmlns:w15="http://schemas.microsoft.com/office/word/2012/wordml" xmlns:w16cex="http://schemas.microsoft.com/office/word/2018/wordml/cex" xmlns:w16cid="http://schemas.microsoft.com/office/word/2016/wordml/cid" xmlns:w16="http://schemas.microsoft.com/office/word/2018/wordml" xmlns:w16du="http://schemas.microsoft.com/office/word/2023/wordml/word16du" xmlns:w16sdtdh="http://schemas.microsoft.com/office/word/2020/wordml/sdtdatahash" xmlns:w16sdtfl="http://schemas.microsoft.com/office/word/2024/wordml/sdtformatlock" xmlns:w16se="http://schemas.microsoft.com/office/word/2015/wordml/symex" xmlns:wpg="http://schemas.microsoft.com/office/word/2010/wordprocessingGroup" xmlns:wpi="http://schemas.microsoft.com/office/word/2010/wordprocessingInk" xmlns:wne="http://schemas.microsoft.com/office/word/2006/wordml" xmlns:wps="http://schemas.microsoft.com/office/word/2010/wordprocessingShape" mc:Ignorable="w14 w15 w16se w16cid w16 w16cex w16sdtdh w16sdtfl w16du wp14">
   <w:endnote w:type="separator" w:id="-1">
     <w:p>
       <w:pPr>
@@ -25213,7 +24706,7 @@
 </file>
 
 <file path=word/footer1.xml><?xml version="1.0" encoding="utf-8"?>
-<w:ftr xmlns:wpc="http://schemas.microsoft.com/office/word/2010/wordprocessingCanvas" xmlns:cx="http://schemas.microsoft.com/office/drawing/2014/chartex" xmlns:cx1="http://schemas.microsoft.com/office/drawing/2015/9/8/chartex" xmlns:cx2="http://schemas.microsoft.com/office/drawing/2015/10/21/chartex" xmlns:cx3="http://schemas.microsoft.com/office/drawing/2016/5/9/chartex" xmlns:cx4="http://schemas.microsoft.com/office/drawing/2016/5/10/chartex" xmlns:cx5="http://schemas.microsoft.com/office/drawing/2016/5/11/chartex" xmlns:cx6="http://schemas.microsoft.com/office/drawing/2016/5/12/chartex" xmlns:cx7="http://schemas.microsoft.com/office/drawing/2016/5/13/chartex" xmlns:cx8="http://schemas.microsoft.com/office/drawing/2016/5/14/chartex" xmlns:mc="http://schemas.openxmlformats.org/markup-compatibility/2006" xmlns:aink="http://schemas.microsoft.com/office/drawing/2016/ink" xmlns:am3d="http://schemas.microsoft.com/office/drawing/2017/model3d" xmlns:o="urn:schemas-microsoft-com:office:office" xmlns:oel="http://schemas.microsoft.com/office/2019/extlst" xmlns:r="http://schemas.openxmlformats.org/officeDocument/2006/relationships" xmlns:m="http://schemas.openxmlformats.org/officeDocument/2006/math" xmlns:v="urn:schemas-microsoft-com:vml" xmlns:wp14="http://schemas.microsoft.com/office/word/2010/wordprocessingDrawing" xmlns:wp="http://schemas.openxmlformats.org/drawingml/2006/wordprocessingDrawing" xmlns:w10="urn:schemas-microsoft-com:office:word" xmlns:w="http://schemas.openxmlformats.org/wordprocessingml/2006/main" xmlns:w14="http://schemas.microsoft.com/office/word/2010/wordml" xmlns:w15="http://schemas.microsoft.com/office/word/2012/wordml" xmlns:w16cex="http://schemas.microsoft.com/office/word/2018/wordml/cex" xmlns:w16cid="http://schemas.microsoft.com/office/word/2016/wordml/cid" xmlns:w16="http://schemas.microsoft.com/office/word/2018/wordml" xmlns:w16du="http://schemas.microsoft.com/office/word/2023/wordml/word16du" xmlns:w16sdtdh="http://schemas.microsoft.com/office/word/2020/wordml/sdtdatahash" xmlns:w16se="http://schemas.microsoft.com/office/word/2015/wordml/symex" xmlns:wpg="http://schemas.microsoft.com/office/word/2010/wordprocessingGroup" xmlns:wpi="http://schemas.microsoft.com/office/word/2010/wordprocessingInk" xmlns:wne="http://schemas.microsoft.com/office/word/2006/wordml" xmlns:wps="http://schemas.microsoft.com/office/word/2010/wordprocessingShape" mc:Ignorable="w14 w15 w16se w16cid w16 w16cex w16sdtdh w16du wp14">
+<w:ftr xmlns:wpc="http://schemas.microsoft.com/office/word/2010/wordprocessingCanvas" xmlns:cx="http://schemas.microsoft.com/office/drawing/2014/chartex" xmlns:cx1="http://schemas.microsoft.com/office/drawing/2015/9/8/chartex" xmlns:cx2="http://schemas.microsoft.com/office/drawing/2015/10/21/chartex" xmlns:cx3="http://schemas.microsoft.com/office/drawing/2016/5/9/chartex" xmlns:cx4="http://schemas.microsoft.com/office/drawing/2016/5/10/chartex" xmlns:cx5="http://schemas.microsoft.com/office/drawing/2016/5/11/chartex" xmlns:cx6="http://schemas.microsoft.com/office/drawing/2016/5/12/chartex" xmlns:cx7="http://schemas.microsoft.com/office/drawing/2016/5/13/chartex" xmlns:cx8="http://schemas.microsoft.com/office/drawing/2016/5/14/chartex" xmlns:mc="http://schemas.openxmlformats.org/markup-compatibility/2006" xmlns:aink="http://schemas.microsoft.com/office/drawing/2016/ink" xmlns:am3d="http://schemas.microsoft.com/office/drawing/2017/model3d" xmlns:o="urn:schemas-microsoft-com:office:office" xmlns:oel="http://schemas.microsoft.com/office/2019/extlst" xmlns:r="http://schemas.openxmlformats.org/officeDocument/2006/relationships" xmlns:m="http://schemas.openxmlformats.org/officeDocument/2006/math" xmlns:v="urn:schemas-microsoft-com:vml" xmlns:wp14="http://schemas.microsoft.com/office/word/2010/wordprocessingDrawing" xmlns:wp="http://schemas.openxmlformats.org/drawingml/2006/wordprocessingDrawing" xmlns:w10="urn:schemas-microsoft-com:office:word" xmlns:w="http://schemas.openxmlformats.org/wordprocessingml/2006/main" xmlns:w14="http://schemas.microsoft.com/office/word/2010/wordml" xmlns:w15="http://schemas.microsoft.com/office/word/2012/wordml" xmlns:w16cex="http://schemas.microsoft.com/office/word/2018/wordml/cex" xmlns:w16cid="http://schemas.microsoft.com/office/word/2016/wordml/cid" xmlns:w16="http://schemas.microsoft.com/office/word/2018/wordml" xmlns:w16du="http://schemas.microsoft.com/office/word/2023/wordml/word16du" xmlns:w16sdtdh="http://schemas.microsoft.com/office/word/2020/wordml/sdtdatahash" xmlns:w16sdtfl="http://schemas.microsoft.com/office/word/2024/wordml/sdtformatlock" xmlns:w16se="http://schemas.microsoft.com/office/word/2015/wordml/symex" xmlns:wpg="http://schemas.microsoft.com/office/word/2010/wordprocessingGroup" xmlns:wpi="http://schemas.microsoft.com/office/word/2010/wordprocessingInk" xmlns:wne="http://schemas.microsoft.com/office/word/2006/wordml" xmlns:wps="http://schemas.microsoft.com/office/word/2010/wordprocessingShape" mc:Ignorable="w14 w15 w16se w16cid w16 w16cex w16sdtdh w16sdtfl w16du wp14">
   <w:p>
     <w:pPr>
       <w:pStyle w:val="Piedepgina"/>
@@ -25674,7 +25167,7 @@
 </file>
 
 <file path=word/footnotes.xml><?xml version="1.0" encoding="utf-8"?>
-<w:footnotes xmlns:wpc="http://schemas.microsoft.com/office/word/2010/wordprocessingCanvas" xmlns:cx="http://schemas.microsoft.com/office/drawing/2014/chartex" xmlns:cx1="http://schemas.microsoft.com/office/drawing/2015/9/8/chartex" xmlns:cx2="http://schemas.microsoft.com/office/drawing/2015/10/21/chartex" xmlns:cx3="http://schemas.microsoft.com/office/drawing/2016/5/9/chartex" xmlns:cx4="http://schemas.microsoft.com/office/drawing/2016/5/10/chartex" xmlns:cx5="http://schemas.microsoft.com/office/drawing/2016/5/11/chartex" xmlns:cx6="http://schemas.microsoft.com/office/drawing/2016/5/12/chartex" xmlns:cx7="http://schemas.microsoft.com/office/drawing/2016/5/13/chartex" xmlns:cx8="http://schemas.microsoft.com/office/drawing/2016/5/14/chartex" xmlns:mc="http://schemas.openxmlformats.org/markup-compatibility/2006" xmlns:aink="http://schemas.microsoft.com/office/drawing/2016/ink" xmlns:am3d="http://schemas.microsoft.com/office/drawing/2017/model3d" xmlns:o="urn:schemas-microsoft-com:office:office" xmlns:oel="http://schemas.microsoft.com/office/2019/extlst" xmlns:r="http://schemas.openxmlformats.org/officeDocument/2006/relationships" xmlns:m="http://schemas.openxmlformats.org/officeDocument/2006/math" xmlns:v="urn:schemas-microsoft-com:vml" xmlns:wp14="http://schemas.microsoft.com/office/word/2010/wordprocessingDrawing" xmlns:wp="http://schemas.openxmlformats.org/drawingml/2006/wordprocessingDrawing" xmlns:w10="urn:schemas-microsoft-com:office:word" xmlns:w="http://schemas.openxmlformats.org/wordprocessingml/2006/main" xmlns:w14="http://schemas.microsoft.com/office/word/2010/wordml" xmlns:w15="http://schemas.microsoft.com/office/word/2012/wordml" xmlns:w16cex="http://schemas.microsoft.com/office/word/2018/wordml/cex" xmlns:w16cid="http://schemas.microsoft.com/office/word/2016/wordml/cid" xmlns:w16="http://schemas.microsoft.com/office/word/2018/wordml" xmlns:w16du="http://schemas.microsoft.com/office/word/2023/wordml/word16du" xmlns:w16sdtdh="http://schemas.microsoft.com/office/word/2020/wordml/sdtdatahash" xmlns:w16se="http://schemas.microsoft.com/office/word/2015/wordml/symex" xmlns:wpg="http://schemas.microsoft.com/office/word/2010/wordprocessingGroup" xmlns:wpi="http://schemas.microsoft.com/office/word/2010/wordprocessingInk" xmlns:wne="http://schemas.microsoft.com/office/word/2006/wordml" xmlns:wps="http://schemas.microsoft.com/office/word/2010/wordprocessingShape" mc:Ignorable="w14 w15 w16se w16cid w16 w16cex w16sdtdh w16du wp14">
+<w:footnotes xmlns:wpc="http://schemas.microsoft.com/office/word/2010/wordprocessingCanvas" xmlns:cx="http://schemas.microsoft.com/office/drawing/2014/chartex" xmlns:cx1="http://schemas.microsoft.com/office/drawing/2015/9/8/chartex" xmlns:cx2="http://schemas.microsoft.com/office/drawing/2015/10/21/chartex" xmlns:cx3="http://schemas.microsoft.com/office/drawing/2016/5/9/chartex" xmlns:cx4="http://schemas.microsoft.com/office/drawing/2016/5/10/chartex" xmlns:cx5="http://schemas.microsoft.com/office/drawing/2016/5/11/chartex" xmlns:cx6="http://schemas.microsoft.com/office/drawing/2016/5/12/chartex" xmlns:cx7="http://schemas.microsoft.com/office/drawing/2016/5/13/chartex" xmlns:cx8="http://schemas.microsoft.com/office/drawing/2016/5/14/chartex" xmlns:mc="http://schemas.openxmlformats.org/markup-compatibility/2006" xmlns:aink="http://schemas.microsoft.com/office/drawing/2016/ink" xmlns:am3d="http://schemas.microsoft.com/office/drawing/2017/model3d" xmlns:o="urn:schemas-microsoft-com:office:office" xmlns:oel="http://schemas.microsoft.com/office/2019/extlst" xmlns:r="http://schemas.openxmlformats.org/officeDocument/2006/relationships" xmlns:m="http://schemas.openxmlformats.org/officeDocument/2006/math" xmlns:v="urn:schemas-microsoft-com:vml" xmlns:wp14="http://schemas.microsoft.com/office/word/2010/wordprocessingDrawing" xmlns:wp="http://schemas.openxmlformats.org/drawingml/2006/wordprocessingDrawing" xmlns:w10="urn:schemas-microsoft-com:office:word" xmlns:w="http://schemas.openxmlformats.org/wordprocessingml/2006/main" xmlns:w14="http://schemas.microsoft.com/office/word/2010/wordml" xmlns:w15="http://schemas.microsoft.com/office/word/2012/wordml" xmlns:w16cex="http://schemas.microsoft.com/office/word/2018/wordml/cex" xmlns:w16cid="http://schemas.microsoft.com/office/word/2016/wordml/cid" xmlns:w16="http://schemas.microsoft.com/office/word/2018/wordml" xmlns:w16du="http://schemas.microsoft.com/office/word/2023/wordml/word16du" xmlns:w16sdtdh="http://schemas.microsoft.com/office/word/2020/wordml/sdtdatahash" xmlns:w16sdtfl="http://schemas.microsoft.com/office/word/2024/wordml/sdtformatlock" xmlns:w16se="http://schemas.microsoft.com/office/word/2015/wordml/symex" xmlns:wpg="http://schemas.microsoft.com/office/word/2010/wordprocessingGroup" xmlns:wpi="http://schemas.microsoft.com/office/word/2010/wordprocessingInk" xmlns:wne="http://schemas.microsoft.com/office/word/2006/wordml" xmlns:wps="http://schemas.microsoft.com/office/word/2010/wordprocessingShape" mc:Ignorable="w14 w15 w16se w16cid w16 w16cex w16sdtdh w16sdtfl w16du wp14">
   <w:footnote w:type="separator" w:id="-1">
     <w:p>
       <w:pPr>
@@ -25699,7 +25192,7 @@
 </file>
 
 <file path=word/header1.xml><?xml version="1.0" encoding="utf-8"?>
-<w:hdr xmlns:wpc="http://schemas.microsoft.com/office/word/2010/wordprocessingCanvas" xmlns:cx="http://schemas.microsoft.com/office/drawing/2014/chartex" xmlns:cx1="http://schemas.microsoft.com/office/drawing/2015/9/8/chartex" xmlns:cx2="http://schemas.microsoft.com/office/drawing/2015/10/21/chartex" xmlns:cx3="http://schemas.microsoft.com/office/drawing/2016/5/9/chartex" xmlns:cx4="http://schemas.microsoft.com/office/drawing/2016/5/10/chartex" xmlns:cx5="http://schemas.microsoft.com/office/drawing/2016/5/11/chartex" xmlns:cx6="http://schemas.microsoft.com/office/drawing/2016/5/12/chartex" xmlns:cx7="http://schemas.microsoft.com/office/drawing/2016/5/13/chartex" xmlns:cx8="http://schemas.microsoft.com/office/drawing/2016/5/14/chartex" xmlns:mc="http://schemas.openxmlformats.org/markup-compatibility/2006" xmlns:aink="http://schemas.microsoft.com/office/drawing/2016/ink" xmlns:am3d="http://schemas.microsoft.com/office/drawing/2017/model3d" xmlns:o="urn:schemas-microsoft-com:office:office" xmlns:oel="http://schemas.microsoft.com/office/2019/extlst" xmlns:r="http://schemas.openxmlformats.org/officeDocument/2006/relationships" xmlns:m="http://schemas.openxmlformats.org/officeDocument/2006/math" xmlns:v="urn:schemas-microsoft-com:vml" xmlns:wp14="http://schemas.microsoft.com/office/word/2010/wordprocessingDrawing" xmlns:wp="http://schemas.openxmlformats.org/drawingml/2006/wordprocessingDrawing" xmlns:w10="urn:schemas-microsoft-com:office:word" xmlns:w="http://schemas.openxmlformats.org/wordprocessingml/2006/main" xmlns:w14="http://schemas.microsoft.com/office/word/2010/wordml" xmlns:w15="http://schemas.microsoft.com/office/word/2012/wordml" xmlns:w16cex="http://schemas.microsoft.com/office/word/2018/wordml/cex" xmlns:w16cid="http://schemas.microsoft.com/office/word/2016/wordml/cid" xmlns:w16="http://schemas.microsoft.com/office/word/2018/wordml" xmlns:w16du="http://schemas.microsoft.com/office/word/2023/wordml/word16du" xmlns:w16sdtdh="http://schemas.microsoft.com/office/word/2020/wordml/sdtdatahash" xmlns:w16se="http://schemas.microsoft.com/office/word/2015/wordml/symex" xmlns:wpg="http://schemas.microsoft.com/office/word/2010/wordprocessingGroup" xmlns:wpi="http://schemas.microsoft.com/office/word/2010/wordprocessingInk" xmlns:wne="http://schemas.microsoft.com/office/word/2006/wordml" xmlns:wps="http://schemas.microsoft.com/office/word/2010/wordprocessingShape" mc:Ignorable="w14 w15 w16se w16cid w16 w16cex w16sdtdh w16du wp14">
+<w:hdr xmlns:wpc="http://schemas.microsoft.com/office/word/2010/wordprocessingCanvas" xmlns:cx="http://schemas.microsoft.com/office/drawing/2014/chartex" xmlns:cx1="http://schemas.microsoft.com/office/drawing/2015/9/8/chartex" xmlns:cx2="http://schemas.microsoft.com/office/drawing/2015/10/21/chartex" xmlns:cx3="http://schemas.microsoft.com/office/drawing/2016/5/9/chartex" xmlns:cx4="http://schemas.microsoft.com/office/drawing/2016/5/10/chartex" xmlns:cx5="http://schemas.microsoft.com/office/drawing/2016/5/11/chartex" xmlns:cx6="http://schemas.microsoft.com/office/drawing/2016/5/12/chartex" xmlns:cx7="http://schemas.microsoft.com/office/drawing/2016/5/13/chartex" xmlns:cx8="http://schemas.microsoft.com/office/drawing/2016/5/14/chartex" xmlns:mc="http://schemas.openxmlformats.org/markup-compatibility/2006" xmlns:aink="http://schemas.microsoft.com/office/drawing/2016/ink" xmlns:am3d="http://schemas.microsoft.com/office/drawing/2017/model3d" xmlns:o="urn:schemas-microsoft-com:office:office" xmlns:oel="http://schemas.microsoft.com/office/2019/extlst" xmlns:r="http://schemas.openxmlformats.org/officeDocument/2006/relationships" xmlns:m="http://schemas.openxmlformats.org/officeDocument/2006/math" xmlns:v="urn:schemas-microsoft-com:vml" xmlns:wp14="http://schemas.microsoft.com/office/word/2010/wordprocessingDrawing" xmlns:wp="http://schemas.openxmlformats.org/drawingml/2006/wordprocessingDrawing" xmlns:w10="urn:schemas-microsoft-com:office:word" xmlns:w="http://schemas.openxmlformats.org/wordprocessingml/2006/main" xmlns:w14="http://schemas.microsoft.com/office/word/2010/wordml" xmlns:w15="http://schemas.microsoft.com/office/word/2012/wordml" xmlns:w16cex="http://schemas.microsoft.com/office/word/2018/wordml/cex" xmlns:w16cid="http://schemas.microsoft.com/office/word/2016/wordml/cid" xmlns:w16="http://schemas.microsoft.com/office/word/2018/wordml" xmlns:w16du="http://schemas.microsoft.com/office/word/2023/wordml/word16du" xmlns:w16sdtdh="http://schemas.microsoft.com/office/word/2020/wordml/sdtdatahash" xmlns:w16sdtfl="http://schemas.microsoft.com/office/word/2024/wordml/sdtformatlock" xmlns:w16se="http://schemas.microsoft.com/office/word/2015/wordml/symex" xmlns:wpg="http://schemas.microsoft.com/office/word/2010/wordprocessingGroup" xmlns:wpi="http://schemas.microsoft.com/office/word/2010/wordprocessingInk" xmlns:wne="http://schemas.microsoft.com/office/word/2006/wordml" xmlns:wps="http://schemas.microsoft.com/office/word/2010/wordprocessingShape" mc:Ignorable="w14 w15 w16se w16cid w16 w16cex w16sdtdh w16sdtfl w16du wp14">
   <w:tbl>
     <w:tblPr>
       <w:tblStyle w:val="Tablaconcuadrcula"/>
@@ -25989,7 +25482,7 @@
 </file>
 
 <file path=word/numbering.xml><?xml version="1.0" encoding="utf-8"?>
-<w:numbering xmlns:wpc="http://schemas.microsoft.com/office/word/2010/wordprocessingCanvas" xmlns:cx="http://schemas.microsoft.com/office/drawing/2014/chartex" xmlns:cx1="http://schemas.microsoft.com/office/drawing/2015/9/8/chartex" xmlns:cx2="http://schemas.microsoft.com/office/drawing/2015/10/21/chartex" xmlns:cx3="http://schemas.microsoft.com/office/drawing/2016/5/9/chartex" xmlns:cx4="http://schemas.microsoft.com/office/drawing/2016/5/10/chartex" xmlns:cx5="http://schemas.microsoft.com/office/drawing/2016/5/11/chartex" xmlns:cx6="http://schemas.microsoft.com/office/drawing/2016/5/12/chartex" xmlns:cx7="http://schemas.microsoft.com/office/drawing/2016/5/13/chartex" xmlns:cx8="http://schemas.microsoft.com/office/drawing/2016/5/14/chartex" xmlns:mc="http://schemas.openxmlformats.org/markup-compatibility/2006" xmlns:aink="http://schemas.microsoft.com/office/drawing/2016/ink" xmlns:am3d="http://schemas.microsoft.com/office/drawing/2017/model3d" xmlns:o="urn:schemas-microsoft-com:office:office" xmlns:oel="http://schemas.microsoft.com/office/2019/extlst" xmlns:r="http://schemas.openxmlformats.org/officeDocument/2006/relationships" xmlns:m="http://schemas.openxmlformats.org/officeDocument/2006/math" xmlns:v="urn:schemas-microsoft-com:vml" xmlns:wp14="http://schemas.microsoft.com/office/word/2010/wordprocessingDrawing" xmlns:wp="http://schemas.openxmlformats.org/drawingml/2006/wordprocessingDrawing" xmlns:w10="urn:schemas-microsoft-com:office:word" xmlns:w="http://schemas.openxmlformats.org/wordprocessingml/2006/main" xmlns:w14="http://schemas.microsoft.com/office/word/2010/wordml" xmlns:w15="http://schemas.microsoft.com/office/word/2012/wordml" xmlns:w16cex="http://schemas.microsoft.com/office/word/2018/wordml/cex" xmlns:w16cid="http://schemas.microsoft.com/office/word/2016/wordml/cid" xmlns:w16="http://schemas.microsoft.com/office/word/2018/wordml" xmlns:w16du="http://schemas.microsoft.com/office/word/2023/wordml/word16du" xmlns:w16sdtdh="http://schemas.microsoft.com/office/word/2020/wordml/sdtdatahash" xmlns:w16se="http://schemas.microsoft.com/office/word/2015/wordml/symex" xmlns:wpg="http://schemas.microsoft.com/office/word/2010/wordprocessingGroup" xmlns:wpi="http://schemas.microsoft.com/office/word/2010/wordprocessingInk" xmlns:wne="http://schemas.microsoft.com/office/word/2006/wordml" xmlns:wps="http://schemas.microsoft.com/office/word/2010/wordprocessingShape" mc:Ignorable="w14 w15 w16se w16cid w16 w16cex w16sdtdh w16du wp14">
+<w:numbering xmlns:wpc="http://schemas.microsoft.com/office/word/2010/wordprocessingCanvas" xmlns:cx="http://schemas.microsoft.com/office/drawing/2014/chartex" xmlns:cx1="http://schemas.microsoft.com/office/drawing/2015/9/8/chartex" xmlns:cx2="http://schemas.microsoft.com/office/drawing/2015/10/21/chartex" xmlns:cx3="http://schemas.microsoft.com/office/drawing/2016/5/9/chartex" xmlns:cx4="http://schemas.microsoft.com/office/drawing/2016/5/10/chartex" xmlns:cx5="http://schemas.microsoft.com/office/drawing/2016/5/11/chartex" xmlns:cx6="http://schemas.microsoft.com/office/drawing/2016/5/12/chartex" xmlns:cx7="http://schemas.microsoft.com/office/drawing/2016/5/13/chartex" xmlns:cx8="http://schemas.microsoft.com/office/drawing/2016/5/14/chartex" xmlns:mc="http://schemas.openxmlformats.org/markup-compatibility/2006" xmlns:aink="http://schemas.microsoft.com/office/drawing/2016/ink" xmlns:am3d="http://schemas.microsoft.com/office/drawing/2017/model3d" xmlns:o="urn:schemas-microsoft-com:office:office" xmlns:oel="http://schemas.microsoft.com/office/2019/extlst" xmlns:r="http://schemas.openxmlformats.org/officeDocument/2006/relationships" xmlns:m="http://schemas.openxmlformats.org/officeDocument/2006/math" xmlns:v="urn:schemas-microsoft-com:vml" xmlns:wp14="http://schemas.microsoft.com/office/word/2010/wordprocessingDrawing" xmlns:wp="http://schemas.openxmlformats.org/drawingml/2006/wordprocessingDrawing" xmlns:w10="urn:schemas-microsoft-com:office:word" xmlns:w="http://schemas.openxmlformats.org/wordprocessingml/2006/main" xmlns:w14="http://schemas.microsoft.com/office/word/2010/wordml" xmlns:w15="http://schemas.microsoft.com/office/word/2012/wordml" xmlns:w16cex="http://schemas.microsoft.com/office/word/2018/wordml/cex" xmlns:w16cid="http://schemas.microsoft.com/office/word/2016/wordml/cid" xmlns:w16="http://schemas.microsoft.com/office/word/2018/wordml" xmlns:w16du="http://schemas.microsoft.com/office/word/2023/wordml/word16du" xmlns:w16sdtdh="http://schemas.microsoft.com/office/word/2020/wordml/sdtdatahash" xmlns:w16sdtfl="http://schemas.microsoft.com/office/word/2024/wordml/sdtformatlock" xmlns:w16se="http://schemas.microsoft.com/office/word/2015/wordml/symex" xmlns:wpg="http://schemas.microsoft.com/office/word/2010/wordprocessingGroup" xmlns:wpi="http://schemas.microsoft.com/office/word/2010/wordprocessingInk" xmlns:wne="http://schemas.microsoft.com/office/word/2006/wordml" xmlns:wps="http://schemas.microsoft.com/office/word/2010/wordprocessingShape" mc:Ignorable="w14 w15 w16se w16cid w16 w16cex w16sdtdh w16sdtfl w16du wp14">
   <w:abstractNum w:abstractNumId="0" w15:restartNumberingAfterBreak="0">
     <w:nsid w:val="08D86D46"/>
     <w:multiLevelType w:val="hybridMultilevel"/>
@@ -28575,7 +28068,7 @@
 </file>
 
 <file path=word/styles.xml><?xml version="1.0" encoding="utf-8"?>
-<w:styles xmlns:mc="http://schemas.openxmlformats.org/markup-compatibility/2006" xmlns:r="http://schemas.openxmlformats.org/officeDocument/2006/relationships" xmlns:w="http://schemas.openxmlformats.org/wordprocessingml/2006/main" xmlns:w14="http://schemas.microsoft.com/office/word/2010/wordml" xmlns:w15="http://schemas.microsoft.com/office/word/2012/wordml" xmlns:w16cex="http://schemas.microsoft.com/office/word/2018/wordml/cex" xmlns:w16cid="http://schemas.microsoft.com/office/word/2016/wordml/cid" xmlns:w16="http://schemas.microsoft.com/office/word/2018/wordml" xmlns:w16du="http://schemas.microsoft.com/office/word/2023/wordml/word16du" xmlns:w16sdtdh="http://schemas.microsoft.com/office/word/2020/wordml/sdtdatahash" xmlns:w16se="http://schemas.microsoft.com/office/word/2015/wordml/symex" mc:Ignorable="w14 w15 w16se w16cid w16 w16cex w16sdtdh w16du">
+<w:styles xmlns:mc="http://schemas.openxmlformats.org/markup-compatibility/2006" xmlns:r="http://schemas.openxmlformats.org/officeDocument/2006/relationships" xmlns:w="http://schemas.openxmlformats.org/wordprocessingml/2006/main" xmlns:w14="http://schemas.microsoft.com/office/word/2010/wordml" xmlns:w15="http://schemas.microsoft.com/office/word/2012/wordml" xmlns:w16cex="http://schemas.microsoft.com/office/word/2018/wordml/cex" xmlns:w16cid="http://schemas.microsoft.com/office/word/2016/wordml/cid" xmlns:w16="http://schemas.microsoft.com/office/word/2018/wordml" xmlns:w16du="http://schemas.microsoft.com/office/word/2023/wordml/word16du" xmlns:w16sdtdh="http://schemas.microsoft.com/office/word/2020/wordml/sdtdatahash" xmlns:w16sdtfl="http://schemas.microsoft.com/office/word/2024/wordml/sdtformatlock" xmlns:w16se="http://schemas.microsoft.com/office/word/2015/wordml/symex" mc:Ignorable="w14 w15 w16se w16cid w16 w16cex w16sdtdh w16sdtfl w16du">
   <w:docDefaults>
     <w:rPrDefault>
       <w:rPr>
@@ -29602,7 +29095,7 @@
       <w:u w:val="single"/>
     </w:rPr>
   </w:style>
-  <w:style w:type="character" w:styleId="Textoennegrita">
+  <w:style w:type="character" w:styleId="Fuerte">
     <w:name w:val="Strong"/>
     <w:basedOn w:val="Fuentedeprrafopredeter"/>
     <w:uiPriority w:val="22"/>
